--- a/CP/📘 Introduction to Java.docx
+++ b/CP/📘 Introduction to Java.docx
@@ -1849,7 +1849,7 @@
           <w:lang w:eastAsia="en-IN"/>
         </w:rPr>
         <w:pict w14:anchorId="457571BD">
-          <v:rect id="_x0000_i1028" style="width:0;height:1.5pt" o:hralign="center" o:hrstd="t" o:hr="t" fillcolor="#a0a0a0" stroked="f"/>
+          <v:rect id="_x0000_i1027" style="width:0;height:1.5pt" o:hralign="center" o:hrstd="t" o:hr="t" fillcolor="#a0a0a0" stroked="f"/>
         </w:pict>
       </w:r>
     </w:p>
@@ -2305,7 +2305,7 @@
           <w:lang w:eastAsia="en-IN"/>
         </w:rPr>
         <w:pict w14:anchorId="45992B43">
-          <v:rect id="_x0000_i1029" style="width:0;height:1.5pt" o:hralign="center" o:hrstd="t" o:hr="t" fillcolor="#a0a0a0" stroked="f"/>
+          <v:rect id="_x0000_i1028" style="width:0;height:1.5pt" o:hralign="center" o:hrstd="t" o:hr="t" fillcolor="#a0a0a0" stroked="f"/>
         </w:pict>
       </w:r>
     </w:p>
@@ -3447,7 +3447,7 @@
           <w:lang w:eastAsia="en-IN"/>
         </w:rPr>
         <w:pict w14:anchorId="28D39B26">
-          <v:rect id="_x0000_i1031" style="width:0;height:1.5pt" o:hralign="center" o:hrstd="t" o:hr="t" fillcolor="#a0a0a0" stroked="f"/>
+          <v:rect id="_x0000_i1029" style="width:0;height:1.5pt" o:hralign="center" o:hrstd="t" o:hr="t" fillcolor="#a0a0a0" stroked="f"/>
         </w:pict>
       </w:r>
     </w:p>
@@ -6025,7 +6025,7 @@
           <w:lang w:eastAsia="en-IN"/>
         </w:rPr>
         <w:pict w14:anchorId="2B8A8848">
-          <v:rect id="_x0000_i1034" style="width:0;height:1.5pt" o:hralign="center" o:hrstd="t" o:hr="t" fillcolor="#a0a0a0" stroked="f"/>
+          <v:rect id="_x0000_i1030" style="width:0;height:1.5pt" o:hralign="center" o:hrstd="t" o:hr="t" fillcolor="#a0a0a0" stroked="f"/>
         </w:pict>
       </w:r>
     </w:p>
@@ -6625,7 +6625,7 @@
           <w:lang w:eastAsia="en-IN"/>
         </w:rPr>
         <w:pict w14:anchorId="7C9B0865">
-          <v:rect id="_x0000_i1035" style="width:0;height:1.5pt" o:hralign="center" o:hrstd="t" o:hr="t" fillcolor="#a0a0a0" stroked="f"/>
+          <v:rect id="_x0000_i1031" style="width:0;height:1.5pt" o:hralign="center" o:hrstd="t" o:hr="t" fillcolor="#a0a0a0" stroked="f"/>
         </w:pict>
       </w:r>
     </w:p>
@@ -6959,7 +6959,7 @@
           <w:lang w:eastAsia="en-IN"/>
         </w:rPr>
         <w:pict w14:anchorId="629E0D84">
-          <v:rect id="_x0000_i1036" style="width:0;height:1.5pt" o:hralign="center" o:hrstd="t" o:hr="t" fillcolor="#a0a0a0" stroked="f"/>
+          <v:rect id="_x0000_i1032" style="width:0;height:1.5pt" o:hralign="center" o:hrstd="t" o:hr="t" fillcolor="#a0a0a0" stroked="f"/>
         </w:pict>
       </w:r>
     </w:p>
@@ -7522,7 +7522,7 @@
           <w:lang w:eastAsia="en-IN"/>
         </w:rPr>
         <w:pict w14:anchorId="6479607C">
-          <v:rect id="_x0000_i1037" style="width:0;height:1.5pt" o:hralign="center" o:hrstd="t" o:hr="t" fillcolor="#a0a0a0" stroked="f"/>
+          <v:rect id="_x0000_i1033" style="width:0;height:1.5pt" o:hralign="center" o:hrstd="t" o:hr="t" fillcolor="#a0a0a0" stroked="f"/>
         </w:pict>
       </w:r>
     </w:p>
@@ -8052,7 +8052,7 @@
           <w:lang w:eastAsia="en-IN"/>
         </w:rPr>
         <w:pict w14:anchorId="1F776597">
-          <v:rect id="_x0000_i1038" style="width:0;height:1.5pt" o:hralign="center" o:hrstd="t" o:hr="t" fillcolor="#a0a0a0" stroked="f"/>
+          <v:rect id="_x0000_i1034" style="width:0;height:1.5pt" o:hralign="center" o:hrstd="t" o:hr="t" fillcolor="#a0a0a0" stroked="f"/>
         </w:pict>
       </w:r>
     </w:p>
@@ -10323,7 +10323,7 @@
           <w:lang w:eastAsia="en-IN"/>
         </w:rPr>
         <w:pict w14:anchorId="0F14C1AF">
-          <v:rect id="_x0000_i1043" style="width:0;height:1.5pt" o:hralign="center" o:hrstd="t" o:hr="t" fillcolor="#a0a0a0" stroked="f"/>
+          <v:rect id="_x0000_i1035" style="width:0;height:1.5pt" o:hralign="center" o:hrstd="t" o:hr="t" fillcolor="#a0a0a0" stroked="f"/>
         </w:pict>
       </w:r>
     </w:p>
@@ -11398,7 +11398,7 @@
           <w:lang w:eastAsia="en-IN"/>
         </w:rPr>
         <w:pict w14:anchorId="2A57051B">
-          <v:rect id="_x0000_i1044" style="width:0;height:1.5pt" o:hralign="center" o:hrstd="t" o:hr="t" fillcolor="#a0a0a0" stroked="f"/>
+          <v:rect id="_x0000_i1036" style="width:0;height:1.5pt" o:hralign="center" o:hrstd="t" o:hr="t" fillcolor="#a0a0a0" stroked="f"/>
         </w:pict>
       </w:r>
     </w:p>
@@ -12000,7 +12000,7 @@
           <w:lang w:eastAsia="en-IN"/>
         </w:rPr>
         <w:pict w14:anchorId="4A925BE6">
-          <v:rect id="_x0000_i1052" style="width:0;height:1.5pt" o:hralign="center" o:hrstd="t" o:hr="t" fillcolor="#a0a0a0" stroked="f"/>
+          <v:rect id="_x0000_i1037" style="width:0;height:1.5pt" o:hralign="center" o:hrstd="t" o:hr="t" fillcolor="#a0a0a0" stroked="f"/>
         </w:pict>
       </w:r>
     </w:p>
@@ -13180,7 +13180,7 @@
           <w:lang w:eastAsia="en-IN"/>
         </w:rPr>
         <w:pict w14:anchorId="6BDC5AB2">
-          <v:rect id="_x0000_i1053" style="width:0;height:1.5pt" o:hralign="center" o:hrstd="t" o:hr="t" fillcolor="#a0a0a0" stroked="f"/>
+          <v:rect id="_x0000_i1038" style="width:0;height:1.5pt" o:hralign="center" o:hrstd="t" o:hr="t" fillcolor="#a0a0a0" stroked="f"/>
         </w:pict>
       </w:r>
     </w:p>
@@ -14246,7 +14246,7 @@
           <w:lang w:eastAsia="en-IN"/>
         </w:rPr>
         <w:pict w14:anchorId="7F905E30">
-          <v:rect id="_x0000_i1054" style="width:0;height:1.5pt" o:hralign="center" o:hrstd="t" o:hr="t" fillcolor="#a0a0a0" stroked="f"/>
+          <v:rect id="_x0000_i1039" style="width:0;height:1.5pt" o:hralign="center" o:hrstd="t" o:hr="t" fillcolor="#a0a0a0" stroked="f"/>
         </w:pict>
       </w:r>
     </w:p>
@@ -14630,6 +14630,3883 @@
           <w:lang w:eastAsia="en-IN"/>
         </w:rPr>
         <w:t>“Java is platform independent because bytecode is platform independent, while JVM is platform dependent.”</w:t>
+      </w:r>
+    </w:p>
+    <w:p/>
+    <w:p>
+      <w:r>
+        <w:br w:type="page"/>
+      </w:r>
+    </w:p>
+    <w:p>
+      <w:pPr>
+        <w:pStyle w:val="Heading1"/>
+      </w:pPr>
+      <w:r>
+        <w:rPr>
+          <w:rFonts w:ascii="Segoe UI Emoji" w:hAnsi="Segoe UI Emoji" w:cs="Segoe UI Emoji"/>
+        </w:rPr>
+        <w:lastRenderedPageBreak/>
+        <w:t>🚀</w:t>
+      </w:r>
+      <w:r>
+        <w:t xml:space="preserve"> Java Foundations: Master Cheat Sheet</w:t>
+      </w:r>
+    </w:p>
+    <w:p>
+      <w:pPr>
+        <w:pStyle w:val="Heading3Char"/>
+      </w:pPr>
+      <w:r>
+        <w:rPr>
+          <w:i/>
+          <w:iCs/>
+        </w:rPr>
+        <w:t>Program Anatomy • Execution Pipeline • Datatypes • Buffer Traps • Interview Q&amp;A</w:t>
+      </w:r>
+    </w:p>
+    <w:p>
+      <w:pPr>
+        <w:pStyle w:val="Heading3"/>
+      </w:pPr>
+      <w:r>
+        <w:rPr>
+          <w:rFonts w:ascii="Segoe UI Emoji" w:hAnsi="Segoe UI Emoji" w:cs="Segoe UI Emoji"/>
+        </w:rPr>
+        <w:t>📌</w:t>
+      </w:r>
+      <w:r>
+        <w:t xml:space="preserve"> 1. Java Execution Pipeline &amp; File Rule</w:t>
+      </w:r>
+    </w:p>
+    <w:p>
+      <w:pPr>
+        <w:pStyle w:val="Heading3Char"/>
+      </w:pPr>
+      <w:r>
+        <w:t xml:space="preserve">Java source code follows a two-phase translation process: </w:t>
+      </w:r>
+    </w:p>
+    <w:p>
+      <w:pPr>
+        <w:pStyle w:val="Strong"/>
+        <w:rPr>
+          <w:rStyle w:val="HTMLPreformattedChar"/>
+          <w:rFonts w:eastAsiaTheme="minorHAnsi"/>
+        </w:rPr>
+      </w:pPr>
+      <w:r>
+        <w:rPr>
+          <w:rStyle w:val="HTMLPreformattedChar"/>
+          <w:rFonts w:eastAsiaTheme="minorHAnsi"/>
+        </w:rPr>
+        <w:t>[</w:t>
+      </w:r>
+      <w:proofErr w:type="gramStart"/>
+      <w:r>
+        <w:rPr>
+          <w:rStyle w:val="HTMLPreformattedChar"/>
+          <w:rFonts w:eastAsiaTheme="minorHAnsi"/>
+        </w:rPr>
+        <w:t>Main.java]  ─</w:t>
+      </w:r>
+      <w:proofErr w:type="gramEnd"/>
+      <w:r>
+        <w:rPr>
+          <w:rStyle w:val="HTMLPreformattedChar"/>
+          <w:rFonts w:eastAsiaTheme="minorHAnsi"/>
+        </w:rPr>
+        <w:t>─(</w:t>
+      </w:r>
+      <w:proofErr w:type="spellStart"/>
+      <w:r>
+        <w:rPr>
+          <w:rStyle w:val="HTMLPreformattedChar"/>
+          <w:rFonts w:eastAsiaTheme="minorHAnsi"/>
+        </w:rPr>
+        <w:t>javac</w:t>
+      </w:r>
+      <w:proofErr w:type="spellEnd"/>
+      <w:r>
+        <w:rPr>
+          <w:rStyle w:val="HTMLPreformattedChar"/>
+          <w:rFonts w:eastAsiaTheme="minorHAnsi"/>
+        </w:rPr>
+        <w:t xml:space="preserve"> Compiler)──</w:t>
+      </w:r>
+      <w:r>
+        <w:rPr>
+          <w:rStyle w:val="HTMLPreformattedChar"/>
+          <w:rFonts w:ascii="Segoe UI Emoji" w:eastAsiaTheme="minorHAnsi" w:hAnsi="Segoe UI Emoji" w:cs="Segoe UI Emoji"/>
+        </w:rPr>
+        <w:t>▶</w:t>
+      </w:r>
+      <w:r>
+        <w:rPr>
+          <w:rStyle w:val="HTMLPreformattedChar"/>
+          <w:rFonts w:eastAsiaTheme="minorHAnsi"/>
+        </w:rPr>
+        <w:t xml:space="preserve">  [</w:t>
+      </w:r>
+      <w:proofErr w:type="spellStart"/>
+      <w:r>
+        <w:rPr>
+          <w:rStyle w:val="HTMLPreformattedChar"/>
+          <w:rFonts w:eastAsiaTheme="minorHAnsi"/>
+        </w:rPr>
+        <w:t>Main.class</w:t>
+      </w:r>
+      <w:proofErr w:type="spellEnd"/>
+      <w:r>
+        <w:rPr>
+          <w:rStyle w:val="HTMLPreformattedChar"/>
+          <w:rFonts w:eastAsiaTheme="minorHAnsi"/>
+        </w:rPr>
+        <w:t xml:space="preserve"> (Bytecode)]  ──(JVM + JIT)──</w:t>
+      </w:r>
+      <w:r>
+        <w:rPr>
+          <w:rStyle w:val="HTMLPreformattedChar"/>
+          <w:rFonts w:ascii="Segoe UI Emoji" w:eastAsiaTheme="minorHAnsi" w:hAnsi="Segoe UI Emoji" w:cs="Segoe UI Emoji"/>
+        </w:rPr>
+        <w:t>▶</w:t>
+      </w:r>
+      <w:r>
+        <w:rPr>
+          <w:rStyle w:val="HTMLPreformattedChar"/>
+          <w:rFonts w:eastAsiaTheme="minorHAnsi"/>
+        </w:rPr>
+        <w:t xml:space="preserve">  [Native Machine Code]</w:t>
+      </w:r>
+    </w:p>
+    <w:tbl>
+      <w:tblPr>
+        <w:tblW w:w="0" w:type="auto"/>
+        <w:tblCellSpacing w:w="15" w:type="dxa"/>
+        <w:tblCellMar>
+          <w:top w:w="15" w:type="dxa"/>
+          <w:left w:w="15" w:type="dxa"/>
+          <w:bottom w:w="15" w:type="dxa"/>
+          <w:right w:w="15" w:type="dxa"/>
+        </w:tblCellMar>
+        <w:tblLook w:val="04A0" w:firstRow="1" w:lastRow="0" w:firstColumn="1" w:lastColumn="0" w:noHBand="0" w:noVBand="1"/>
+      </w:tblPr>
+      <w:tblGrid>
+        <w:gridCol w:w="1551"/>
+        <w:gridCol w:w="2133"/>
+        <w:gridCol w:w="2502"/>
+        <w:gridCol w:w="4570"/>
+      </w:tblGrid>
+      <w:tr>
+        <w:trPr>
+          <w:tblHeader/>
+          <w:tblCellSpacing w:w="15" w:type="dxa"/>
+        </w:trPr>
+        <w:tc>
+          <w:tcPr>
+            <w:tcW w:w="0" w:type="auto"/>
+            <w:tcBorders>
+              <w:top w:val="single" w:sz="6" w:space="0" w:color="C4C7C5"/>
+              <w:left w:val="single" w:sz="6" w:space="0" w:color="C4C7C5"/>
+              <w:bottom w:val="single" w:sz="6" w:space="0" w:color="C4C7C5"/>
+              <w:right w:val="single" w:sz="6" w:space="0" w:color="C4C7C5"/>
+            </w:tcBorders>
+            <w:tcMar>
+              <w:top w:w="120" w:type="dxa"/>
+              <w:left w:w="180" w:type="dxa"/>
+              <w:bottom w:w="120" w:type="dxa"/>
+              <w:right w:w="180" w:type="dxa"/>
+            </w:tcMar>
+            <w:vAlign w:val="center"/>
+            <w:hideMark/>
+          </w:tcPr>
+          <w:p>
+            <w:pPr>
+              <w:spacing w:after="480"/>
+            </w:pPr>
+            <w:r>
+              <w:rPr>
+                <w:rStyle w:val="HTMLCode"/>
+                <w:rFonts w:eastAsiaTheme="minorHAnsi"/>
+              </w:rPr>
+              <w:t>Phase</w:t>
+            </w:r>
+          </w:p>
+        </w:tc>
+        <w:tc>
+          <w:tcPr>
+            <w:tcW w:w="0" w:type="auto"/>
+            <w:tcBorders>
+              <w:top w:val="single" w:sz="6" w:space="0" w:color="C4C7C5"/>
+              <w:left w:val="single" w:sz="6" w:space="0" w:color="C4C7C5"/>
+              <w:bottom w:val="single" w:sz="6" w:space="0" w:color="C4C7C5"/>
+              <w:right w:val="single" w:sz="6" w:space="0" w:color="C4C7C5"/>
+            </w:tcBorders>
+            <w:tcMar>
+              <w:top w:w="120" w:type="dxa"/>
+              <w:left w:w="180" w:type="dxa"/>
+              <w:bottom w:w="120" w:type="dxa"/>
+              <w:right w:w="180" w:type="dxa"/>
+            </w:tcMar>
+            <w:vAlign w:val="center"/>
+            <w:hideMark/>
+          </w:tcPr>
+          <w:p>
+            <w:pPr>
+              <w:spacing w:after="480"/>
+            </w:pPr>
+            <w:r>
+              <w:rPr>
+                <w:rStyle w:val="HTMLCode"/>
+                <w:rFonts w:eastAsiaTheme="minorHAnsi"/>
+              </w:rPr>
+              <w:t>Tool / Command</w:t>
+            </w:r>
+          </w:p>
+        </w:tc>
+        <w:tc>
+          <w:tcPr>
+            <w:tcW w:w="0" w:type="auto"/>
+            <w:tcBorders>
+              <w:top w:val="single" w:sz="6" w:space="0" w:color="C4C7C5"/>
+              <w:left w:val="single" w:sz="6" w:space="0" w:color="C4C7C5"/>
+              <w:bottom w:val="single" w:sz="6" w:space="0" w:color="C4C7C5"/>
+              <w:right w:val="single" w:sz="6" w:space="0" w:color="C4C7C5"/>
+            </w:tcBorders>
+            <w:tcMar>
+              <w:top w:w="120" w:type="dxa"/>
+              <w:left w:w="180" w:type="dxa"/>
+              <w:bottom w:w="120" w:type="dxa"/>
+              <w:right w:w="180" w:type="dxa"/>
+            </w:tcMar>
+            <w:vAlign w:val="center"/>
+            <w:hideMark/>
+          </w:tcPr>
+          <w:p>
+            <w:pPr>
+              <w:spacing w:after="480"/>
+            </w:pPr>
+            <w:r>
+              <w:rPr>
+                <w:rStyle w:val="HTMLCode"/>
+                <w:rFonts w:eastAsiaTheme="minorHAnsi"/>
+              </w:rPr>
+              <w:t>Output Artifact</w:t>
+            </w:r>
+          </w:p>
+        </w:tc>
+        <w:tc>
+          <w:tcPr>
+            <w:tcW w:w="0" w:type="auto"/>
+            <w:tcBorders>
+              <w:top w:val="single" w:sz="6" w:space="0" w:color="C4C7C5"/>
+              <w:left w:val="single" w:sz="6" w:space="0" w:color="C4C7C5"/>
+              <w:bottom w:val="single" w:sz="6" w:space="0" w:color="C4C7C5"/>
+              <w:right w:val="single" w:sz="6" w:space="0" w:color="C4C7C5"/>
+            </w:tcBorders>
+            <w:tcMar>
+              <w:top w:w="120" w:type="dxa"/>
+              <w:left w:w="180" w:type="dxa"/>
+              <w:bottom w:w="120" w:type="dxa"/>
+              <w:right w:w="180" w:type="dxa"/>
+            </w:tcMar>
+            <w:vAlign w:val="center"/>
+            <w:hideMark/>
+          </w:tcPr>
+          <w:p>
+            <w:pPr>
+              <w:spacing w:after="480"/>
+            </w:pPr>
+            <w:r>
+              <w:rPr>
+                <w:rStyle w:val="HTMLCode"/>
+                <w:rFonts w:eastAsiaTheme="minorHAnsi"/>
+              </w:rPr>
+              <w:t>Interview Note</w:t>
+            </w:r>
+          </w:p>
+        </w:tc>
+      </w:tr>
+      <w:tr>
+        <w:trPr>
+          <w:tblCellSpacing w:w="15" w:type="dxa"/>
+        </w:trPr>
+        <w:tc>
+          <w:tcPr>
+            <w:tcW w:w="0" w:type="auto"/>
+            <w:tcBorders>
+              <w:top w:val="single" w:sz="6" w:space="0" w:color="C4C7C5"/>
+              <w:left w:val="single" w:sz="6" w:space="0" w:color="C4C7C5"/>
+              <w:bottom w:val="single" w:sz="6" w:space="0" w:color="C4C7C5"/>
+              <w:right w:val="single" w:sz="6" w:space="0" w:color="C4C7C5"/>
+            </w:tcBorders>
+            <w:tcMar>
+              <w:top w:w="120" w:type="dxa"/>
+              <w:left w:w="180" w:type="dxa"/>
+              <w:bottom w:w="120" w:type="dxa"/>
+              <w:right w:w="180" w:type="dxa"/>
+            </w:tcMar>
+            <w:vAlign w:val="center"/>
+            <w:hideMark/>
+          </w:tcPr>
+          <w:p>
+            <w:pPr>
+              <w:spacing w:after="480"/>
+            </w:pPr>
+            <w:r>
+              <w:rPr>
+                <w:b/>
+                <w:bCs/>
+              </w:rPr>
+              <w:t>Compilation</w:t>
+            </w:r>
+          </w:p>
+        </w:tc>
+        <w:tc>
+          <w:tcPr>
+            <w:tcW w:w="0" w:type="auto"/>
+            <w:tcBorders>
+              <w:top w:val="single" w:sz="6" w:space="0" w:color="C4C7C5"/>
+              <w:left w:val="single" w:sz="6" w:space="0" w:color="C4C7C5"/>
+              <w:bottom w:val="single" w:sz="6" w:space="0" w:color="C4C7C5"/>
+              <w:right w:val="single" w:sz="6" w:space="0" w:color="C4C7C5"/>
+            </w:tcBorders>
+            <w:tcMar>
+              <w:top w:w="120" w:type="dxa"/>
+              <w:left w:w="180" w:type="dxa"/>
+              <w:bottom w:w="120" w:type="dxa"/>
+              <w:right w:w="180" w:type="dxa"/>
+            </w:tcMar>
+            <w:vAlign w:val="center"/>
+            <w:hideMark/>
+          </w:tcPr>
+          <w:p>
+            <w:pPr>
+              <w:spacing w:after="480"/>
+            </w:pPr>
+            <w:proofErr w:type="spellStart"/>
+            <w:r>
+              <w:rPr>
+                <w:rStyle w:val="HTMLPreformattedChar"/>
+                <w:rFonts w:eastAsiaTheme="minorHAnsi"/>
+              </w:rPr>
+              <w:t>javac</w:t>
+            </w:r>
+            <w:proofErr w:type="spellEnd"/>
+            <w:r>
+              <w:rPr>
+                <w:rStyle w:val="HTMLPreformattedChar"/>
+                <w:rFonts w:eastAsiaTheme="minorHAnsi"/>
+              </w:rPr>
+              <w:t xml:space="preserve"> Main.java</w:t>
+            </w:r>
+          </w:p>
+        </w:tc>
+        <w:tc>
+          <w:tcPr>
+            <w:tcW w:w="0" w:type="auto"/>
+            <w:tcBorders>
+              <w:top w:val="single" w:sz="6" w:space="0" w:color="C4C7C5"/>
+              <w:left w:val="single" w:sz="6" w:space="0" w:color="C4C7C5"/>
+              <w:bottom w:val="single" w:sz="6" w:space="0" w:color="C4C7C5"/>
+              <w:right w:val="single" w:sz="6" w:space="0" w:color="C4C7C5"/>
+            </w:tcBorders>
+            <w:tcMar>
+              <w:top w:w="120" w:type="dxa"/>
+              <w:left w:w="180" w:type="dxa"/>
+              <w:bottom w:w="120" w:type="dxa"/>
+              <w:right w:w="180" w:type="dxa"/>
+            </w:tcMar>
+            <w:vAlign w:val="center"/>
+            <w:hideMark/>
+          </w:tcPr>
+          <w:p>
+            <w:pPr>
+              <w:pStyle w:val="Heading3Char"/>
+            </w:pPr>
+            <w:proofErr w:type="spellStart"/>
+            <w:r>
+              <w:rPr>
+                <w:rStyle w:val="HTMLPreformattedChar"/>
+                <w:rFonts w:eastAsiaTheme="minorHAnsi"/>
+              </w:rPr>
+              <w:t>Main.class</w:t>
+            </w:r>
+            <w:proofErr w:type="spellEnd"/>
+            <w:r>
+              <w:t xml:space="preserve"> </w:t>
+            </w:r>
+            <w:r>
+              <w:rPr>
+                <w:i/>
+                <w:iCs/>
+              </w:rPr>
+              <w:t>(Bytecode)</w:t>
+            </w:r>
+          </w:p>
+        </w:tc>
+        <w:tc>
+          <w:tcPr>
+            <w:tcW w:w="0" w:type="auto"/>
+            <w:tcBorders>
+              <w:top w:val="single" w:sz="6" w:space="0" w:color="C4C7C5"/>
+              <w:left w:val="single" w:sz="6" w:space="0" w:color="C4C7C5"/>
+              <w:bottom w:val="single" w:sz="6" w:space="0" w:color="C4C7C5"/>
+              <w:right w:val="single" w:sz="6" w:space="0" w:color="C4C7C5"/>
+            </w:tcBorders>
+            <w:tcMar>
+              <w:top w:w="120" w:type="dxa"/>
+              <w:left w:w="180" w:type="dxa"/>
+              <w:bottom w:w="120" w:type="dxa"/>
+              <w:right w:w="180" w:type="dxa"/>
+            </w:tcMar>
+            <w:vAlign w:val="center"/>
+            <w:hideMark/>
+          </w:tcPr>
+          <w:p>
+            <w:pPr>
+              <w:pStyle w:val="Heading3Char"/>
+            </w:pPr>
+            <w:r>
+              <w:t xml:space="preserve">Generates platform-independent bytecode. </w:t>
+            </w:r>
+          </w:p>
+        </w:tc>
+      </w:tr>
+      <w:tr>
+        <w:trPr>
+          <w:tblCellSpacing w:w="15" w:type="dxa"/>
+        </w:trPr>
+        <w:tc>
+          <w:tcPr>
+            <w:tcW w:w="0" w:type="auto"/>
+            <w:tcBorders>
+              <w:top w:val="single" w:sz="6" w:space="0" w:color="C4C7C5"/>
+              <w:left w:val="single" w:sz="6" w:space="0" w:color="C4C7C5"/>
+              <w:bottom w:val="single" w:sz="6" w:space="0" w:color="C4C7C5"/>
+              <w:right w:val="single" w:sz="6" w:space="0" w:color="C4C7C5"/>
+            </w:tcBorders>
+            <w:tcMar>
+              <w:top w:w="120" w:type="dxa"/>
+              <w:left w:w="180" w:type="dxa"/>
+              <w:bottom w:w="120" w:type="dxa"/>
+              <w:right w:w="180" w:type="dxa"/>
+            </w:tcMar>
+            <w:vAlign w:val="center"/>
+            <w:hideMark/>
+          </w:tcPr>
+          <w:p>
+            <w:r>
+              <w:rPr>
+                <w:b/>
+                <w:bCs/>
+              </w:rPr>
+              <w:t>Execution</w:t>
+            </w:r>
+          </w:p>
+        </w:tc>
+        <w:tc>
+          <w:tcPr>
+            <w:tcW w:w="0" w:type="auto"/>
+            <w:tcBorders>
+              <w:top w:val="single" w:sz="6" w:space="0" w:color="C4C7C5"/>
+              <w:left w:val="single" w:sz="6" w:space="0" w:color="C4C7C5"/>
+              <w:bottom w:val="single" w:sz="6" w:space="0" w:color="C4C7C5"/>
+              <w:right w:val="single" w:sz="6" w:space="0" w:color="C4C7C5"/>
+            </w:tcBorders>
+            <w:tcMar>
+              <w:top w:w="120" w:type="dxa"/>
+              <w:left w:w="180" w:type="dxa"/>
+              <w:bottom w:w="120" w:type="dxa"/>
+              <w:right w:w="180" w:type="dxa"/>
+            </w:tcMar>
+            <w:vAlign w:val="center"/>
+            <w:hideMark/>
+          </w:tcPr>
+          <w:p>
+            <w:r>
+              <w:rPr>
+                <w:rStyle w:val="HTMLPreformattedChar"/>
+                <w:rFonts w:eastAsiaTheme="minorHAnsi"/>
+              </w:rPr>
+              <w:t>java Main</w:t>
+            </w:r>
+          </w:p>
+        </w:tc>
+        <w:tc>
+          <w:tcPr>
+            <w:tcW w:w="0" w:type="auto"/>
+            <w:tcBorders>
+              <w:top w:val="single" w:sz="6" w:space="0" w:color="C4C7C5"/>
+              <w:left w:val="single" w:sz="6" w:space="0" w:color="C4C7C5"/>
+              <w:bottom w:val="single" w:sz="6" w:space="0" w:color="C4C7C5"/>
+              <w:right w:val="single" w:sz="6" w:space="0" w:color="C4C7C5"/>
+            </w:tcBorders>
+            <w:tcMar>
+              <w:top w:w="120" w:type="dxa"/>
+              <w:left w:w="180" w:type="dxa"/>
+              <w:bottom w:w="120" w:type="dxa"/>
+              <w:right w:w="180" w:type="dxa"/>
+            </w:tcMar>
+            <w:vAlign w:val="center"/>
+            <w:hideMark/>
+          </w:tcPr>
+          <w:p>
+            <w:pPr>
+              <w:pStyle w:val="Heading3Char"/>
+            </w:pPr>
+            <w:r>
+              <w:t xml:space="preserve">Native Execution </w:t>
+            </w:r>
+          </w:p>
+        </w:tc>
+        <w:tc>
+          <w:tcPr>
+            <w:tcW w:w="0" w:type="auto"/>
+            <w:tcBorders>
+              <w:top w:val="single" w:sz="6" w:space="0" w:color="C4C7C5"/>
+              <w:left w:val="single" w:sz="6" w:space="0" w:color="C4C7C5"/>
+              <w:bottom w:val="single" w:sz="6" w:space="0" w:color="C4C7C5"/>
+              <w:right w:val="single" w:sz="6" w:space="0" w:color="C4C7C5"/>
+            </w:tcBorders>
+            <w:tcMar>
+              <w:top w:w="120" w:type="dxa"/>
+              <w:left w:w="180" w:type="dxa"/>
+              <w:bottom w:w="120" w:type="dxa"/>
+              <w:right w:w="180" w:type="dxa"/>
+            </w:tcMar>
+            <w:vAlign w:val="center"/>
+            <w:hideMark/>
+          </w:tcPr>
+          <w:p>
+            <w:pPr>
+              <w:pStyle w:val="Heading3Char"/>
+            </w:pPr>
+            <w:r>
+              <w:t xml:space="preserve">JVM's JIT + Interpreter executes the machine code. </w:t>
+            </w:r>
+          </w:p>
+        </w:tc>
+      </w:tr>
+    </w:tbl>
+    <w:p>
+      <w:pPr>
+        <w:pStyle w:val="Heading3Char"/>
+      </w:pPr>
+      <w:r>
+        <w:rPr>
+          <w:rFonts w:ascii="Segoe UI Emoji" w:hAnsi="Segoe UI Emoji" w:cs="Segoe UI Emoji"/>
+        </w:rPr>
+        <w:t>⚠</w:t>
+      </w:r>
+      <w:r>
+        <w:t xml:space="preserve">️ </w:t>
+      </w:r>
+      <w:r>
+        <w:rPr>
+          <w:b/>
+          <w:bCs/>
+        </w:rPr>
+        <w:t>The File-Class Contract:</w:t>
+      </w:r>
+      <w:r>
+        <w:t xml:space="preserve"> In Java, if a class is declared </w:t>
+      </w:r>
+      <w:r>
+        <w:rPr>
+          <w:rStyle w:val="HTMLPreformattedChar"/>
+          <w:rFonts w:eastAsiaTheme="minorHAnsi"/>
+        </w:rPr>
+        <w:t>public</w:t>
+      </w:r>
+      <w:r>
+        <w:t>, the file name must strictly match the class name (</w:t>
+      </w:r>
+      <w:r>
+        <w:rPr>
+          <w:rStyle w:val="HTMLPreformattedChar"/>
+          <w:rFonts w:eastAsiaTheme="minorHAnsi"/>
+        </w:rPr>
+        <w:t>public class Main</w:t>
+      </w:r>
+      <w:r>
+        <w:t xml:space="preserve"> </w:t>
+      </w:r>
+      <w:r>
+        <w:rPr>
+          <w:rStyle w:val="TableGrid"/>
+        </w:rPr>
+        <w:t>$\</w:t>
+      </w:r>
+      <w:proofErr w:type="spellStart"/>
+      <w:r>
+        <w:rPr>
+          <w:rStyle w:val="TableGrid"/>
+        </w:rPr>
+        <w:t>rightarrow</w:t>
+      </w:r>
+      <w:proofErr w:type="spellEnd"/>
+      <w:r>
+        <w:rPr>
+          <w:rStyle w:val="TableGrid"/>
+        </w:rPr>
+        <w:t>$</w:t>
+      </w:r>
+      <w:r>
+        <w:t xml:space="preserve"> </w:t>
+      </w:r>
+      <w:r>
+        <w:rPr>
+          <w:rStyle w:val="HTMLPreformattedChar"/>
+          <w:rFonts w:eastAsiaTheme="minorHAnsi"/>
+        </w:rPr>
+        <w:t>Main.java</w:t>
+      </w:r>
+      <w:r>
+        <w:t xml:space="preserve">). </w:t>
+      </w:r>
+    </w:p>
+    <w:p>
+      <w:pPr>
+        <w:pStyle w:val="Heading3"/>
+      </w:pPr>
+      <w:r>
+        <w:rPr>
+          <w:rFonts w:ascii="Segoe UI Emoji" w:hAnsi="Segoe UI Emoji" w:cs="Segoe UI Emoji"/>
+        </w:rPr>
+        <w:t>🧩</w:t>
+      </w:r>
+      <w:r>
+        <w:t xml:space="preserve"> 2. Anatomy of </w:t>
+      </w:r>
+      <w:r>
+        <w:rPr>
+          <w:rStyle w:val="HTMLPreformattedChar"/>
+        </w:rPr>
+        <w:t xml:space="preserve">public static void </w:t>
+      </w:r>
+      <w:proofErr w:type="gramStart"/>
+      <w:r>
+        <w:rPr>
+          <w:rStyle w:val="HTMLPreformattedChar"/>
+        </w:rPr>
+        <w:t>main(</w:t>
+      </w:r>
+      <w:proofErr w:type="gramEnd"/>
+      <w:r>
+        <w:rPr>
+          <w:rStyle w:val="HTMLPreformattedChar"/>
+        </w:rPr>
+        <w:t xml:space="preserve">String[] </w:t>
+      </w:r>
+      <w:proofErr w:type="spellStart"/>
+      <w:r>
+        <w:rPr>
+          <w:rStyle w:val="HTMLPreformattedChar"/>
+        </w:rPr>
+        <w:t>args</w:t>
+      </w:r>
+      <w:proofErr w:type="spellEnd"/>
+      <w:r>
+        <w:rPr>
+          <w:rStyle w:val="HTMLPreformattedChar"/>
+        </w:rPr>
+        <w:t>)</w:t>
+      </w:r>
+    </w:p>
+    <w:p>
+      <w:r>
+        <w:rPr>
+          <w:rStyle w:val="Header"/>
+        </w:rPr>
+        <w:t>Java</w:t>
+      </w:r>
+    </w:p>
+    <w:p>
+      <w:pPr>
+        <w:pStyle w:val="Strong"/>
+        <w:rPr>
+          <w:rStyle w:val="math-inline"/>
+        </w:rPr>
+      </w:pPr>
+      <w:r>
+        <w:rPr>
+          <w:rStyle w:val="HTMLPreformattedChar"/>
+          <w:rFonts w:eastAsiaTheme="minorHAnsi"/>
+        </w:rPr>
+        <w:t xml:space="preserve">   </w:t>
+      </w:r>
+      <w:r>
+        <w:rPr>
+          <w:rStyle w:val="ng-tns-c3943669687-283"/>
+        </w:rPr>
+        <w:t>public</w:t>
+      </w:r>
+      <w:r>
+        <w:rPr>
+          <w:rStyle w:val="math-inline"/>
+        </w:rPr>
+        <w:t xml:space="preserve">       </w:t>
+      </w:r>
+      <w:r>
+        <w:rPr>
+          <w:rStyle w:val="ng-tns-c3943669687-283"/>
+        </w:rPr>
+        <w:t>static</w:t>
+      </w:r>
+      <w:r>
+        <w:rPr>
+          <w:rStyle w:val="math-inline"/>
+        </w:rPr>
+        <w:t xml:space="preserve">       </w:t>
+      </w:r>
+      <w:r>
+        <w:rPr>
+          <w:rStyle w:val="ng-tns-c3943669687-283"/>
+        </w:rPr>
+        <w:t>void</w:t>
+      </w:r>
+      <w:r>
+        <w:rPr>
+          <w:rStyle w:val="math-inline"/>
+        </w:rPr>
+        <w:t xml:space="preserve">         </w:t>
+      </w:r>
+      <w:r>
+        <w:rPr>
+          <w:rStyle w:val="hljs-function"/>
+        </w:rPr>
+        <w:t>main</w:t>
+      </w:r>
+      <w:r>
+        <w:rPr>
+          <w:rStyle w:val="math-inline"/>
+        </w:rPr>
+        <w:t xml:space="preserve">     </w:t>
+      </w:r>
+      <w:proofErr w:type="gramStart"/>
+      <w:r>
+        <w:rPr>
+          <w:rStyle w:val="math-inline"/>
+        </w:rPr>
+        <w:t xml:space="preserve">   </w:t>
+      </w:r>
+      <w:r>
+        <w:rPr>
+          <w:rStyle w:val="hljs-keyword"/>
+        </w:rPr>
+        <w:t>(</w:t>
+      </w:r>
+      <w:proofErr w:type="gramEnd"/>
+      <w:r>
+        <w:rPr>
+          <w:rStyle w:val="hljs-keyword"/>
+        </w:rPr>
+        <w:t xml:space="preserve">String[] </w:t>
+      </w:r>
+      <w:proofErr w:type="spellStart"/>
+      <w:r>
+        <w:rPr>
+          <w:rStyle w:val="hljs-keyword"/>
+        </w:rPr>
+        <w:t>args</w:t>
+      </w:r>
+      <w:proofErr w:type="spellEnd"/>
+      <w:r>
+        <w:rPr>
+          <w:rStyle w:val="hljs-keyword"/>
+        </w:rPr>
+        <w:t>)</w:t>
+      </w:r>
+    </w:p>
+    <w:p>
+      <w:pPr>
+        <w:pStyle w:val="Strong"/>
+        <w:rPr>
+          <w:rStyle w:val="math-inline"/>
+        </w:rPr>
+      </w:pPr>
+      <w:r>
+        <w:rPr>
+          <w:rStyle w:val="math-inline"/>
+        </w:rPr>
+        <w:t xml:space="preserve">     │            │           │            │                 │</w:t>
+      </w:r>
+    </w:p>
+    <w:p>
+      <w:pPr>
+        <w:pStyle w:val="Strong"/>
+        <w:rPr>
+          <w:rStyle w:val="math-inline"/>
+        </w:rPr>
+      </w:pPr>
+      <w:r>
+        <w:rPr>
+          <w:rStyle w:val="math-inline"/>
+        </w:rPr>
+        <w:t>Access Mod.   No Object   Return Type   Identifier     CLI Input Array</w:t>
+      </w:r>
+    </w:p>
+    <w:p>
+      <w:pPr>
+        <w:pStyle w:val="Heading3Char"/>
+        <w:numPr>
+          <w:ilvl w:val="0"/>
+          <w:numId w:val="10"/>
+        </w:numPr>
+        <w:spacing w:before="100" w:beforeAutospacing="1" w:after="100" w:afterAutospacing="1" w:line="240" w:lineRule="auto"/>
+      </w:pPr>
+      <w:r>
+        <w:rPr>
+          <w:rStyle w:val="HTMLPreformattedChar"/>
+          <w:rFonts w:eastAsiaTheme="minorHAnsi"/>
+          <w:b/>
+          <w:bCs/>
+        </w:rPr>
+        <w:t>public</w:t>
+      </w:r>
+      <w:r>
+        <w:t xml:space="preserve">: Access modifier. Grants permission to the JVM launcher to call the method from outside the package/class. </w:t>
+      </w:r>
+    </w:p>
+    <w:p>
+      <w:pPr>
+        <w:pStyle w:val="Heading3Char"/>
+        <w:numPr>
+          <w:ilvl w:val="0"/>
+          <w:numId w:val="10"/>
+        </w:numPr>
+        <w:spacing w:before="100" w:beforeAutospacing="1" w:after="100" w:afterAutospacing="1" w:line="240" w:lineRule="auto"/>
+      </w:pPr>
+      <w:r>
+        <w:rPr>
+          <w:rStyle w:val="HTMLPreformattedChar"/>
+          <w:rFonts w:eastAsiaTheme="minorHAnsi"/>
+          <w:b/>
+          <w:bCs/>
+        </w:rPr>
+        <w:t>static</w:t>
+      </w:r>
+      <w:r>
+        <w:t>: Class-level binding. Allows the JVM to invoke the method directly without instantiating an object of the class (</w:t>
+      </w:r>
+      <w:proofErr w:type="spellStart"/>
+      <w:r>
+        <w:rPr>
+          <w:rStyle w:val="HTMLPreformattedChar"/>
+          <w:rFonts w:eastAsiaTheme="minorHAnsi"/>
+        </w:rPr>
+        <w:t>Main.main</w:t>
+      </w:r>
+      <w:proofErr w:type="spellEnd"/>
+      <w:r>
+        <w:rPr>
+          <w:rStyle w:val="HTMLPreformattedChar"/>
+          <w:rFonts w:eastAsiaTheme="minorHAnsi"/>
+        </w:rPr>
+        <w:t>()</w:t>
+      </w:r>
+      <w:r>
+        <w:t xml:space="preserve">). </w:t>
+      </w:r>
+    </w:p>
+    <w:p>
+      <w:pPr>
+        <w:pStyle w:val="Heading3Char"/>
+        <w:numPr>
+          <w:ilvl w:val="0"/>
+          <w:numId w:val="10"/>
+        </w:numPr>
+        <w:spacing w:before="100" w:beforeAutospacing="1" w:after="100" w:afterAutospacing="1" w:line="240" w:lineRule="auto"/>
+      </w:pPr>
+      <w:r>
+        <w:rPr>
+          <w:rStyle w:val="HTMLPreformattedChar"/>
+          <w:rFonts w:eastAsiaTheme="minorHAnsi"/>
+          <w:b/>
+          <w:bCs/>
+        </w:rPr>
+        <w:t>void</w:t>
+      </w:r>
+      <w:r>
+        <w:t xml:space="preserve">: Return type. Returns no value to the operating system upon program completion. </w:t>
+      </w:r>
+    </w:p>
+    <w:p>
+      <w:pPr>
+        <w:pStyle w:val="Heading3Char"/>
+        <w:numPr>
+          <w:ilvl w:val="0"/>
+          <w:numId w:val="10"/>
+        </w:numPr>
+        <w:spacing w:before="100" w:beforeAutospacing="1" w:after="100" w:afterAutospacing="1" w:line="240" w:lineRule="auto"/>
+      </w:pPr>
+      <w:r>
+        <w:rPr>
+          <w:rStyle w:val="HTMLPreformattedChar"/>
+          <w:rFonts w:eastAsiaTheme="minorHAnsi"/>
+          <w:b/>
+          <w:bCs/>
+        </w:rPr>
+        <w:t>main</w:t>
+      </w:r>
+      <w:r>
+        <w:t xml:space="preserve">: The predefined standard identifier searched by the JVM during bootstrapping. </w:t>
+      </w:r>
+    </w:p>
+    <w:p>
+      <w:pPr>
+        <w:pStyle w:val="Heading3Char"/>
+        <w:numPr>
+          <w:ilvl w:val="0"/>
+          <w:numId w:val="10"/>
+        </w:numPr>
+        <w:spacing w:before="100" w:beforeAutospacing="1" w:after="100" w:afterAutospacing="1" w:line="240" w:lineRule="auto"/>
+      </w:pPr>
+      <w:proofErr w:type="gramStart"/>
+      <w:r>
+        <w:rPr>
+          <w:rStyle w:val="HTMLPreformattedChar"/>
+          <w:rFonts w:eastAsiaTheme="minorHAnsi"/>
+          <w:b/>
+          <w:bCs/>
+        </w:rPr>
+        <w:t>String[</w:t>
+      </w:r>
+      <w:proofErr w:type="gramEnd"/>
+      <w:r>
+        <w:rPr>
+          <w:rStyle w:val="HTMLPreformattedChar"/>
+          <w:rFonts w:eastAsiaTheme="minorHAnsi"/>
+          <w:b/>
+          <w:bCs/>
+        </w:rPr>
+        <w:t xml:space="preserve">] </w:t>
+      </w:r>
+      <w:proofErr w:type="spellStart"/>
+      <w:r>
+        <w:rPr>
+          <w:rStyle w:val="HTMLPreformattedChar"/>
+          <w:rFonts w:eastAsiaTheme="minorHAnsi"/>
+          <w:b/>
+          <w:bCs/>
+        </w:rPr>
+        <w:t>args</w:t>
+      </w:r>
+      <w:proofErr w:type="spellEnd"/>
+      <w:r>
+        <w:t xml:space="preserve">: Accepts command-line arguments passed to the application (can also be written as </w:t>
+      </w:r>
+      <w:r>
+        <w:rPr>
+          <w:rStyle w:val="HTMLPreformattedChar"/>
+          <w:rFonts w:eastAsiaTheme="minorHAnsi"/>
+        </w:rPr>
+        <w:t xml:space="preserve">String... </w:t>
+      </w:r>
+      <w:proofErr w:type="spellStart"/>
+      <w:r>
+        <w:rPr>
+          <w:rStyle w:val="HTMLPreformattedChar"/>
+          <w:rFonts w:eastAsiaTheme="minorHAnsi"/>
+        </w:rPr>
+        <w:t>args</w:t>
+      </w:r>
+      <w:proofErr w:type="spellEnd"/>
+      <w:r>
+        <w:t xml:space="preserve">). </w:t>
+      </w:r>
+    </w:p>
+    <w:p>
+      <w:pPr>
+        <w:pStyle w:val="Heading3"/>
+        <w:rPr>
+          <w:rFonts w:ascii="Segoe UI Emoji" w:hAnsi="Segoe UI Emoji" w:cs="Segoe UI Emoji"/>
+        </w:rPr>
+      </w:pPr>
+    </w:p>
+    <w:p>
+      <w:pPr>
+        <w:pStyle w:val="Heading3"/>
+        <w:rPr>
+          <w:rFonts w:ascii="Segoe UI Emoji" w:hAnsi="Segoe UI Emoji" w:cs="Segoe UI Emoji"/>
+        </w:rPr>
+      </w:pPr>
+    </w:p>
+    <w:p>
+      <w:pPr>
+        <w:pStyle w:val="Heading3"/>
+        <w:rPr>
+          <w:rFonts w:ascii="Segoe UI Emoji" w:hAnsi="Segoe UI Emoji" w:cs="Segoe UI Emoji"/>
+        </w:rPr>
+      </w:pPr>
+    </w:p>
+    <w:p>
+      <w:pPr>
+        <w:pStyle w:val="Heading3"/>
+        <w:rPr>
+          <w:rFonts w:ascii="Segoe UI Emoji" w:hAnsi="Segoe UI Emoji" w:cs="Segoe UI Emoji"/>
+        </w:rPr>
+      </w:pPr>
+    </w:p>
+    <w:p>
+      <w:pPr>
+        <w:pStyle w:val="Heading3"/>
+        <w:rPr>
+          <w:rFonts w:ascii="Segoe UI Emoji" w:hAnsi="Segoe UI Emoji" w:cs="Segoe UI Emoji"/>
+        </w:rPr>
+      </w:pPr>
+    </w:p>
+    <w:p>
+      <w:pPr>
+        <w:pStyle w:val="Heading3"/>
+      </w:pPr>
+      <w:r>
+        <w:rPr>
+          <w:rFonts w:ascii="Segoe UI Emoji" w:hAnsi="Segoe UI Emoji" w:cs="Segoe UI Emoji"/>
+        </w:rPr>
+        <w:lastRenderedPageBreak/>
+        <w:t>📊</w:t>
+      </w:r>
+      <w:r>
+        <w:t xml:space="preserve"> 3. Primitive Data Types &amp; Memory Blueprint</w:t>
+      </w:r>
+    </w:p>
+    <w:tbl>
+      <w:tblPr>
+        <w:tblW w:w="0" w:type="auto"/>
+        <w:tblCellSpacing w:w="15" w:type="dxa"/>
+        <w:tblCellMar>
+          <w:top w:w="15" w:type="dxa"/>
+          <w:left w:w="15" w:type="dxa"/>
+          <w:bottom w:w="15" w:type="dxa"/>
+          <w:right w:w="15" w:type="dxa"/>
+        </w:tblCellMar>
+        <w:tblLook w:val="04A0" w:firstRow="1" w:lastRow="0" w:firstColumn="1" w:lastColumn="0" w:noHBand="0" w:noVBand="1"/>
+      </w:tblPr>
+      <w:tblGrid>
+        <w:gridCol w:w="1276"/>
+        <w:gridCol w:w="1421"/>
+        <w:gridCol w:w="2831"/>
+        <w:gridCol w:w="1381"/>
+        <w:gridCol w:w="3847"/>
+      </w:tblGrid>
+      <w:tr>
+        <w:trPr>
+          <w:tblHeader/>
+          <w:tblCellSpacing w:w="15" w:type="dxa"/>
+        </w:trPr>
+        <w:tc>
+          <w:tcPr>
+            <w:tcW w:w="0" w:type="auto"/>
+            <w:tcBorders>
+              <w:top w:val="single" w:sz="6" w:space="0" w:color="C4C7C5"/>
+              <w:left w:val="single" w:sz="6" w:space="0" w:color="C4C7C5"/>
+              <w:bottom w:val="single" w:sz="6" w:space="0" w:color="C4C7C5"/>
+              <w:right w:val="single" w:sz="6" w:space="0" w:color="C4C7C5"/>
+            </w:tcBorders>
+            <w:tcMar>
+              <w:top w:w="120" w:type="dxa"/>
+              <w:left w:w="180" w:type="dxa"/>
+              <w:bottom w:w="120" w:type="dxa"/>
+              <w:right w:w="180" w:type="dxa"/>
+            </w:tcMar>
+            <w:vAlign w:val="center"/>
+            <w:hideMark/>
+          </w:tcPr>
+          <w:p>
+            <w:pPr>
+              <w:spacing w:after="480"/>
+            </w:pPr>
+            <w:r>
+              <w:rPr>
+                <w:rStyle w:val="HTMLCode"/>
+                <w:rFonts w:eastAsiaTheme="minorHAnsi"/>
+              </w:rPr>
+              <w:t>Type</w:t>
+            </w:r>
+          </w:p>
+        </w:tc>
+        <w:tc>
+          <w:tcPr>
+            <w:tcW w:w="0" w:type="auto"/>
+            <w:tcBorders>
+              <w:top w:val="single" w:sz="6" w:space="0" w:color="C4C7C5"/>
+              <w:left w:val="single" w:sz="6" w:space="0" w:color="C4C7C5"/>
+              <w:bottom w:val="single" w:sz="6" w:space="0" w:color="C4C7C5"/>
+              <w:right w:val="single" w:sz="6" w:space="0" w:color="C4C7C5"/>
+            </w:tcBorders>
+            <w:tcMar>
+              <w:top w:w="120" w:type="dxa"/>
+              <w:left w:w="180" w:type="dxa"/>
+              <w:bottom w:w="120" w:type="dxa"/>
+              <w:right w:w="180" w:type="dxa"/>
+            </w:tcMar>
+            <w:vAlign w:val="center"/>
+            <w:hideMark/>
+          </w:tcPr>
+          <w:p>
+            <w:pPr>
+              <w:spacing w:after="480"/>
+            </w:pPr>
+            <w:r>
+              <w:rPr>
+                <w:rStyle w:val="HTMLCode"/>
+                <w:rFonts w:eastAsiaTheme="minorHAnsi"/>
+              </w:rPr>
+              <w:t>Size</w:t>
+            </w:r>
+          </w:p>
+        </w:tc>
+        <w:tc>
+          <w:tcPr>
+            <w:tcW w:w="0" w:type="auto"/>
+            <w:tcBorders>
+              <w:top w:val="single" w:sz="6" w:space="0" w:color="C4C7C5"/>
+              <w:left w:val="single" w:sz="6" w:space="0" w:color="C4C7C5"/>
+              <w:bottom w:val="single" w:sz="6" w:space="0" w:color="C4C7C5"/>
+              <w:right w:val="single" w:sz="6" w:space="0" w:color="C4C7C5"/>
+            </w:tcBorders>
+            <w:tcMar>
+              <w:top w:w="120" w:type="dxa"/>
+              <w:left w:w="180" w:type="dxa"/>
+              <w:bottom w:w="120" w:type="dxa"/>
+              <w:right w:w="180" w:type="dxa"/>
+            </w:tcMar>
+            <w:vAlign w:val="center"/>
+            <w:hideMark/>
+          </w:tcPr>
+          <w:p>
+            <w:pPr>
+              <w:spacing w:after="480"/>
+            </w:pPr>
+            <w:r>
+              <w:rPr>
+                <w:rStyle w:val="HTMLCode"/>
+                <w:rFonts w:eastAsiaTheme="minorHAnsi"/>
+              </w:rPr>
+              <w:t>Range</w:t>
+            </w:r>
+          </w:p>
+        </w:tc>
+        <w:tc>
+          <w:tcPr>
+            <w:tcW w:w="0" w:type="auto"/>
+            <w:tcBorders>
+              <w:top w:val="single" w:sz="6" w:space="0" w:color="C4C7C5"/>
+              <w:left w:val="single" w:sz="6" w:space="0" w:color="C4C7C5"/>
+              <w:bottom w:val="single" w:sz="6" w:space="0" w:color="C4C7C5"/>
+              <w:right w:val="single" w:sz="6" w:space="0" w:color="C4C7C5"/>
+            </w:tcBorders>
+            <w:tcMar>
+              <w:top w:w="120" w:type="dxa"/>
+              <w:left w:w="180" w:type="dxa"/>
+              <w:bottom w:w="120" w:type="dxa"/>
+              <w:right w:w="180" w:type="dxa"/>
+            </w:tcMar>
+            <w:vAlign w:val="center"/>
+            <w:hideMark/>
+          </w:tcPr>
+          <w:p>
+            <w:pPr>
+              <w:spacing w:after="480"/>
+            </w:pPr>
+            <w:r>
+              <w:rPr>
+                <w:rStyle w:val="HTMLCode"/>
+                <w:rFonts w:eastAsiaTheme="minorHAnsi"/>
+              </w:rPr>
+              <w:t>Default</w:t>
+            </w:r>
+          </w:p>
+        </w:tc>
+        <w:tc>
+          <w:tcPr>
+            <w:tcW w:w="0" w:type="auto"/>
+            <w:tcBorders>
+              <w:top w:val="single" w:sz="6" w:space="0" w:color="C4C7C5"/>
+              <w:left w:val="single" w:sz="6" w:space="0" w:color="C4C7C5"/>
+              <w:bottom w:val="single" w:sz="6" w:space="0" w:color="C4C7C5"/>
+              <w:right w:val="single" w:sz="6" w:space="0" w:color="C4C7C5"/>
+            </w:tcBorders>
+            <w:tcMar>
+              <w:top w:w="120" w:type="dxa"/>
+              <w:left w:w="180" w:type="dxa"/>
+              <w:bottom w:w="120" w:type="dxa"/>
+              <w:right w:w="180" w:type="dxa"/>
+            </w:tcMar>
+            <w:vAlign w:val="center"/>
+            <w:hideMark/>
+          </w:tcPr>
+          <w:p>
+            <w:pPr>
+              <w:spacing w:after="480"/>
+            </w:pPr>
+            <w:r>
+              <w:rPr>
+                <w:rStyle w:val="HTMLCode"/>
+                <w:rFonts w:eastAsiaTheme="minorHAnsi"/>
+              </w:rPr>
+              <w:t>Pro Tip / Notes</w:t>
+            </w:r>
+          </w:p>
+        </w:tc>
+      </w:tr>
+      <w:tr>
+        <w:trPr>
+          <w:tblCellSpacing w:w="15" w:type="dxa"/>
+        </w:trPr>
+        <w:tc>
+          <w:tcPr>
+            <w:tcW w:w="0" w:type="auto"/>
+            <w:tcBorders>
+              <w:top w:val="single" w:sz="6" w:space="0" w:color="C4C7C5"/>
+              <w:left w:val="single" w:sz="6" w:space="0" w:color="C4C7C5"/>
+              <w:bottom w:val="single" w:sz="6" w:space="0" w:color="C4C7C5"/>
+              <w:right w:val="single" w:sz="6" w:space="0" w:color="C4C7C5"/>
+            </w:tcBorders>
+            <w:tcMar>
+              <w:top w:w="120" w:type="dxa"/>
+              <w:left w:w="180" w:type="dxa"/>
+              <w:bottom w:w="120" w:type="dxa"/>
+              <w:right w:w="180" w:type="dxa"/>
+            </w:tcMar>
+            <w:vAlign w:val="center"/>
+            <w:hideMark/>
+          </w:tcPr>
+          <w:p>
+            <w:pPr>
+              <w:spacing w:after="480"/>
+            </w:pPr>
+            <w:r>
+              <w:rPr>
+                <w:rStyle w:val="HTMLPreformattedChar"/>
+                <w:rFonts w:eastAsiaTheme="minorHAnsi"/>
+                <w:b/>
+                <w:bCs/>
+              </w:rPr>
+              <w:t>byte</w:t>
+            </w:r>
+          </w:p>
+        </w:tc>
+        <w:tc>
+          <w:tcPr>
+            <w:tcW w:w="0" w:type="auto"/>
+            <w:tcBorders>
+              <w:top w:val="single" w:sz="6" w:space="0" w:color="C4C7C5"/>
+              <w:left w:val="single" w:sz="6" w:space="0" w:color="C4C7C5"/>
+              <w:bottom w:val="single" w:sz="6" w:space="0" w:color="C4C7C5"/>
+              <w:right w:val="single" w:sz="6" w:space="0" w:color="C4C7C5"/>
+            </w:tcBorders>
+            <w:tcMar>
+              <w:top w:w="120" w:type="dxa"/>
+              <w:left w:w="180" w:type="dxa"/>
+              <w:bottom w:w="120" w:type="dxa"/>
+              <w:right w:w="180" w:type="dxa"/>
+            </w:tcMar>
+            <w:vAlign w:val="center"/>
+            <w:hideMark/>
+          </w:tcPr>
+          <w:p>
+            <w:pPr>
+              <w:pStyle w:val="Heading3Char"/>
+            </w:pPr>
+            <w:r>
+              <w:t xml:space="preserve">1 Byte </w:t>
+            </w:r>
+            <w:r>
+              <w:rPr>
+                <w:i/>
+                <w:iCs/>
+              </w:rPr>
+              <w:t>(8 bits)</w:t>
+            </w:r>
+          </w:p>
+        </w:tc>
+        <w:tc>
+          <w:tcPr>
+            <w:tcW w:w="0" w:type="auto"/>
+            <w:tcBorders>
+              <w:top w:val="single" w:sz="6" w:space="0" w:color="C4C7C5"/>
+              <w:left w:val="single" w:sz="6" w:space="0" w:color="C4C7C5"/>
+              <w:bottom w:val="single" w:sz="6" w:space="0" w:color="C4C7C5"/>
+              <w:right w:val="single" w:sz="6" w:space="0" w:color="C4C7C5"/>
+            </w:tcBorders>
+            <w:tcMar>
+              <w:top w:w="120" w:type="dxa"/>
+              <w:left w:w="180" w:type="dxa"/>
+              <w:bottom w:w="120" w:type="dxa"/>
+              <w:right w:w="180" w:type="dxa"/>
+            </w:tcMar>
+            <w:vAlign w:val="center"/>
+            <w:hideMark/>
+          </w:tcPr>
+          <w:p>
+            <w:pPr>
+              <w:pStyle w:val="Heading3Char"/>
+            </w:pPr>
+            <w:r>
+              <w:rPr>
+                <w:rStyle w:val="TableGrid"/>
+              </w:rPr>
+              <w:t>$-128$</w:t>
+            </w:r>
+            <w:r>
+              <w:t xml:space="preserve"> to </w:t>
+            </w:r>
+            <w:r>
+              <w:rPr>
+                <w:rStyle w:val="TableGrid"/>
+              </w:rPr>
+              <w:t>$127$</w:t>
+            </w:r>
+          </w:p>
+        </w:tc>
+        <w:tc>
+          <w:tcPr>
+            <w:tcW w:w="0" w:type="auto"/>
+            <w:tcBorders>
+              <w:top w:val="single" w:sz="6" w:space="0" w:color="C4C7C5"/>
+              <w:left w:val="single" w:sz="6" w:space="0" w:color="C4C7C5"/>
+              <w:bottom w:val="single" w:sz="6" w:space="0" w:color="C4C7C5"/>
+              <w:right w:val="single" w:sz="6" w:space="0" w:color="C4C7C5"/>
+            </w:tcBorders>
+            <w:tcMar>
+              <w:top w:w="120" w:type="dxa"/>
+              <w:left w:w="180" w:type="dxa"/>
+              <w:bottom w:w="120" w:type="dxa"/>
+              <w:right w:w="180" w:type="dxa"/>
+            </w:tcMar>
+            <w:vAlign w:val="center"/>
+            <w:hideMark/>
+          </w:tcPr>
+          <w:p>
+            <w:pPr>
+              <w:pStyle w:val="Heading3Char"/>
+            </w:pPr>
+            <w:r>
+              <w:rPr>
+                <w:rStyle w:val="HTMLPreformattedChar"/>
+                <w:rFonts w:eastAsiaTheme="minorHAnsi"/>
+              </w:rPr>
+              <w:t>0</w:t>
+            </w:r>
+          </w:p>
+        </w:tc>
+        <w:tc>
+          <w:tcPr>
+            <w:tcW w:w="0" w:type="auto"/>
+            <w:tcBorders>
+              <w:top w:val="single" w:sz="6" w:space="0" w:color="C4C7C5"/>
+              <w:left w:val="single" w:sz="6" w:space="0" w:color="C4C7C5"/>
+              <w:bottom w:val="single" w:sz="6" w:space="0" w:color="C4C7C5"/>
+              <w:right w:val="single" w:sz="6" w:space="0" w:color="C4C7C5"/>
+            </w:tcBorders>
+            <w:tcMar>
+              <w:top w:w="120" w:type="dxa"/>
+              <w:left w:w="180" w:type="dxa"/>
+              <w:bottom w:w="120" w:type="dxa"/>
+              <w:right w:w="180" w:type="dxa"/>
+            </w:tcMar>
+            <w:vAlign w:val="center"/>
+            <w:hideMark/>
+          </w:tcPr>
+          <w:p>
+            <w:pPr>
+              <w:pStyle w:val="Heading3Char"/>
+            </w:pPr>
+            <w:r>
+              <w:t xml:space="preserve">Saves memory in binary streams and large byte arrays. </w:t>
+            </w:r>
+          </w:p>
+        </w:tc>
+      </w:tr>
+      <w:tr>
+        <w:trPr>
+          <w:tblCellSpacing w:w="15" w:type="dxa"/>
+        </w:trPr>
+        <w:tc>
+          <w:tcPr>
+            <w:tcW w:w="0" w:type="auto"/>
+            <w:tcBorders>
+              <w:top w:val="single" w:sz="6" w:space="0" w:color="C4C7C5"/>
+              <w:left w:val="single" w:sz="6" w:space="0" w:color="C4C7C5"/>
+              <w:bottom w:val="single" w:sz="6" w:space="0" w:color="C4C7C5"/>
+              <w:right w:val="single" w:sz="6" w:space="0" w:color="C4C7C5"/>
+            </w:tcBorders>
+            <w:tcMar>
+              <w:top w:w="120" w:type="dxa"/>
+              <w:left w:w="180" w:type="dxa"/>
+              <w:bottom w:w="120" w:type="dxa"/>
+              <w:right w:w="180" w:type="dxa"/>
+            </w:tcMar>
+            <w:vAlign w:val="center"/>
+            <w:hideMark/>
+          </w:tcPr>
+          <w:p>
+            <w:r>
+              <w:rPr>
+                <w:rStyle w:val="HTMLPreformattedChar"/>
+                <w:rFonts w:eastAsiaTheme="minorHAnsi"/>
+                <w:b/>
+                <w:bCs/>
+              </w:rPr>
+              <w:t>short</w:t>
+            </w:r>
+          </w:p>
+        </w:tc>
+        <w:tc>
+          <w:tcPr>
+            <w:tcW w:w="0" w:type="auto"/>
+            <w:tcBorders>
+              <w:top w:val="single" w:sz="6" w:space="0" w:color="C4C7C5"/>
+              <w:left w:val="single" w:sz="6" w:space="0" w:color="C4C7C5"/>
+              <w:bottom w:val="single" w:sz="6" w:space="0" w:color="C4C7C5"/>
+              <w:right w:val="single" w:sz="6" w:space="0" w:color="C4C7C5"/>
+            </w:tcBorders>
+            <w:tcMar>
+              <w:top w:w="120" w:type="dxa"/>
+              <w:left w:w="180" w:type="dxa"/>
+              <w:bottom w:w="120" w:type="dxa"/>
+              <w:right w:w="180" w:type="dxa"/>
+            </w:tcMar>
+            <w:vAlign w:val="center"/>
+            <w:hideMark/>
+          </w:tcPr>
+          <w:p>
+            <w:pPr>
+              <w:pStyle w:val="Heading3Char"/>
+            </w:pPr>
+            <w:r>
+              <w:t xml:space="preserve">2 Bytes </w:t>
+            </w:r>
+            <w:r>
+              <w:rPr>
+                <w:i/>
+                <w:iCs/>
+              </w:rPr>
+              <w:t>(16 bits)</w:t>
+            </w:r>
+          </w:p>
+        </w:tc>
+        <w:tc>
+          <w:tcPr>
+            <w:tcW w:w="0" w:type="auto"/>
+            <w:tcBorders>
+              <w:top w:val="single" w:sz="6" w:space="0" w:color="C4C7C5"/>
+              <w:left w:val="single" w:sz="6" w:space="0" w:color="C4C7C5"/>
+              <w:bottom w:val="single" w:sz="6" w:space="0" w:color="C4C7C5"/>
+              <w:right w:val="single" w:sz="6" w:space="0" w:color="C4C7C5"/>
+            </w:tcBorders>
+            <w:tcMar>
+              <w:top w:w="120" w:type="dxa"/>
+              <w:left w:w="180" w:type="dxa"/>
+              <w:bottom w:w="120" w:type="dxa"/>
+              <w:right w:w="180" w:type="dxa"/>
+            </w:tcMar>
+            <w:vAlign w:val="center"/>
+            <w:hideMark/>
+          </w:tcPr>
+          <w:p>
+            <w:pPr>
+              <w:pStyle w:val="Heading3Char"/>
+            </w:pPr>
+            <w:r>
+              <w:rPr>
+                <w:rStyle w:val="TableGrid"/>
+              </w:rPr>
+              <w:t>$-32,768$</w:t>
+            </w:r>
+            <w:r>
+              <w:t xml:space="preserve"> to </w:t>
+            </w:r>
+            <w:r>
+              <w:rPr>
+                <w:rStyle w:val="TableGrid"/>
+              </w:rPr>
+              <w:t>$32,767$</w:t>
+            </w:r>
+          </w:p>
+        </w:tc>
+        <w:tc>
+          <w:tcPr>
+            <w:tcW w:w="0" w:type="auto"/>
+            <w:tcBorders>
+              <w:top w:val="single" w:sz="6" w:space="0" w:color="C4C7C5"/>
+              <w:left w:val="single" w:sz="6" w:space="0" w:color="C4C7C5"/>
+              <w:bottom w:val="single" w:sz="6" w:space="0" w:color="C4C7C5"/>
+              <w:right w:val="single" w:sz="6" w:space="0" w:color="C4C7C5"/>
+            </w:tcBorders>
+            <w:tcMar>
+              <w:top w:w="120" w:type="dxa"/>
+              <w:left w:w="180" w:type="dxa"/>
+              <w:bottom w:w="120" w:type="dxa"/>
+              <w:right w:w="180" w:type="dxa"/>
+            </w:tcMar>
+            <w:vAlign w:val="center"/>
+            <w:hideMark/>
+          </w:tcPr>
+          <w:p>
+            <w:pPr>
+              <w:pStyle w:val="Heading3Char"/>
+            </w:pPr>
+            <w:r>
+              <w:rPr>
+                <w:rStyle w:val="HTMLPreformattedChar"/>
+                <w:rFonts w:eastAsiaTheme="minorHAnsi"/>
+              </w:rPr>
+              <w:t>0</w:t>
+            </w:r>
+          </w:p>
+        </w:tc>
+        <w:tc>
+          <w:tcPr>
+            <w:tcW w:w="0" w:type="auto"/>
+            <w:tcBorders>
+              <w:top w:val="single" w:sz="6" w:space="0" w:color="C4C7C5"/>
+              <w:left w:val="single" w:sz="6" w:space="0" w:color="C4C7C5"/>
+              <w:bottom w:val="single" w:sz="6" w:space="0" w:color="C4C7C5"/>
+              <w:right w:val="single" w:sz="6" w:space="0" w:color="C4C7C5"/>
+            </w:tcBorders>
+            <w:tcMar>
+              <w:top w:w="120" w:type="dxa"/>
+              <w:left w:w="180" w:type="dxa"/>
+              <w:bottom w:w="120" w:type="dxa"/>
+              <w:right w:w="180" w:type="dxa"/>
+            </w:tcMar>
+            <w:vAlign w:val="center"/>
+            <w:hideMark/>
+          </w:tcPr>
+          <w:p>
+            <w:pPr>
+              <w:pStyle w:val="Heading3Char"/>
+            </w:pPr>
+            <w:r>
+              <w:t xml:space="preserve">Automatically promoted to </w:t>
+            </w:r>
+            <w:r>
+              <w:rPr>
+                <w:rStyle w:val="HTMLPreformattedChar"/>
+                <w:rFonts w:eastAsiaTheme="minorHAnsi"/>
+              </w:rPr>
+              <w:t>int</w:t>
+            </w:r>
+            <w:r>
+              <w:t xml:space="preserve"> during arithmetic evaluation. </w:t>
+            </w:r>
+          </w:p>
+        </w:tc>
+      </w:tr>
+      <w:tr>
+        <w:trPr>
+          <w:tblCellSpacing w:w="15" w:type="dxa"/>
+        </w:trPr>
+        <w:tc>
+          <w:tcPr>
+            <w:tcW w:w="0" w:type="auto"/>
+            <w:tcBorders>
+              <w:top w:val="single" w:sz="6" w:space="0" w:color="C4C7C5"/>
+              <w:left w:val="single" w:sz="6" w:space="0" w:color="C4C7C5"/>
+              <w:bottom w:val="single" w:sz="6" w:space="0" w:color="C4C7C5"/>
+              <w:right w:val="single" w:sz="6" w:space="0" w:color="C4C7C5"/>
+            </w:tcBorders>
+            <w:tcMar>
+              <w:top w:w="120" w:type="dxa"/>
+              <w:left w:w="180" w:type="dxa"/>
+              <w:bottom w:w="120" w:type="dxa"/>
+              <w:right w:w="180" w:type="dxa"/>
+            </w:tcMar>
+            <w:vAlign w:val="center"/>
+            <w:hideMark/>
+          </w:tcPr>
+          <w:p>
+            <w:r>
+              <w:rPr>
+                <w:rStyle w:val="HTMLPreformattedChar"/>
+                <w:rFonts w:eastAsiaTheme="minorHAnsi"/>
+                <w:b/>
+                <w:bCs/>
+              </w:rPr>
+              <w:t>int</w:t>
+            </w:r>
+          </w:p>
+        </w:tc>
+        <w:tc>
+          <w:tcPr>
+            <w:tcW w:w="0" w:type="auto"/>
+            <w:tcBorders>
+              <w:top w:val="single" w:sz="6" w:space="0" w:color="C4C7C5"/>
+              <w:left w:val="single" w:sz="6" w:space="0" w:color="C4C7C5"/>
+              <w:bottom w:val="single" w:sz="6" w:space="0" w:color="C4C7C5"/>
+              <w:right w:val="single" w:sz="6" w:space="0" w:color="C4C7C5"/>
+            </w:tcBorders>
+            <w:tcMar>
+              <w:top w:w="120" w:type="dxa"/>
+              <w:left w:w="180" w:type="dxa"/>
+              <w:bottom w:w="120" w:type="dxa"/>
+              <w:right w:w="180" w:type="dxa"/>
+            </w:tcMar>
+            <w:vAlign w:val="center"/>
+            <w:hideMark/>
+          </w:tcPr>
+          <w:p>
+            <w:pPr>
+              <w:pStyle w:val="Heading3Char"/>
+            </w:pPr>
+            <w:r>
+              <w:t xml:space="preserve">4 Bytes </w:t>
+            </w:r>
+            <w:r>
+              <w:rPr>
+                <w:i/>
+                <w:iCs/>
+              </w:rPr>
+              <w:t>(32 bits)</w:t>
+            </w:r>
+          </w:p>
+        </w:tc>
+        <w:tc>
+          <w:tcPr>
+            <w:tcW w:w="0" w:type="auto"/>
+            <w:tcBorders>
+              <w:top w:val="single" w:sz="6" w:space="0" w:color="C4C7C5"/>
+              <w:left w:val="single" w:sz="6" w:space="0" w:color="C4C7C5"/>
+              <w:bottom w:val="single" w:sz="6" w:space="0" w:color="C4C7C5"/>
+              <w:right w:val="single" w:sz="6" w:space="0" w:color="C4C7C5"/>
+            </w:tcBorders>
+            <w:tcMar>
+              <w:top w:w="120" w:type="dxa"/>
+              <w:left w:w="180" w:type="dxa"/>
+              <w:bottom w:w="120" w:type="dxa"/>
+              <w:right w:w="180" w:type="dxa"/>
+            </w:tcMar>
+            <w:vAlign w:val="center"/>
+            <w:hideMark/>
+          </w:tcPr>
+          <w:p>
+            <w:pPr>
+              <w:pStyle w:val="Heading3Char"/>
+            </w:pPr>
+            <w:r>
+              <w:rPr>
+                <w:rStyle w:val="TableGrid"/>
+              </w:rPr>
+              <w:t>$\</w:t>
+            </w:r>
+            <w:proofErr w:type="spellStart"/>
+            <w:r>
+              <w:rPr>
+                <w:rStyle w:val="TableGrid"/>
+              </w:rPr>
+              <w:t>approx</w:t>
+            </w:r>
+            <w:proofErr w:type="spellEnd"/>
+            <w:r>
+              <w:rPr>
+                <w:rStyle w:val="TableGrid"/>
+              </w:rPr>
+              <w:t xml:space="preserve"> -2 \times 10^9$</w:t>
+            </w:r>
+            <w:r>
+              <w:t xml:space="preserve"> to </w:t>
+            </w:r>
+            <w:r>
+              <w:rPr>
+                <w:rStyle w:val="TableGrid"/>
+              </w:rPr>
+              <w:t>$2 \times 10^9$</w:t>
+            </w:r>
+          </w:p>
+        </w:tc>
+        <w:tc>
+          <w:tcPr>
+            <w:tcW w:w="0" w:type="auto"/>
+            <w:tcBorders>
+              <w:top w:val="single" w:sz="6" w:space="0" w:color="C4C7C5"/>
+              <w:left w:val="single" w:sz="6" w:space="0" w:color="C4C7C5"/>
+              <w:bottom w:val="single" w:sz="6" w:space="0" w:color="C4C7C5"/>
+              <w:right w:val="single" w:sz="6" w:space="0" w:color="C4C7C5"/>
+            </w:tcBorders>
+            <w:tcMar>
+              <w:top w:w="120" w:type="dxa"/>
+              <w:left w:w="180" w:type="dxa"/>
+              <w:bottom w:w="120" w:type="dxa"/>
+              <w:right w:w="180" w:type="dxa"/>
+            </w:tcMar>
+            <w:vAlign w:val="center"/>
+            <w:hideMark/>
+          </w:tcPr>
+          <w:p>
+            <w:pPr>
+              <w:pStyle w:val="Heading3Char"/>
+            </w:pPr>
+            <w:r>
+              <w:rPr>
+                <w:rStyle w:val="HTMLPreformattedChar"/>
+                <w:rFonts w:eastAsiaTheme="minorHAnsi"/>
+              </w:rPr>
+              <w:t>0</w:t>
+            </w:r>
+          </w:p>
+        </w:tc>
+        <w:tc>
+          <w:tcPr>
+            <w:tcW w:w="0" w:type="auto"/>
+            <w:tcBorders>
+              <w:top w:val="single" w:sz="6" w:space="0" w:color="C4C7C5"/>
+              <w:left w:val="single" w:sz="6" w:space="0" w:color="C4C7C5"/>
+              <w:bottom w:val="single" w:sz="6" w:space="0" w:color="C4C7C5"/>
+              <w:right w:val="single" w:sz="6" w:space="0" w:color="C4C7C5"/>
+            </w:tcBorders>
+            <w:tcMar>
+              <w:top w:w="120" w:type="dxa"/>
+              <w:left w:w="180" w:type="dxa"/>
+              <w:bottom w:w="120" w:type="dxa"/>
+              <w:right w:w="180" w:type="dxa"/>
+            </w:tcMar>
+            <w:vAlign w:val="center"/>
+            <w:hideMark/>
+          </w:tcPr>
+          <w:p>
+            <w:pPr>
+              <w:pStyle w:val="Heading3Char"/>
+            </w:pPr>
+            <w:r>
+              <w:t xml:space="preserve">Default integer literal. Supports numeric underscores: </w:t>
+            </w:r>
+            <w:r>
+              <w:rPr>
+                <w:rStyle w:val="HTMLPreformattedChar"/>
+                <w:rFonts w:eastAsiaTheme="minorHAnsi"/>
+              </w:rPr>
+              <w:t>1_000_000</w:t>
+            </w:r>
+            <w:r>
+              <w:t xml:space="preserve">. </w:t>
+            </w:r>
+          </w:p>
+        </w:tc>
+      </w:tr>
+      <w:tr>
+        <w:trPr>
+          <w:tblCellSpacing w:w="15" w:type="dxa"/>
+        </w:trPr>
+        <w:tc>
+          <w:tcPr>
+            <w:tcW w:w="0" w:type="auto"/>
+            <w:tcBorders>
+              <w:top w:val="single" w:sz="6" w:space="0" w:color="C4C7C5"/>
+              <w:left w:val="single" w:sz="6" w:space="0" w:color="C4C7C5"/>
+              <w:bottom w:val="single" w:sz="6" w:space="0" w:color="C4C7C5"/>
+              <w:right w:val="single" w:sz="6" w:space="0" w:color="C4C7C5"/>
+            </w:tcBorders>
+            <w:tcMar>
+              <w:top w:w="120" w:type="dxa"/>
+              <w:left w:w="180" w:type="dxa"/>
+              <w:bottom w:w="120" w:type="dxa"/>
+              <w:right w:w="180" w:type="dxa"/>
+            </w:tcMar>
+            <w:vAlign w:val="center"/>
+            <w:hideMark/>
+          </w:tcPr>
+          <w:p>
+            <w:r>
+              <w:rPr>
+                <w:rStyle w:val="HTMLPreformattedChar"/>
+                <w:rFonts w:eastAsiaTheme="minorHAnsi"/>
+                <w:b/>
+                <w:bCs/>
+              </w:rPr>
+              <w:t>long</w:t>
+            </w:r>
+          </w:p>
+        </w:tc>
+        <w:tc>
+          <w:tcPr>
+            <w:tcW w:w="0" w:type="auto"/>
+            <w:tcBorders>
+              <w:top w:val="single" w:sz="6" w:space="0" w:color="C4C7C5"/>
+              <w:left w:val="single" w:sz="6" w:space="0" w:color="C4C7C5"/>
+              <w:bottom w:val="single" w:sz="6" w:space="0" w:color="C4C7C5"/>
+              <w:right w:val="single" w:sz="6" w:space="0" w:color="C4C7C5"/>
+            </w:tcBorders>
+            <w:tcMar>
+              <w:top w:w="120" w:type="dxa"/>
+              <w:left w:w="180" w:type="dxa"/>
+              <w:bottom w:w="120" w:type="dxa"/>
+              <w:right w:w="180" w:type="dxa"/>
+            </w:tcMar>
+            <w:vAlign w:val="center"/>
+            <w:hideMark/>
+          </w:tcPr>
+          <w:p>
+            <w:pPr>
+              <w:pStyle w:val="Heading3Char"/>
+            </w:pPr>
+            <w:r>
+              <w:t xml:space="preserve">8 Bytes </w:t>
+            </w:r>
+            <w:r>
+              <w:rPr>
+                <w:i/>
+                <w:iCs/>
+              </w:rPr>
+              <w:t>(64 bits)</w:t>
+            </w:r>
+          </w:p>
+        </w:tc>
+        <w:tc>
+          <w:tcPr>
+            <w:tcW w:w="0" w:type="auto"/>
+            <w:tcBorders>
+              <w:top w:val="single" w:sz="6" w:space="0" w:color="C4C7C5"/>
+              <w:left w:val="single" w:sz="6" w:space="0" w:color="C4C7C5"/>
+              <w:bottom w:val="single" w:sz="6" w:space="0" w:color="C4C7C5"/>
+              <w:right w:val="single" w:sz="6" w:space="0" w:color="C4C7C5"/>
+            </w:tcBorders>
+            <w:tcMar>
+              <w:top w:w="120" w:type="dxa"/>
+              <w:left w:w="180" w:type="dxa"/>
+              <w:bottom w:w="120" w:type="dxa"/>
+              <w:right w:w="180" w:type="dxa"/>
+            </w:tcMar>
+            <w:vAlign w:val="center"/>
+            <w:hideMark/>
+          </w:tcPr>
+          <w:p>
+            <w:pPr>
+              <w:pStyle w:val="Heading3Char"/>
+            </w:pPr>
+            <w:r>
+              <w:rPr>
+                <w:rStyle w:val="TableGrid"/>
+              </w:rPr>
+              <w:t>$\</w:t>
+            </w:r>
+            <w:proofErr w:type="spellStart"/>
+            <w:r>
+              <w:rPr>
+                <w:rStyle w:val="TableGrid"/>
+              </w:rPr>
+              <w:t>approx</w:t>
+            </w:r>
+            <w:proofErr w:type="spellEnd"/>
+            <w:r>
+              <w:rPr>
+                <w:rStyle w:val="TableGrid"/>
+              </w:rPr>
+              <w:t xml:space="preserve"> -9 \times 10</w:t>
+            </w:r>
+            <w:proofErr w:type="gramStart"/>
+            <w:r>
+              <w:rPr>
+                <w:rStyle w:val="TableGrid"/>
+              </w:rPr>
+              <w:t>^{</w:t>
+            </w:r>
+            <w:proofErr w:type="gramEnd"/>
+            <w:r>
+              <w:rPr>
+                <w:rStyle w:val="TableGrid"/>
+              </w:rPr>
+              <w:t>18}$</w:t>
+            </w:r>
+            <w:r>
+              <w:t xml:space="preserve"> to </w:t>
+            </w:r>
+            <w:r>
+              <w:rPr>
+                <w:rStyle w:val="TableGrid"/>
+              </w:rPr>
+              <w:t>$9 \times 10^{18}$</w:t>
+            </w:r>
+          </w:p>
+        </w:tc>
+        <w:tc>
+          <w:tcPr>
+            <w:tcW w:w="0" w:type="auto"/>
+            <w:tcBorders>
+              <w:top w:val="single" w:sz="6" w:space="0" w:color="C4C7C5"/>
+              <w:left w:val="single" w:sz="6" w:space="0" w:color="C4C7C5"/>
+              <w:bottom w:val="single" w:sz="6" w:space="0" w:color="C4C7C5"/>
+              <w:right w:val="single" w:sz="6" w:space="0" w:color="C4C7C5"/>
+            </w:tcBorders>
+            <w:tcMar>
+              <w:top w:w="120" w:type="dxa"/>
+              <w:left w:w="180" w:type="dxa"/>
+              <w:bottom w:w="120" w:type="dxa"/>
+              <w:right w:w="180" w:type="dxa"/>
+            </w:tcMar>
+            <w:vAlign w:val="center"/>
+            <w:hideMark/>
+          </w:tcPr>
+          <w:p>
+            <w:pPr>
+              <w:pStyle w:val="Heading3Char"/>
+            </w:pPr>
+            <w:r>
+              <w:rPr>
+                <w:rStyle w:val="HTMLPreformattedChar"/>
+                <w:rFonts w:eastAsiaTheme="minorHAnsi"/>
+              </w:rPr>
+              <w:t>0L</w:t>
+            </w:r>
+          </w:p>
+        </w:tc>
+        <w:tc>
+          <w:tcPr>
+            <w:tcW w:w="0" w:type="auto"/>
+            <w:tcBorders>
+              <w:top w:val="single" w:sz="6" w:space="0" w:color="C4C7C5"/>
+              <w:left w:val="single" w:sz="6" w:space="0" w:color="C4C7C5"/>
+              <w:bottom w:val="single" w:sz="6" w:space="0" w:color="C4C7C5"/>
+              <w:right w:val="single" w:sz="6" w:space="0" w:color="C4C7C5"/>
+            </w:tcBorders>
+            <w:tcMar>
+              <w:top w:w="120" w:type="dxa"/>
+              <w:left w:w="180" w:type="dxa"/>
+              <w:bottom w:w="120" w:type="dxa"/>
+              <w:right w:w="180" w:type="dxa"/>
+            </w:tcMar>
+            <w:vAlign w:val="center"/>
+            <w:hideMark/>
+          </w:tcPr>
+          <w:p>
+            <w:pPr>
+              <w:pStyle w:val="Heading3Char"/>
+            </w:pPr>
+            <w:r>
+              <w:t xml:space="preserve">Requires the </w:t>
+            </w:r>
+            <w:r>
+              <w:rPr>
+                <w:rStyle w:val="HTMLPreformattedChar"/>
+                <w:rFonts w:eastAsiaTheme="minorHAnsi"/>
+              </w:rPr>
+              <w:t>L</w:t>
+            </w:r>
+            <w:r>
+              <w:t xml:space="preserve"> suffix: </w:t>
+            </w:r>
+            <w:r>
+              <w:rPr>
+                <w:rStyle w:val="HTMLPreformattedChar"/>
+                <w:rFonts w:eastAsiaTheme="minorHAnsi"/>
+              </w:rPr>
+              <w:t>10000000000L</w:t>
+            </w:r>
+            <w:r>
+              <w:t xml:space="preserve">. </w:t>
+            </w:r>
+          </w:p>
+        </w:tc>
+      </w:tr>
+      <w:tr>
+        <w:trPr>
+          <w:tblCellSpacing w:w="15" w:type="dxa"/>
+        </w:trPr>
+        <w:tc>
+          <w:tcPr>
+            <w:tcW w:w="0" w:type="auto"/>
+            <w:tcBorders>
+              <w:top w:val="single" w:sz="6" w:space="0" w:color="C4C7C5"/>
+              <w:left w:val="single" w:sz="6" w:space="0" w:color="C4C7C5"/>
+              <w:bottom w:val="single" w:sz="6" w:space="0" w:color="C4C7C5"/>
+              <w:right w:val="single" w:sz="6" w:space="0" w:color="C4C7C5"/>
+            </w:tcBorders>
+            <w:tcMar>
+              <w:top w:w="120" w:type="dxa"/>
+              <w:left w:w="180" w:type="dxa"/>
+              <w:bottom w:w="120" w:type="dxa"/>
+              <w:right w:w="180" w:type="dxa"/>
+            </w:tcMar>
+            <w:vAlign w:val="center"/>
+            <w:hideMark/>
+          </w:tcPr>
+          <w:p>
+            <w:r>
+              <w:rPr>
+                <w:rStyle w:val="HTMLPreformattedChar"/>
+                <w:rFonts w:eastAsiaTheme="minorHAnsi"/>
+                <w:b/>
+                <w:bCs/>
+              </w:rPr>
+              <w:t>float</w:t>
+            </w:r>
+          </w:p>
+        </w:tc>
+        <w:tc>
+          <w:tcPr>
+            <w:tcW w:w="0" w:type="auto"/>
+            <w:tcBorders>
+              <w:top w:val="single" w:sz="6" w:space="0" w:color="C4C7C5"/>
+              <w:left w:val="single" w:sz="6" w:space="0" w:color="C4C7C5"/>
+              <w:bottom w:val="single" w:sz="6" w:space="0" w:color="C4C7C5"/>
+              <w:right w:val="single" w:sz="6" w:space="0" w:color="C4C7C5"/>
+            </w:tcBorders>
+            <w:tcMar>
+              <w:top w:w="120" w:type="dxa"/>
+              <w:left w:w="180" w:type="dxa"/>
+              <w:bottom w:w="120" w:type="dxa"/>
+              <w:right w:w="180" w:type="dxa"/>
+            </w:tcMar>
+            <w:vAlign w:val="center"/>
+            <w:hideMark/>
+          </w:tcPr>
+          <w:p>
+            <w:pPr>
+              <w:pStyle w:val="Heading3Char"/>
+            </w:pPr>
+            <w:r>
+              <w:t xml:space="preserve">4 Bytes </w:t>
+            </w:r>
+            <w:r>
+              <w:rPr>
+                <w:i/>
+                <w:iCs/>
+              </w:rPr>
+              <w:t>(32 bits)</w:t>
+            </w:r>
+          </w:p>
+        </w:tc>
+        <w:tc>
+          <w:tcPr>
+            <w:tcW w:w="0" w:type="auto"/>
+            <w:tcBorders>
+              <w:top w:val="single" w:sz="6" w:space="0" w:color="C4C7C5"/>
+              <w:left w:val="single" w:sz="6" w:space="0" w:color="C4C7C5"/>
+              <w:bottom w:val="single" w:sz="6" w:space="0" w:color="C4C7C5"/>
+              <w:right w:val="single" w:sz="6" w:space="0" w:color="C4C7C5"/>
+            </w:tcBorders>
+            <w:tcMar>
+              <w:top w:w="120" w:type="dxa"/>
+              <w:left w:w="180" w:type="dxa"/>
+              <w:bottom w:w="120" w:type="dxa"/>
+              <w:right w:w="180" w:type="dxa"/>
+            </w:tcMar>
+            <w:vAlign w:val="center"/>
+            <w:hideMark/>
+          </w:tcPr>
+          <w:p>
+            <w:pPr>
+              <w:pStyle w:val="Heading3Char"/>
+            </w:pPr>
+            <w:r>
+              <w:rPr>
+                <w:rStyle w:val="TableGrid"/>
+              </w:rPr>
+              <w:t>$\</w:t>
+            </w:r>
+            <w:proofErr w:type="spellStart"/>
+            <w:r>
+              <w:rPr>
+                <w:rStyle w:val="TableGrid"/>
+              </w:rPr>
+              <w:t>approx</w:t>
+            </w:r>
+            <w:proofErr w:type="spellEnd"/>
+            <w:r>
+              <w:rPr>
+                <w:rStyle w:val="TableGrid"/>
+              </w:rPr>
+              <w:t xml:space="preserve"> 6\</w:t>
+            </w:r>
+            <w:proofErr w:type="gramStart"/>
+            <w:r>
+              <w:rPr>
+                <w:rStyle w:val="TableGrid"/>
+              </w:rPr>
+              <w:t>text{</w:t>
+            </w:r>
+            <w:proofErr w:type="gramEnd"/>
+            <w:r>
+              <w:rPr>
+                <w:rStyle w:val="TableGrid"/>
+              </w:rPr>
+              <w:t>–}7$</w:t>
+            </w:r>
+            <w:r>
+              <w:t xml:space="preserve"> decimal places </w:t>
+            </w:r>
+          </w:p>
+        </w:tc>
+        <w:tc>
+          <w:tcPr>
+            <w:tcW w:w="0" w:type="auto"/>
+            <w:tcBorders>
+              <w:top w:val="single" w:sz="6" w:space="0" w:color="C4C7C5"/>
+              <w:left w:val="single" w:sz="6" w:space="0" w:color="C4C7C5"/>
+              <w:bottom w:val="single" w:sz="6" w:space="0" w:color="C4C7C5"/>
+              <w:right w:val="single" w:sz="6" w:space="0" w:color="C4C7C5"/>
+            </w:tcBorders>
+            <w:tcMar>
+              <w:top w:w="120" w:type="dxa"/>
+              <w:left w:w="180" w:type="dxa"/>
+              <w:bottom w:w="120" w:type="dxa"/>
+              <w:right w:w="180" w:type="dxa"/>
+            </w:tcMar>
+            <w:vAlign w:val="center"/>
+            <w:hideMark/>
+          </w:tcPr>
+          <w:p>
+            <w:pPr>
+              <w:pStyle w:val="Heading3Char"/>
+            </w:pPr>
+            <w:r>
+              <w:rPr>
+                <w:rStyle w:val="HTMLPreformattedChar"/>
+                <w:rFonts w:eastAsiaTheme="minorHAnsi"/>
+              </w:rPr>
+              <w:t>0.0f</w:t>
+            </w:r>
+          </w:p>
+        </w:tc>
+        <w:tc>
+          <w:tcPr>
+            <w:tcW w:w="0" w:type="auto"/>
+            <w:tcBorders>
+              <w:top w:val="single" w:sz="6" w:space="0" w:color="C4C7C5"/>
+              <w:left w:val="single" w:sz="6" w:space="0" w:color="C4C7C5"/>
+              <w:bottom w:val="single" w:sz="6" w:space="0" w:color="C4C7C5"/>
+              <w:right w:val="single" w:sz="6" w:space="0" w:color="C4C7C5"/>
+            </w:tcBorders>
+            <w:tcMar>
+              <w:top w:w="120" w:type="dxa"/>
+              <w:left w:w="180" w:type="dxa"/>
+              <w:bottom w:w="120" w:type="dxa"/>
+              <w:right w:w="180" w:type="dxa"/>
+            </w:tcMar>
+            <w:vAlign w:val="center"/>
+            <w:hideMark/>
+          </w:tcPr>
+          <w:p>
+            <w:pPr>
+              <w:pStyle w:val="Heading3Char"/>
+            </w:pPr>
+            <w:r>
+              <w:t xml:space="preserve">Requires the </w:t>
+            </w:r>
+            <w:r>
+              <w:rPr>
+                <w:rStyle w:val="HTMLPreformattedChar"/>
+                <w:rFonts w:eastAsiaTheme="minorHAnsi"/>
+              </w:rPr>
+              <w:t>f</w:t>
+            </w:r>
+            <w:r>
+              <w:t xml:space="preserve"> suffix: </w:t>
+            </w:r>
+            <w:r>
+              <w:rPr>
+                <w:rStyle w:val="HTMLPreformattedChar"/>
+                <w:rFonts w:eastAsiaTheme="minorHAnsi"/>
+              </w:rPr>
+              <w:t>3.14f</w:t>
+            </w:r>
+            <w:r>
+              <w:t xml:space="preserve">. </w:t>
+            </w:r>
+          </w:p>
+        </w:tc>
+      </w:tr>
+      <w:tr>
+        <w:trPr>
+          <w:tblCellSpacing w:w="15" w:type="dxa"/>
+        </w:trPr>
+        <w:tc>
+          <w:tcPr>
+            <w:tcW w:w="0" w:type="auto"/>
+            <w:tcBorders>
+              <w:top w:val="single" w:sz="6" w:space="0" w:color="C4C7C5"/>
+              <w:left w:val="single" w:sz="6" w:space="0" w:color="C4C7C5"/>
+              <w:bottom w:val="single" w:sz="6" w:space="0" w:color="C4C7C5"/>
+              <w:right w:val="single" w:sz="6" w:space="0" w:color="C4C7C5"/>
+            </w:tcBorders>
+            <w:tcMar>
+              <w:top w:w="120" w:type="dxa"/>
+              <w:left w:w="180" w:type="dxa"/>
+              <w:bottom w:w="120" w:type="dxa"/>
+              <w:right w:w="180" w:type="dxa"/>
+            </w:tcMar>
+            <w:vAlign w:val="center"/>
+            <w:hideMark/>
+          </w:tcPr>
+          <w:p>
+            <w:r>
+              <w:rPr>
+                <w:rStyle w:val="HTMLPreformattedChar"/>
+                <w:rFonts w:eastAsiaTheme="minorHAnsi"/>
+                <w:b/>
+                <w:bCs/>
+              </w:rPr>
+              <w:t>double</w:t>
+            </w:r>
+          </w:p>
+        </w:tc>
+        <w:tc>
+          <w:tcPr>
+            <w:tcW w:w="0" w:type="auto"/>
+            <w:tcBorders>
+              <w:top w:val="single" w:sz="6" w:space="0" w:color="C4C7C5"/>
+              <w:left w:val="single" w:sz="6" w:space="0" w:color="C4C7C5"/>
+              <w:bottom w:val="single" w:sz="6" w:space="0" w:color="C4C7C5"/>
+              <w:right w:val="single" w:sz="6" w:space="0" w:color="C4C7C5"/>
+            </w:tcBorders>
+            <w:tcMar>
+              <w:top w:w="120" w:type="dxa"/>
+              <w:left w:w="180" w:type="dxa"/>
+              <w:bottom w:w="120" w:type="dxa"/>
+              <w:right w:w="180" w:type="dxa"/>
+            </w:tcMar>
+            <w:vAlign w:val="center"/>
+            <w:hideMark/>
+          </w:tcPr>
+          <w:p>
+            <w:pPr>
+              <w:pStyle w:val="Heading3Char"/>
+            </w:pPr>
+            <w:r>
+              <w:t xml:space="preserve">8 Bytes </w:t>
+            </w:r>
+            <w:r>
+              <w:rPr>
+                <w:i/>
+                <w:iCs/>
+              </w:rPr>
+              <w:t>(64 bits)</w:t>
+            </w:r>
+          </w:p>
+        </w:tc>
+        <w:tc>
+          <w:tcPr>
+            <w:tcW w:w="0" w:type="auto"/>
+            <w:tcBorders>
+              <w:top w:val="single" w:sz="6" w:space="0" w:color="C4C7C5"/>
+              <w:left w:val="single" w:sz="6" w:space="0" w:color="C4C7C5"/>
+              <w:bottom w:val="single" w:sz="6" w:space="0" w:color="C4C7C5"/>
+              <w:right w:val="single" w:sz="6" w:space="0" w:color="C4C7C5"/>
+            </w:tcBorders>
+            <w:tcMar>
+              <w:top w:w="120" w:type="dxa"/>
+              <w:left w:w="180" w:type="dxa"/>
+              <w:bottom w:w="120" w:type="dxa"/>
+              <w:right w:w="180" w:type="dxa"/>
+            </w:tcMar>
+            <w:vAlign w:val="center"/>
+            <w:hideMark/>
+          </w:tcPr>
+          <w:p>
+            <w:pPr>
+              <w:pStyle w:val="Heading3Char"/>
+            </w:pPr>
+            <w:r>
+              <w:rPr>
+                <w:rStyle w:val="TableGrid"/>
+              </w:rPr>
+              <w:t>$\</w:t>
+            </w:r>
+            <w:proofErr w:type="spellStart"/>
+            <w:r>
+              <w:rPr>
+                <w:rStyle w:val="TableGrid"/>
+              </w:rPr>
+              <w:t>approx</w:t>
+            </w:r>
+            <w:proofErr w:type="spellEnd"/>
+            <w:r>
+              <w:rPr>
+                <w:rStyle w:val="TableGrid"/>
+              </w:rPr>
+              <w:t xml:space="preserve"> 15\</w:t>
+            </w:r>
+            <w:proofErr w:type="gramStart"/>
+            <w:r>
+              <w:rPr>
+                <w:rStyle w:val="TableGrid"/>
+              </w:rPr>
+              <w:t>text{</w:t>
+            </w:r>
+            <w:proofErr w:type="gramEnd"/>
+            <w:r>
+              <w:rPr>
+                <w:rStyle w:val="TableGrid"/>
+              </w:rPr>
+              <w:t>–}16$</w:t>
+            </w:r>
+            <w:r>
+              <w:t xml:space="preserve"> decimal places </w:t>
+            </w:r>
+          </w:p>
+        </w:tc>
+        <w:tc>
+          <w:tcPr>
+            <w:tcW w:w="0" w:type="auto"/>
+            <w:tcBorders>
+              <w:top w:val="single" w:sz="6" w:space="0" w:color="C4C7C5"/>
+              <w:left w:val="single" w:sz="6" w:space="0" w:color="C4C7C5"/>
+              <w:bottom w:val="single" w:sz="6" w:space="0" w:color="C4C7C5"/>
+              <w:right w:val="single" w:sz="6" w:space="0" w:color="C4C7C5"/>
+            </w:tcBorders>
+            <w:tcMar>
+              <w:top w:w="120" w:type="dxa"/>
+              <w:left w:w="180" w:type="dxa"/>
+              <w:bottom w:w="120" w:type="dxa"/>
+              <w:right w:w="180" w:type="dxa"/>
+            </w:tcMar>
+            <w:vAlign w:val="center"/>
+            <w:hideMark/>
+          </w:tcPr>
+          <w:p>
+            <w:pPr>
+              <w:pStyle w:val="Heading3Char"/>
+            </w:pPr>
+            <w:r>
+              <w:rPr>
+                <w:rStyle w:val="HTMLPreformattedChar"/>
+                <w:rFonts w:eastAsiaTheme="minorHAnsi"/>
+              </w:rPr>
+              <w:t>0.0d</w:t>
+            </w:r>
+          </w:p>
+        </w:tc>
+        <w:tc>
+          <w:tcPr>
+            <w:tcW w:w="0" w:type="auto"/>
+            <w:tcBorders>
+              <w:top w:val="single" w:sz="6" w:space="0" w:color="C4C7C5"/>
+              <w:left w:val="single" w:sz="6" w:space="0" w:color="C4C7C5"/>
+              <w:bottom w:val="single" w:sz="6" w:space="0" w:color="C4C7C5"/>
+              <w:right w:val="single" w:sz="6" w:space="0" w:color="C4C7C5"/>
+            </w:tcBorders>
+            <w:tcMar>
+              <w:top w:w="120" w:type="dxa"/>
+              <w:left w:w="180" w:type="dxa"/>
+              <w:bottom w:w="120" w:type="dxa"/>
+              <w:right w:w="180" w:type="dxa"/>
+            </w:tcMar>
+            <w:vAlign w:val="center"/>
+            <w:hideMark/>
+          </w:tcPr>
+          <w:p>
+            <w:pPr>
+              <w:pStyle w:val="Heading3Char"/>
+            </w:pPr>
+            <w:r>
+              <w:t xml:space="preserve">Standard default floating-point type. </w:t>
+            </w:r>
+          </w:p>
+        </w:tc>
+      </w:tr>
+      <w:tr>
+        <w:trPr>
+          <w:tblCellSpacing w:w="15" w:type="dxa"/>
+        </w:trPr>
+        <w:tc>
+          <w:tcPr>
+            <w:tcW w:w="0" w:type="auto"/>
+            <w:tcBorders>
+              <w:top w:val="single" w:sz="6" w:space="0" w:color="C4C7C5"/>
+              <w:left w:val="single" w:sz="6" w:space="0" w:color="C4C7C5"/>
+              <w:bottom w:val="single" w:sz="6" w:space="0" w:color="C4C7C5"/>
+              <w:right w:val="single" w:sz="6" w:space="0" w:color="C4C7C5"/>
+            </w:tcBorders>
+            <w:tcMar>
+              <w:top w:w="120" w:type="dxa"/>
+              <w:left w:w="180" w:type="dxa"/>
+              <w:bottom w:w="120" w:type="dxa"/>
+              <w:right w:w="180" w:type="dxa"/>
+            </w:tcMar>
+            <w:vAlign w:val="center"/>
+            <w:hideMark/>
+          </w:tcPr>
+          <w:p>
+            <w:r>
+              <w:rPr>
+                <w:rStyle w:val="HTMLPreformattedChar"/>
+                <w:rFonts w:eastAsiaTheme="minorHAnsi"/>
+                <w:b/>
+                <w:bCs/>
+              </w:rPr>
+              <w:t>char</w:t>
+            </w:r>
+          </w:p>
+        </w:tc>
+        <w:tc>
+          <w:tcPr>
+            <w:tcW w:w="0" w:type="auto"/>
+            <w:tcBorders>
+              <w:top w:val="single" w:sz="6" w:space="0" w:color="C4C7C5"/>
+              <w:left w:val="single" w:sz="6" w:space="0" w:color="C4C7C5"/>
+              <w:bottom w:val="single" w:sz="6" w:space="0" w:color="C4C7C5"/>
+              <w:right w:val="single" w:sz="6" w:space="0" w:color="C4C7C5"/>
+            </w:tcBorders>
+            <w:tcMar>
+              <w:top w:w="120" w:type="dxa"/>
+              <w:left w:w="180" w:type="dxa"/>
+              <w:bottom w:w="120" w:type="dxa"/>
+              <w:right w:w="180" w:type="dxa"/>
+            </w:tcMar>
+            <w:vAlign w:val="center"/>
+            <w:hideMark/>
+          </w:tcPr>
+          <w:p>
+            <w:pPr>
+              <w:pStyle w:val="Heading3Char"/>
+            </w:pPr>
+            <w:r>
+              <w:t xml:space="preserve">2 Bytes </w:t>
+            </w:r>
+            <w:r>
+              <w:rPr>
+                <w:i/>
+                <w:iCs/>
+              </w:rPr>
+              <w:t>(16 bits)</w:t>
+            </w:r>
+          </w:p>
+        </w:tc>
+        <w:tc>
+          <w:tcPr>
+            <w:tcW w:w="0" w:type="auto"/>
+            <w:tcBorders>
+              <w:top w:val="single" w:sz="6" w:space="0" w:color="C4C7C5"/>
+              <w:left w:val="single" w:sz="6" w:space="0" w:color="C4C7C5"/>
+              <w:bottom w:val="single" w:sz="6" w:space="0" w:color="C4C7C5"/>
+              <w:right w:val="single" w:sz="6" w:space="0" w:color="C4C7C5"/>
+            </w:tcBorders>
+            <w:tcMar>
+              <w:top w:w="120" w:type="dxa"/>
+              <w:left w:w="180" w:type="dxa"/>
+              <w:bottom w:w="120" w:type="dxa"/>
+              <w:right w:w="180" w:type="dxa"/>
+            </w:tcMar>
+            <w:vAlign w:val="center"/>
+            <w:hideMark/>
+          </w:tcPr>
+          <w:p>
+            <w:pPr>
+              <w:pStyle w:val="Heading3Char"/>
+            </w:pPr>
+            <w:r>
+              <w:rPr>
+                <w:rStyle w:val="TableGrid"/>
+              </w:rPr>
+              <w:t>$0$</w:t>
+            </w:r>
+            <w:r>
+              <w:t xml:space="preserve"> to </w:t>
+            </w:r>
+            <w:r>
+              <w:rPr>
+                <w:rStyle w:val="TableGrid"/>
+              </w:rPr>
+              <w:t>$65,535$</w:t>
+            </w:r>
+          </w:p>
+        </w:tc>
+        <w:tc>
+          <w:tcPr>
+            <w:tcW w:w="0" w:type="auto"/>
+            <w:tcBorders>
+              <w:top w:val="single" w:sz="6" w:space="0" w:color="C4C7C5"/>
+              <w:left w:val="single" w:sz="6" w:space="0" w:color="C4C7C5"/>
+              <w:bottom w:val="single" w:sz="6" w:space="0" w:color="C4C7C5"/>
+              <w:right w:val="single" w:sz="6" w:space="0" w:color="C4C7C5"/>
+            </w:tcBorders>
+            <w:tcMar>
+              <w:top w:w="120" w:type="dxa"/>
+              <w:left w:w="180" w:type="dxa"/>
+              <w:bottom w:w="120" w:type="dxa"/>
+              <w:right w:w="180" w:type="dxa"/>
+            </w:tcMar>
+            <w:vAlign w:val="center"/>
+            <w:hideMark/>
+          </w:tcPr>
+          <w:p>
+            <w:pPr>
+              <w:pStyle w:val="Heading3Char"/>
+            </w:pPr>
+            <w:r>
+              <w:rPr>
+                <w:rStyle w:val="HTMLPreformattedChar"/>
+                <w:rFonts w:eastAsiaTheme="minorHAnsi"/>
+              </w:rPr>
+              <w:t>'\u0000'</w:t>
+            </w:r>
+          </w:p>
+        </w:tc>
+        <w:tc>
+          <w:tcPr>
+            <w:tcW w:w="0" w:type="auto"/>
+            <w:tcBorders>
+              <w:top w:val="single" w:sz="6" w:space="0" w:color="C4C7C5"/>
+              <w:left w:val="single" w:sz="6" w:space="0" w:color="C4C7C5"/>
+              <w:bottom w:val="single" w:sz="6" w:space="0" w:color="C4C7C5"/>
+              <w:right w:val="single" w:sz="6" w:space="0" w:color="C4C7C5"/>
+            </w:tcBorders>
+            <w:tcMar>
+              <w:top w:w="120" w:type="dxa"/>
+              <w:left w:w="180" w:type="dxa"/>
+              <w:bottom w:w="120" w:type="dxa"/>
+              <w:right w:w="180" w:type="dxa"/>
+            </w:tcMar>
+            <w:vAlign w:val="center"/>
+            <w:hideMark/>
+          </w:tcPr>
+          <w:p>
+            <w:pPr>
+              <w:pStyle w:val="Heading3Char"/>
+            </w:pPr>
+            <w:r>
+              <w:rPr>
+                <w:b/>
+                <w:bCs/>
+              </w:rPr>
+              <w:t>Unicode (UTF-16)</w:t>
+            </w:r>
+            <w:r>
+              <w:t xml:space="preserve"> format; stores international symbols. </w:t>
+            </w:r>
+          </w:p>
+        </w:tc>
+      </w:tr>
+      <w:tr>
+        <w:trPr>
+          <w:tblCellSpacing w:w="15" w:type="dxa"/>
+        </w:trPr>
+        <w:tc>
+          <w:tcPr>
+            <w:tcW w:w="0" w:type="auto"/>
+            <w:tcBorders>
+              <w:top w:val="single" w:sz="6" w:space="0" w:color="C4C7C5"/>
+              <w:left w:val="single" w:sz="6" w:space="0" w:color="C4C7C5"/>
+              <w:bottom w:val="single" w:sz="6" w:space="0" w:color="C4C7C5"/>
+              <w:right w:val="single" w:sz="6" w:space="0" w:color="C4C7C5"/>
+            </w:tcBorders>
+            <w:tcMar>
+              <w:top w:w="120" w:type="dxa"/>
+              <w:left w:w="180" w:type="dxa"/>
+              <w:bottom w:w="120" w:type="dxa"/>
+              <w:right w:w="180" w:type="dxa"/>
+            </w:tcMar>
+            <w:vAlign w:val="center"/>
+            <w:hideMark/>
+          </w:tcPr>
+          <w:p>
+            <w:proofErr w:type="spellStart"/>
+            <w:r>
+              <w:rPr>
+                <w:rStyle w:val="HTMLPreformattedChar"/>
+                <w:rFonts w:eastAsiaTheme="minorHAnsi"/>
+                <w:b/>
+                <w:bCs/>
+              </w:rPr>
+              <w:t>boolean</w:t>
+            </w:r>
+            <w:proofErr w:type="spellEnd"/>
+          </w:p>
+        </w:tc>
+        <w:tc>
+          <w:tcPr>
+            <w:tcW w:w="0" w:type="auto"/>
+            <w:tcBorders>
+              <w:top w:val="single" w:sz="6" w:space="0" w:color="C4C7C5"/>
+              <w:left w:val="single" w:sz="6" w:space="0" w:color="C4C7C5"/>
+              <w:bottom w:val="single" w:sz="6" w:space="0" w:color="C4C7C5"/>
+              <w:right w:val="single" w:sz="6" w:space="0" w:color="C4C7C5"/>
+            </w:tcBorders>
+            <w:tcMar>
+              <w:top w:w="120" w:type="dxa"/>
+              <w:left w:w="180" w:type="dxa"/>
+              <w:bottom w:w="120" w:type="dxa"/>
+              <w:right w:w="180" w:type="dxa"/>
+            </w:tcMar>
+            <w:vAlign w:val="center"/>
+            <w:hideMark/>
+          </w:tcPr>
+          <w:p>
+            <w:pPr>
+              <w:pStyle w:val="Heading3Char"/>
+            </w:pPr>
+            <w:r>
+              <w:t xml:space="preserve">JVM-defined </w:t>
+            </w:r>
+          </w:p>
+        </w:tc>
+        <w:tc>
+          <w:tcPr>
+            <w:tcW w:w="0" w:type="auto"/>
+            <w:tcBorders>
+              <w:top w:val="single" w:sz="6" w:space="0" w:color="C4C7C5"/>
+              <w:left w:val="single" w:sz="6" w:space="0" w:color="C4C7C5"/>
+              <w:bottom w:val="single" w:sz="6" w:space="0" w:color="C4C7C5"/>
+              <w:right w:val="single" w:sz="6" w:space="0" w:color="C4C7C5"/>
+            </w:tcBorders>
+            <w:tcMar>
+              <w:top w:w="120" w:type="dxa"/>
+              <w:left w:w="180" w:type="dxa"/>
+              <w:bottom w:w="120" w:type="dxa"/>
+              <w:right w:w="180" w:type="dxa"/>
+            </w:tcMar>
+            <w:vAlign w:val="center"/>
+            <w:hideMark/>
+          </w:tcPr>
+          <w:p>
+            <w:pPr>
+              <w:pStyle w:val="Heading3Char"/>
+            </w:pPr>
+            <w:r>
+              <w:rPr>
+                <w:rStyle w:val="HTMLPreformattedChar"/>
+                <w:rFonts w:eastAsiaTheme="minorHAnsi"/>
+              </w:rPr>
+              <w:t>true</w:t>
+            </w:r>
+            <w:r>
+              <w:t xml:space="preserve"> / </w:t>
+            </w:r>
+            <w:r>
+              <w:rPr>
+                <w:rStyle w:val="HTMLPreformattedChar"/>
+                <w:rFonts w:eastAsiaTheme="minorHAnsi"/>
+              </w:rPr>
+              <w:t>false</w:t>
+            </w:r>
+          </w:p>
+        </w:tc>
+        <w:tc>
+          <w:tcPr>
+            <w:tcW w:w="0" w:type="auto"/>
+            <w:tcBorders>
+              <w:top w:val="single" w:sz="6" w:space="0" w:color="C4C7C5"/>
+              <w:left w:val="single" w:sz="6" w:space="0" w:color="C4C7C5"/>
+              <w:bottom w:val="single" w:sz="6" w:space="0" w:color="C4C7C5"/>
+              <w:right w:val="single" w:sz="6" w:space="0" w:color="C4C7C5"/>
+            </w:tcBorders>
+            <w:tcMar>
+              <w:top w:w="120" w:type="dxa"/>
+              <w:left w:w="180" w:type="dxa"/>
+              <w:bottom w:w="120" w:type="dxa"/>
+              <w:right w:w="180" w:type="dxa"/>
+            </w:tcMar>
+            <w:vAlign w:val="center"/>
+            <w:hideMark/>
+          </w:tcPr>
+          <w:p>
+            <w:pPr>
+              <w:pStyle w:val="Heading3Char"/>
+            </w:pPr>
+            <w:r>
+              <w:rPr>
+                <w:rStyle w:val="HTMLPreformattedChar"/>
+                <w:rFonts w:eastAsiaTheme="minorHAnsi"/>
+              </w:rPr>
+              <w:t>false</w:t>
+            </w:r>
+          </w:p>
+        </w:tc>
+        <w:tc>
+          <w:tcPr>
+            <w:tcW w:w="0" w:type="auto"/>
+            <w:tcBorders>
+              <w:top w:val="single" w:sz="6" w:space="0" w:color="C4C7C5"/>
+              <w:left w:val="single" w:sz="6" w:space="0" w:color="C4C7C5"/>
+              <w:bottom w:val="single" w:sz="6" w:space="0" w:color="C4C7C5"/>
+              <w:right w:val="single" w:sz="6" w:space="0" w:color="C4C7C5"/>
+            </w:tcBorders>
+            <w:tcMar>
+              <w:top w:w="120" w:type="dxa"/>
+              <w:left w:w="180" w:type="dxa"/>
+              <w:bottom w:w="120" w:type="dxa"/>
+              <w:right w:w="180" w:type="dxa"/>
+            </w:tcMar>
+            <w:vAlign w:val="center"/>
+            <w:hideMark/>
+          </w:tcPr>
+          <w:p>
+            <w:pPr>
+              <w:pStyle w:val="Heading3Char"/>
+            </w:pPr>
+            <w:r>
+              <w:t xml:space="preserve">Cannot be cast or converted to/from an integer in Java. </w:t>
+            </w:r>
+          </w:p>
+        </w:tc>
+      </w:tr>
+    </w:tbl>
+    <w:p>
+      <w:pPr>
+        <w:pStyle w:val="Heading3"/>
+      </w:pPr>
+      <w:r>
+        <w:rPr>
+          <w:rFonts w:ascii="Segoe UI Emoji" w:hAnsi="Segoe UI Emoji" w:cs="Segoe UI Emoji"/>
+        </w:rPr>
+        <w:t>⚠️</w:t>
+      </w:r>
+      <w:r>
+        <w:t xml:space="preserve"> 4. Scanner I/O &amp; The Hidden Buffer Trap</w:t>
+      </w:r>
+    </w:p>
+    <w:p>
+      <w:r>
+        <w:rPr>
+          <w:rStyle w:val="hljs-title"/>
+        </w:rPr>
+        <w:t>Java</w:t>
+      </w:r>
+    </w:p>
+    <w:p>
+      <w:pPr>
+        <w:pStyle w:val="Strong"/>
+        <w:rPr>
+          <w:rStyle w:val="HTMLPreformattedChar"/>
+          <w:rFonts w:eastAsiaTheme="minorHAnsi"/>
+        </w:rPr>
+      </w:pPr>
+      <w:r>
+        <w:rPr>
+          <w:rStyle w:val="HTMLPreformattedChar"/>
+          <w:rFonts w:eastAsiaTheme="minorHAnsi"/>
+        </w:rPr>
+        <w:t xml:space="preserve">Scanner input = </w:t>
+      </w:r>
+      <w:r>
+        <w:rPr>
+          <w:rStyle w:val="ng-tns-c3943669687-283"/>
+        </w:rPr>
+        <w:t>new</w:t>
+      </w:r>
+      <w:r>
+        <w:rPr>
+          <w:rStyle w:val="HTMLPreformattedChar"/>
+          <w:rFonts w:eastAsiaTheme="minorHAnsi"/>
+        </w:rPr>
+        <w:t xml:space="preserve"> </w:t>
+      </w:r>
+      <w:proofErr w:type="gramStart"/>
+      <w:r>
+        <w:rPr>
+          <w:rStyle w:val="HTMLPreformattedChar"/>
+          <w:rFonts w:eastAsiaTheme="minorHAnsi"/>
+        </w:rPr>
+        <w:t>Scanner(</w:t>
+      </w:r>
+      <w:proofErr w:type="gramEnd"/>
+      <w:r>
+        <w:rPr>
+          <w:rStyle w:val="HTMLPreformattedChar"/>
+          <w:rFonts w:eastAsiaTheme="minorHAnsi"/>
+        </w:rPr>
+        <w:t>System.in);</w:t>
+      </w:r>
+    </w:p>
+    <w:p>
+      <w:pPr>
+        <w:pStyle w:val="Strong"/>
+        <w:rPr>
+          <w:rStyle w:val="HTMLPreformattedChar"/>
+          <w:rFonts w:eastAsiaTheme="minorHAnsi"/>
+        </w:rPr>
+      </w:pPr>
+      <w:r>
+        <w:rPr>
+          <w:rStyle w:val="ng-tns-c3943669687-283"/>
+        </w:rPr>
+        <w:t>int</w:t>
+      </w:r>
+      <w:r>
+        <w:rPr>
+          <w:rStyle w:val="HTMLPreformattedChar"/>
+          <w:rFonts w:eastAsiaTheme="minorHAnsi"/>
+        </w:rPr>
+        <w:t xml:space="preserve"> roll = </w:t>
+      </w:r>
+      <w:proofErr w:type="spellStart"/>
+      <w:proofErr w:type="gramStart"/>
+      <w:r>
+        <w:rPr>
+          <w:rStyle w:val="HTMLPreformattedChar"/>
+          <w:rFonts w:eastAsiaTheme="minorHAnsi"/>
+        </w:rPr>
+        <w:t>input.nextInt</w:t>
+      </w:r>
+      <w:proofErr w:type="spellEnd"/>
+      <w:proofErr w:type="gramEnd"/>
+      <w:r>
+        <w:rPr>
+          <w:rStyle w:val="HTMLPreformattedChar"/>
+          <w:rFonts w:eastAsiaTheme="minorHAnsi"/>
+        </w:rPr>
+        <w:t xml:space="preserve">();      </w:t>
+      </w:r>
+      <w:r>
+        <w:rPr>
+          <w:rStyle w:val="hljs-params"/>
+        </w:rPr>
+        <w:t>// 1. Reads integer only (leaves '\n' in buffer)</w:t>
+      </w:r>
+    </w:p>
+    <w:p>
+      <w:pPr>
+        <w:pStyle w:val="Strong"/>
+        <w:rPr>
+          <w:rStyle w:val="HTMLPreformattedChar"/>
+          <w:rFonts w:eastAsiaTheme="minorHAnsi"/>
+        </w:rPr>
+      </w:pPr>
+      <w:proofErr w:type="spellStart"/>
+      <w:proofErr w:type="gramStart"/>
+      <w:r>
+        <w:rPr>
+          <w:rStyle w:val="HTMLPreformattedChar"/>
+          <w:rFonts w:eastAsiaTheme="minorHAnsi"/>
+        </w:rPr>
+        <w:t>input.nextLine</w:t>
+      </w:r>
+      <w:proofErr w:type="spellEnd"/>
+      <w:proofErr w:type="gramEnd"/>
+      <w:r>
+        <w:rPr>
+          <w:rStyle w:val="HTMLPreformattedChar"/>
+          <w:rFonts w:eastAsiaTheme="minorHAnsi"/>
+        </w:rPr>
+        <w:t xml:space="preserve">();                </w:t>
+      </w:r>
+      <w:r>
+        <w:rPr>
+          <w:rStyle w:val="hljs-params"/>
+        </w:rPr>
+        <w:t>// 2. BUFFER FLUSH (Consumes leftover '\n')</w:t>
+      </w:r>
+    </w:p>
+    <w:p>
+      <w:pPr>
+        <w:pStyle w:val="Strong"/>
+        <w:rPr>
+          <w:rStyle w:val="HTMLPreformattedChar"/>
+          <w:rFonts w:eastAsiaTheme="minorHAnsi"/>
+        </w:rPr>
+      </w:pPr>
+      <w:r>
+        <w:rPr>
+          <w:rStyle w:val="HTMLPreformattedChar"/>
+          <w:rFonts w:eastAsiaTheme="minorHAnsi"/>
+        </w:rPr>
+        <w:t xml:space="preserve">String name = </w:t>
+      </w:r>
+      <w:proofErr w:type="spellStart"/>
+      <w:proofErr w:type="gramStart"/>
+      <w:r>
+        <w:rPr>
+          <w:rStyle w:val="HTMLPreformattedChar"/>
+          <w:rFonts w:eastAsiaTheme="minorHAnsi"/>
+        </w:rPr>
+        <w:t>input.nextLine</w:t>
+      </w:r>
+      <w:proofErr w:type="spellEnd"/>
+      <w:proofErr w:type="gramEnd"/>
+      <w:r>
+        <w:rPr>
+          <w:rStyle w:val="HTMLPreformattedChar"/>
+          <w:rFonts w:eastAsiaTheme="minorHAnsi"/>
+        </w:rPr>
+        <w:t xml:space="preserve">();  </w:t>
+      </w:r>
+      <w:r>
+        <w:rPr>
+          <w:rStyle w:val="hljs-params"/>
+        </w:rPr>
+        <w:t>// 3. Successfully reads full string</w:t>
+      </w:r>
+    </w:p>
+    <w:p>
+      <w:pPr>
+        <w:pStyle w:val="Heading3Char"/>
+      </w:pPr>
+      <w:r>
+        <w:rPr>
+          <w:rFonts w:ascii="Segoe UI Emoji" w:hAnsi="Segoe UI Emoji" w:cs="Segoe UI Emoji"/>
+        </w:rPr>
+        <w:t>💡</w:t>
+      </w:r>
+      <w:r>
+        <w:t xml:space="preserve"> </w:t>
+      </w:r>
+      <w:r>
+        <w:rPr>
+          <w:b/>
+          <w:bCs/>
+        </w:rPr>
+        <w:t>Why it fails:</w:t>
+      </w:r>
+      <w:r>
+        <w:t xml:space="preserve"> </w:t>
+      </w:r>
+      <w:proofErr w:type="spellStart"/>
+      <w:proofErr w:type="gramStart"/>
+      <w:r>
+        <w:rPr>
+          <w:rStyle w:val="HTMLPreformattedChar"/>
+          <w:rFonts w:eastAsiaTheme="minorHAnsi"/>
+        </w:rPr>
+        <w:t>nextInt</w:t>
+      </w:r>
+      <w:proofErr w:type="spellEnd"/>
+      <w:r>
+        <w:rPr>
+          <w:rStyle w:val="HTMLPreformattedChar"/>
+          <w:rFonts w:eastAsiaTheme="minorHAnsi"/>
+        </w:rPr>
+        <w:t>(</w:t>
+      </w:r>
+      <w:proofErr w:type="gramEnd"/>
+      <w:r>
+        <w:rPr>
+          <w:rStyle w:val="HTMLPreformattedChar"/>
+          <w:rFonts w:eastAsiaTheme="minorHAnsi"/>
+        </w:rPr>
+        <w:t>)</w:t>
+      </w:r>
+      <w:r>
+        <w:t xml:space="preserve"> and </w:t>
+      </w:r>
+      <w:r>
+        <w:rPr>
+          <w:rStyle w:val="HTMLPreformattedChar"/>
+          <w:rFonts w:eastAsiaTheme="minorHAnsi"/>
+        </w:rPr>
+        <w:t>next()</w:t>
+      </w:r>
+      <w:r>
+        <w:t xml:space="preserve"> read tokens and leave the trailing </w:t>
+      </w:r>
+      <w:r>
+        <w:rPr>
+          <w:b/>
+          <w:bCs/>
+        </w:rPr>
+        <w:t>newline (</w:t>
+      </w:r>
+      <w:r>
+        <w:rPr>
+          <w:rStyle w:val="HTMLPreformattedChar"/>
+          <w:rFonts w:eastAsiaTheme="minorHAnsi"/>
+          <w:b/>
+          <w:bCs/>
+        </w:rPr>
+        <w:t>\n</w:t>
+      </w:r>
+      <w:r>
+        <w:rPr>
+          <w:b/>
+          <w:bCs/>
+        </w:rPr>
+        <w:t>)</w:t>
+      </w:r>
+      <w:r>
+        <w:t xml:space="preserve"> in the buffer. Invoking </w:t>
+      </w:r>
+      <w:proofErr w:type="spellStart"/>
+      <w:proofErr w:type="gramStart"/>
+      <w:r>
+        <w:rPr>
+          <w:rStyle w:val="HTMLPreformattedChar"/>
+          <w:rFonts w:eastAsiaTheme="minorHAnsi"/>
+        </w:rPr>
+        <w:t>nextLine</w:t>
+      </w:r>
+      <w:proofErr w:type="spellEnd"/>
+      <w:r>
+        <w:rPr>
+          <w:rStyle w:val="HTMLPreformattedChar"/>
+          <w:rFonts w:eastAsiaTheme="minorHAnsi"/>
+        </w:rPr>
+        <w:t>(</w:t>
+      </w:r>
+      <w:proofErr w:type="gramEnd"/>
+      <w:r>
+        <w:rPr>
+          <w:rStyle w:val="HTMLPreformattedChar"/>
+          <w:rFonts w:eastAsiaTheme="minorHAnsi"/>
+        </w:rPr>
+        <w:t>)</w:t>
+      </w:r>
+      <w:r>
+        <w:t xml:space="preserve"> immediately afterwards consumes that remaining newline and returns an empty string. Always add a dummy </w:t>
+      </w:r>
+      <w:proofErr w:type="spellStart"/>
+      <w:proofErr w:type="gramStart"/>
+      <w:r>
+        <w:rPr>
+          <w:rStyle w:val="HTMLPreformattedChar"/>
+          <w:rFonts w:eastAsiaTheme="minorHAnsi"/>
+        </w:rPr>
+        <w:t>input.nextLine</w:t>
+      </w:r>
+      <w:proofErr w:type="spellEnd"/>
+      <w:proofErr w:type="gramEnd"/>
+      <w:r>
+        <w:rPr>
+          <w:rStyle w:val="HTMLPreformattedChar"/>
+          <w:rFonts w:eastAsiaTheme="minorHAnsi"/>
+        </w:rPr>
+        <w:t>()</w:t>
+      </w:r>
+      <w:r>
+        <w:t xml:space="preserve"> to flush the buffer.</w:t>
+      </w:r>
+    </w:p>
+    <w:p>
+      <w:pPr>
+        <w:pStyle w:val="Heading3Char"/>
+      </w:pPr>
+    </w:p>
+    <w:p>
+      <w:pPr>
+        <w:pStyle w:val="Heading3Char"/>
+      </w:pPr>
+      <w:r>
+        <w:t xml:space="preserve"> </w:t>
+      </w:r>
+    </w:p>
+    <w:p>
+      <w:pPr>
+        <w:pStyle w:val="Heading3"/>
+      </w:pPr>
+      <w:r>
+        <w:rPr>
+          <w:rFonts w:ascii="Segoe UI Emoji" w:hAnsi="Segoe UI Emoji" w:cs="Segoe UI Emoji"/>
+        </w:rPr>
+        <w:lastRenderedPageBreak/>
+        <w:t>🔄</w:t>
+      </w:r>
+      <w:r>
+        <w:t xml:space="preserve"> 5. Type Casting &amp; Expression Promotion Rules</w:t>
+      </w:r>
+    </w:p>
+    <w:p>
+      <w:pPr>
+        <w:pStyle w:val="Heading3Char"/>
+        <w:numPr>
+          <w:ilvl w:val="0"/>
+          <w:numId w:val="11"/>
+        </w:numPr>
+        <w:spacing w:before="100" w:beforeAutospacing="1" w:after="100" w:afterAutospacing="1" w:line="240" w:lineRule="auto"/>
+      </w:pPr>
+      <w:r>
+        <w:rPr>
+          <w:b/>
+          <w:bCs/>
+        </w:rPr>
+        <w:t>Automatic Widening:</w:t>
+      </w:r>
+      <w:r>
+        <w:t xml:space="preserve"> </w:t>
+      </w:r>
+      <w:r>
+        <w:rPr>
+          <w:rStyle w:val="HTMLPreformattedChar"/>
+          <w:rFonts w:eastAsiaTheme="minorHAnsi"/>
+        </w:rPr>
+        <w:t>byte</w:t>
+      </w:r>
+      <w:r>
+        <w:t xml:space="preserve"> </w:t>
+      </w:r>
+      <w:r>
+        <w:rPr>
+          <w:rStyle w:val="TableGrid"/>
+        </w:rPr>
+        <w:t>$\</w:t>
+      </w:r>
+      <w:proofErr w:type="spellStart"/>
+      <w:r>
+        <w:rPr>
+          <w:rStyle w:val="TableGrid"/>
+        </w:rPr>
+        <w:t>rightarrow</w:t>
+      </w:r>
+      <w:proofErr w:type="spellEnd"/>
+      <w:r>
+        <w:rPr>
+          <w:rStyle w:val="TableGrid"/>
+        </w:rPr>
+        <w:t>$</w:t>
+      </w:r>
+      <w:r>
+        <w:t xml:space="preserve"> </w:t>
+      </w:r>
+      <w:r>
+        <w:rPr>
+          <w:rStyle w:val="HTMLPreformattedChar"/>
+          <w:rFonts w:eastAsiaTheme="minorHAnsi"/>
+        </w:rPr>
+        <w:t>short</w:t>
+      </w:r>
+      <w:r>
+        <w:t xml:space="preserve"> </w:t>
+      </w:r>
+      <w:r>
+        <w:rPr>
+          <w:rStyle w:val="TableGrid"/>
+        </w:rPr>
+        <w:t>$\</w:t>
+      </w:r>
+      <w:proofErr w:type="spellStart"/>
+      <w:r>
+        <w:rPr>
+          <w:rStyle w:val="TableGrid"/>
+        </w:rPr>
+        <w:t>rightarrow</w:t>
+      </w:r>
+      <w:proofErr w:type="spellEnd"/>
+      <w:r>
+        <w:rPr>
+          <w:rStyle w:val="TableGrid"/>
+        </w:rPr>
+        <w:t>$</w:t>
+      </w:r>
+      <w:r>
+        <w:t xml:space="preserve"> </w:t>
+      </w:r>
+      <w:r>
+        <w:rPr>
+          <w:rStyle w:val="HTMLPreformattedChar"/>
+          <w:rFonts w:eastAsiaTheme="minorHAnsi"/>
+        </w:rPr>
+        <w:t>int</w:t>
+      </w:r>
+      <w:r>
+        <w:t xml:space="preserve"> </w:t>
+      </w:r>
+      <w:r>
+        <w:rPr>
+          <w:rStyle w:val="TableGrid"/>
+        </w:rPr>
+        <w:t>$\</w:t>
+      </w:r>
+      <w:proofErr w:type="spellStart"/>
+      <w:r>
+        <w:rPr>
+          <w:rStyle w:val="TableGrid"/>
+        </w:rPr>
+        <w:t>rightarrow</w:t>
+      </w:r>
+      <w:proofErr w:type="spellEnd"/>
+      <w:r>
+        <w:rPr>
+          <w:rStyle w:val="TableGrid"/>
+        </w:rPr>
+        <w:t>$</w:t>
+      </w:r>
+      <w:r>
+        <w:t xml:space="preserve"> </w:t>
+      </w:r>
+      <w:r>
+        <w:rPr>
+          <w:rStyle w:val="HTMLPreformattedChar"/>
+          <w:rFonts w:eastAsiaTheme="minorHAnsi"/>
+        </w:rPr>
+        <w:t>long</w:t>
+      </w:r>
+      <w:r>
+        <w:t xml:space="preserve"> </w:t>
+      </w:r>
+      <w:r>
+        <w:rPr>
+          <w:rStyle w:val="TableGrid"/>
+        </w:rPr>
+        <w:t>$\</w:t>
+      </w:r>
+      <w:proofErr w:type="spellStart"/>
+      <w:r>
+        <w:rPr>
+          <w:rStyle w:val="TableGrid"/>
+        </w:rPr>
+        <w:t>rightarrow</w:t>
+      </w:r>
+      <w:proofErr w:type="spellEnd"/>
+      <w:r>
+        <w:rPr>
+          <w:rStyle w:val="TableGrid"/>
+        </w:rPr>
+        <w:t>$</w:t>
+      </w:r>
+      <w:r>
+        <w:t xml:space="preserve"> </w:t>
+      </w:r>
+      <w:r>
+        <w:rPr>
+          <w:rStyle w:val="HTMLPreformattedChar"/>
+          <w:rFonts w:eastAsiaTheme="minorHAnsi"/>
+        </w:rPr>
+        <w:t>float</w:t>
+      </w:r>
+      <w:r>
+        <w:t xml:space="preserve"> </w:t>
+      </w:r>
+      <w:r>
+        <w:rPr>
+          <w:rStyle w:val="TableGrid"/>
+        </w:rPr>
+        <w:t>$\</w:t>
+      </w:r>
+      <w:proofErr w:type="spellStart"/>
+      <w:r>
+        <w:rPr>
+          <w:rStyle w:val="TableGrid"/>
+        </w:rPr>
+        <w:t>rightarrow</w:t>
+      </w:r>
+      <w:proofErr w:type="spellEnd"/>
+      <w:r>
+        <w:rPr>
+          <w:rStyle w:val="TableGrid"/>
+        </w:rPr>
+        <w:t>$</w:t>
+      </w:r>
+      <w:r>
+        <w:t xml:space="preserve"> </w:t>
+      </w:r>
+      <w:r>
+        <w:rPr>
+          <w:rStyle w:val="HTMLPreformattedChar"/>
+          <w:rFonts w:eastAsiaTheme="minorHAnsi"/>
+        </w:rPr>
+        <w:t>double</w:t>
+      </w:r>
+      <w:r>
+        <w:t xml:space="preserve">. </w:t>
+      </w:r>
+    </w:p>
+    <w:p>
+      <w:pPr>
+        <w:pStyle w:val="Heading3Char"/>
+        <w:numPr>
+          <w:ilvl w:val="0"/>
+          <w:numId w:val="11"/>
+        </w:numPr>
+        <w:spacing w:before="100" w:beforeAutospacing="1" w:after="100" w:afterAutospacing="1" w:line="240" w:lineRule="auto"/>
+      </w:pPr>
+      <w:r>
+        <w:rPr>
+          <w:b/>
+          <w:bCs/>
+        </w:rPr>
+        <w:t>Explicit Narrowing:</w:t>
+      </w:r>
+      <w:r>
+        <w:t xml:space="preserve"> Forcing a larger type into a smaller container triggers overflow bit-wrapping: </w:t>
+      </w:r>
+    </w:p>
+    <w:p>
+      <w:pPr>
+        <w:spacing w:beforeAutospacing="1" w:afterAutospacing="1"/>
+        <w:ind w:left="720"/>
+      </w:pPr>
+      <w:r>
+        <w:rPr>
+          <w:rStyle w:val="ng-tns-c3943669687-284"/>
+        </w:rPr>
+        <w:t>Java</w:t>
+      </w:r>
+    </w:p>
+    <w:p>
+      <w:pPr>
+        <w:pStyle w:val="Strong"/>
+        <w:ind w:left="720"/>
+        <w:rPr>
+          <w:rStyle w:val="HTMLPreformattedChar"/>
+          <w:rFonts w:eastAsiaTheme="minorHAnsi"/>
+        </w:rPr>
+      </w:pPr>
+      <w:r>
+        <w:rPr>
+          <w:rStyle w:val="ng-tns-c3943669687-283"/>
+        </w:rPr>
+        <w:t>int</w:t>
+      </w:r>
+      <w:r>
+        <w:rPr>
+          <w:rStyle w:val="HTMLPreformattedChar"/>
+          <w:rFonts w:eastAsiaTheme="minorHAnsi"/>
+        </w:rPr>
+        <w:t xml:space="preserve"> a = </w:t>
+      </w:r>
+      <w:r>
+        <w:rPr>
+          <w:rStyle w:val="hljs-comment"/>
+        </w:rPr>
+        <w:t>257</w:t>
+      </w:r>
+      <w:r>
+        <w:rPr>
+          <w:rStyle w:val="HTMLPreformattedChar"/>
+          <w:rFonts w:eastAsiaTheme="minorHAnsi"/>
+        </w:rPr>
+        <w:t>;</w:t>
+      </w:r>
+    </w:p>
+    <w:p>
+      <w:pPr>
+        <w:pStyle w:val="Strong"/>
+        <w:ind w:left="720"/>
+        <w:rPr>
+          <w:rStyle w:val="HTMLPreformattedChar"/>
+          <w:rFonts w:eastAsiaTheme="minorHAnsi"/>
+        </w:rPr>
+      </w:pPr>
+      <w:r>
+        <w:rPr>
+          <w:rStyle w:val="ng-tns-c3943669687-283"/>
+        </w:rPr>
+        <w:t>byte</w:t>
+      </w:r>
+      <w:r>
+        <w:rPr>
+          <w:rStyle w:val="HTMLPreformattedChar"/>
+          <w:rFonts w:eastAsiaTheme="minorHAnsi"/>
+        </w:rPr>
+        <w:t xml:space="preserve"> b = (</w:t>
+      </w:r>
+      <w:r>
+        <w:rPr>
+          <w:rStyle w:val="ng-tns-c3943669687-283"/>
+        </w:rPr>
+        <w:t>byte</w:t>
+      </w:r>
+      <w:r>
+        <w:rPr>
+          <w:rStyle w:val="HTMLPreformattedChar"/>
+          <w:rFonts w:eastAsiaTheme="minorHAnsi"/>
+        </w:rPr>
+        <w:t xml:space="preserve">) a; </w:t>
+      </w:r>
+      <w:r>
+        <w:rPr>
+          <w:rStyle w:val="hljs-params"/>
+        </w:rPr>
+        <w:t>// 257 % 256 = 1</w:t>
+      </w:r>
+    </w:p>
+    <w:p>
+      <w:pPr>
+        <w:pStyle w:val="Heading3Char"/>
+        <w:numPr>
+          <w:ilvl w:val="0"/>
+          <w:numId w:val="11"/>
+        </w:numPr>
+        <w:spacing w:before="100" w:beforeAutospacing="1" w:after="100" w:afterAutospacing="1" w:line="240" w:lineRule="auto"/>
+      </w:pPr>
+      <w:r>
+        <w:rPr>
+          <w:b/>
+          <w:bCs/>
+        </w:rPr>
+        <w:t>Expression Promotion:</w:t>
+      </w:r>
+      <w:r>
+        <w:t xml:space="preserve"> All </w:t>
+      </w:r>
+      <w:r>
+        <w:rPr>
+          <w:rStyle w:val="HTMLPreformattedChar"/>
+          <w:rFonts w:eastAsiaTheme="minorHAnsi"/>
+        </w:rPr>
+        <w:t>byte</w:t>
+      </w:r>
+      <w:r>
+        <w:t xml:space="preserve">, </w:t>
+      </w:r>
+      <w:r>
+        <w:rPr>
+          <w:rStyle w:val="HTMLPreformattedChar"/>
+          <w:rFonts w:eastAsiaTheme="minorHAnsi"/>
+        </w:rPr>
+        <w:t>short</w:t>
+      </w:r>
+      <w:r>
+        <w:t xml:space="preserve">, and </w:t>
+      </w:r>
+      <w:r>
+        <w:rPr>
+          <w:rStyle w:val="HTMLPreformattedChar"/>
+          <w:rFonts w:eastAsiaTheme="minorHAnsi"/>
+        </w:rPr>
+        <w:t>char</w:t>
+      </w:r>
+      <w:r>
+        <w:t xml:space="preserve"> operands are </w:t>
+      </w:r>
+      <w:r>
+        <w:rPr>
+          <w:b/>
+          <w:bCs/>
+        </w:rPr>
+        <w:t xml:space="preserve">automatically promoted to </w:t>
+      </w:r>
+      <w:r>
+        <w:rPr>
+          <w:rStyle w:val="HTMLPreformattedChar"/>
+          <w:rFonts w:eastAsiaTheme="minorHAnsi"/>
+          <w:b/>
+          <w:bCs/>
+        </w:rPr>
+        <w:t>int</w:t>
+      </w:r>
+      <w:r>
+        <w:t xml:space="preserve"> in arithmetic operations. </w:t>
+      </w:r>
+    </w:p>
+    <w:p>
+      <w:pPr>
+        <w:pStyle w:val="Heading3"/>
+      </w:pPr>
+      <w:r>
+        <w:rPr>
+          <w:rFonts w:ascii="Segoe UI Emoji" w:hAnsi="Segoe UI Emoji" w:cs="Segoe UI Emoji"/>
+        </w:rPr>
+        <w:t>🎯</w:t>
+      </w:r>
+      <w:r>
+        <w:t xml:space="preserve"> 6. High-Frequency Interview Q&amp;A</w:t>
+      </w:r>
+    </w:p>
+    <w:p>
+      <w:pPr>
+        <w:pStyle w:val="Heading3Char"/>
+      </w:pPr>
+      <w:r>
+        <w:rPr>
+          <w:b/>
+          <w:bCs/>
+        </w:rPr>
+        <w:t xml:space="preserve">Q1: Why does </w:t>
+      </w:r>
+      <w:r>
+        <w:rPr>
+          <w:rStyle w:val="HTMLPreformattedChar"/>
+          <w:rFonts w:eastAsiaTheme="minorHAnsi"/>
+          <w:b/>
+          <w:bCs/>
+        </w:rPr>
+        <w:t>byte b = 50; b = b * 2;</w:t>
+      </w:r>
+      <w:r>
+        <w:rPr>
+          <w:b/>
+          <w:bCs/>
+        </w:rPr>
+        <w:t xml:space="preserve"> fail to compile?</w:t>
+      </w:r>
+    </w:p>
+    <w:p>
+      <w:pPr>
+        <w:pStyle w:val="Heading3Char"/>
+        <w:numPr>
+          <w:ilvl w:val="0"/>
+          <w:numId w:val="12"/>
+        </w:numPr>
+        <w:spacing w:before="100" w:beforeAutospacing="1" w:after="100" w:afterAutospacing="1" w:line="240" w:lineRule="auto"/>
+      </w:pPr>
+      <w:r>
+        <w:rPr>
+          <w:b/>
+          <w:bCs/>
+        </w:rPr>
+        <w:t>Answer:</w:t>
+      </w:r>
+      <w:r>
+        <w:t xml:space="preserve"> In arithmetic calculations (</w:t>
+      </w:r>
+      <w:r>
+        <w:rPr>
+          <w:rStyle w:val="HTMLPreformattedChar"/>
+          <w:rFonts w:eastAsiaTheme="minorHAnsi"/>
+        </w:rPr>
+        <w:t>b * 2</w:t>
+      </w:r>
+      <w:r>
+        <w:t xml:space="preserve">), Java automatically promotes </w:t>
+      </w:r>
+      <w:r>
+        <w:rPr>
+          <w:rStyle w:val="HTMLPreformattedChar"/>
+          <w:rFonts w:eastAsiaTheme="minorHAnsi"/>
+        </w:rPr>
+        <w:t>b</w:t>
+      </w:r>
+      <w:r>
+        <w:t xml:space="preserve"> to an </w:t>
+      </w:r>
+      <w:r>
+        <w:rPr>
+          <w:rStyle w:val="HTMLPreformattedChar"/>
+          <w:rFonts w:eastAsiaTheme="minorHAnsi"/>
+        </w:rPr>
+        <w:t>int</w:t>
+      </w:r>
+      <w:r>
+        <w:t xml:space="preserve">. The resulting value is an </w:t>
+      </w:r>
+      <w:r>
+        <w:rPr>
+          <w:rStyle w:val="HTMLPreformattedChar"/>
+          <w:rFonts w:eastAsiaTheme="minorHAnsi"/>
+        </w:rPr>
+        <w:t>int</w:t>
+      </w:r>
+      <w:r>
+        <w:t xml:space="preserve">, which cannot be assigned to a </w:t>
+      </w:r>
+      <w:r>
+        <w:rPr>
+          <w:rStyle w:val="HTMLPreformattedChar"/>
+          <w:rFonts w:eastAsiaTheme="minorHAnsi"/>
+        </w:rPr>
+        <w:t>byte</w:t>
+      </w:r>
+      <w:r>
+        <w:t xml:space="preserve"> variable without an explicit cast. </w:t>
+      </w:r>
+    </w:p>
+    <w:p>
+      <w:pPr>
+        <w:pStyle w:val="Heading3Char"/>
+        <w:numPr>
+          <w:ilvl w:val="0"/>
+          <w:numId w:val="12"/>
+        </w:numPr>
+        <w:spacing w:before="100" w:beforeAutospacing="1" w:after="100" w:afterAutospacing="1" w:line="240" w:lineRule="auto"/>
+      </w:pPr>
+      <w:r>
+        <w:rPr>
+          <w:i/>
+          <w:iCs/>
+        </w:rPr>
+        <w:t>Fix:</w:t>
+      </w:r>
+      <w:r>
+        <w:t xml:space="preserve"> </w:t>
+      </w:r>
+      <w:r>
+        <w:rPr>
+          <w:rStyle w:val="HTMLPreformattedChar"/>
+          <w:rFonts w:eastAsiaTheme="minorHAnsi"/>
+        </w:rPr>
+        <w:t>b = (byte</w:t>
+      </w:r>
+      <w:proofErr w:type="gramStart"/>
+      <w:r>
+        <w:rPr>
+          <w:rStyle w:val="HTMLPreformattedChar"/>
+          <w:rFonts w:eastAsiaTheme="minorHAnsi"/>
+        </w:rPr>
+        <w:t>)(</w:t>
+      </w:r>
+      <w:proofErr w:type="gramEnd"/>
+      <w:r>
+        <w:rPr>
+          <w:rStyle w:val="HTMLPreformattedChar"/>
+          <w:rFonts w:eastAsiaTheme="minorHAnsi"/>
+        </w:rPr>
+        <w:t>b * 2);</w:t>
+      </w:r>
+    </w:p>
+    <w:p>
+      <w:pPr>
+        <w:pStyle w:val="Heading3Char"/>
+      </w:pPr>
+      <w:r>
+        <w:rPr>
+          <w:b/>
+          <w:bCs/>
+        </w:rPr>
+        <w:t xml:space="preserve">Q2: What happens if you remove </w:t>
+      </w:r>
+      <w:r>
+        <w:rPr>
+          <w:rStyle w:val="HTMLPreformattedChar"/>
+          <w:rFonts w:eastAsiaTheme="minorHAnsi"/>
+          <w:b/>
+          <w:bCs/>
+        </w:rPr>
+        <w:t>static</w:t>
+      </w:r>
+      <w:r>
+        <w:rPr>
+          <w:b/>
+          <w:bCs/>
+        </w:rPr>
+        <w:t xml:space="preserve"> from the </w:t>
+      </w:r>
+      <w:r>
+        <w:rPr>
+          <w:rStyle w:val="HTMLPreformattedChar"/>
+          <w:rFonts w:eastAsiaTheme="minorHAnsi"/>
+          <w:b/>
+          <w:bCs/>
+        </w:rPr>
+        <w:t>main</w:t>
+      </w:r>
+      <w:r>
+        <w:rPr>
+          <w:b/>
+          <w:bCs/>
+        </w:rPr>
+        <w:t xml:space="preserve"> method?</w:t>
+      </w:r>
+    </w:p>
+    <w:p>
+      <w:pPr>
+        <w:pStyle w:val="Heading3Char"/>
+        <w:numPr>
+          <w:ilvl w:val="0"/>
+          <w:numId w:val="13"/>
+        </w:numPr>
+        <w:spacing w:before="100" w:beforeAutospacing="1" w:after="100" w:afterAutospacing="1" w:line="240" w:lineRule="auto"/>
+      </w:pPr>
+      <w:r>
+        <w:rPr>
+          <w:b/>
+          <w:bCs/>
+        </w:rPr>
+        <w:t>Answer:</w:t>
+      </w:r>
+      <w:r>
+        <w:t xml:space="preserve"> The code compiles without errors (</w:t>
+      </w:r>
+      <w:proofErr w:type="spellStart"/>
+      <w:r>
+        <w:rPr>
+          <w:rStyle w:val="HTMLPreformattedChar"/>
+          <w:rFonts w:eastAsiaTheme="minorHAnsi"/>
+        </w:rPr>
+        <w:t>javac</w:t>
+      </w:r>
+      <w:proofErr w:type="spellEnd"/>
+      <w:r>
+        <w:rPr>
+          <w:rStyle w:val="HTMLPreformattedChar"/>
+          <w:rFonts w:eastAsiaTheme="minorHAnsi"/>
+        </w:rPr>
+        <w:t xml:space="preserve"> Main.java</w:t>
+      </w:r>
+      <w:r>
+        <w:t xml:space="preserve"> succeeds), but running the program causes the JVM to throw a runtime error: </w:t>
+      </w:r>
+      <w:proofErr w:type="spellStart"/>
+      <w:r>
+        <w:rPr>
+          <w:rStyle w:val="HTMLPreformattedChar"/>
+          <w:rFonts w:eastAsiaTheme="minorHAnsi"/>
+        </w:rPr>
+        <w:t>NoSuchMethodError</w:t>
+      </w:r>
+      <w:proofErr w:type="spellEnd"/>
+      <w:r>
+        <w:rPr>
+          <w:rStyle w:val="HTMLPreformattedChar"/>
+          <w:rFonts w:eastAsiaTheme="minorHAnsi"/>
+        </w:rPr>
+        <w:t>: main method not found</w:t>
+      </w:r>
+      <w:r>
+        <w:t xml:space="preserve">. The JVM requires the entry point to be callable without allocating an instance of the class. </w:t>
+      </w:r>
+    </w:p>
+    <w:p>
+      <w:pPr>
+        <w:pStyle w:val="Heading3Char"/>
+      </w:pPr>
+      <w:r>
+        <w:rPr>
+          <w:b/>
+          <w:bCs/>
+        </w:rPr>
+        <w:t xml:space="preserve">Q3: Why is </w:t>
+      </w:r>
+      <w:r>
+        <w:rPr>
+          <w:rStyle w:val="HTMLPreformattedChar"/>
+          <w:rFonts w:eastAsiaTheme="minorHAnsi"/>
+          <w:b/>
+          <w:bCs/>
+        </w:rPr>
+        <w:t>char</w:t>
+      </w:r>
+      <w:r>
+        <w:rPr>
+          <w:b/>
+          <w:bCs/>
+        </w:rPr>
+        <w:t xml:space="preserve"> 2 bytes in Java, but only 1 byte in C/C++?</w:t>
+      </w:r>
+    </w:p>
+    <w:p>
+      <w:pPr>
+        <w:pStyle w:val="Heading3Char"/>
+        <w:numPr>
+          <w:ilvl w:val="0"/>
+          <w:numId w:val="14"/>
+        </w:numPr>
+        <w:spacing w:before="100" w:beforeAutospacing="1" w:after="100" w:afterAutospacing="1" w:line="240" w:lineRule="auto"/>
+      </w:pPr>
+      <w:r>
+        <w:rPr>
+          <w:b/>
+          <w:bCs/>
+        </w:rPr>
+        <w:t>Answer:</w:t>
+      </w:r>
+      <w:r>
+        <w:t xml:space="preserve"> C/C++ originally adopted the 8-bit ASCII character set (up to 256 characters). Java was designed with internationalization in mind and uses the 16-bit </w:t>
+      </w:r>
+      <w:r>
+        <w:rPr>
+          <w:b/>
+          <w:bCs/>
+        </w:rPr>
+        <w:t>Unicode (UTF-16)</w:t>
+      </w:r>
+      <w:r>
+        <w:t xml:space="preserve"> standard to support global alphabets, scripts, and symbols. </w:t>
+      </w:r>
+    </w:p>
+    <w:p>
+      <w:pPr>
+        <w:pStyle w:val="Heading3Char"/>
+      </w:pPr>
+      <w:r>
+        <w:rPr>
+          <w:b/>
+          <w:bCs/>
+        </w:rPr>
+        <w:t xml:space="preserve">Q4: Is </w:t>
+      </w:r>
+      <w:r>
+        <w:rPr>
+          <w:rStyle w:val="HTMLPreformattedChar"/>
+          <w:rFonts w:eastAsiaTheme="minorHAnsi"/>
+          <w:b/>
+          <w:bCs/>
+        </w:rPr>
+        <w:t xml:space="preserve">public static void </w:t>
+      </w:r>
+      <w:proofErr w:type="gramStart"/>
+      <w:r>
+        <w:rPr>
+          <w:rStyle w:val="HTMLPreformattedChar"/>
+          <w:rFonts w:eastAsiaTheme="minorHAnsi"/>
+          <w:b/>
+          <w:bCs/>
+        </w:rPr>
+        <w:t>main(</w:t>
+      </w:r>
+      <w:proofErr w:type="gramEnd"/>
+      <w:r>
+        <w:rPr>
+          <w:rStyle w:val="HTMLPreformattedChar"/>
+          <w:rFonts w:eastAsiaTheme="minorHAnsi"/>
+          <w:b/>
+          <w:bCs/>
+        </w:rPr>
+        <w:t xml:space="preserve">String... </w:t>
+      </w:r>
+      <w:proofErr w:type="spellStart"/>
+      <w:r>
+        <w:rPr>
+          <w:rStyle w:val="HTMLPreformattedChar"/>
+          <w:rFonts w:eastAsiaTheme="minorHAnsi"/>
+          <w:b/>
+          <w:bCs/>
+        </w:rPr>
+        <w:t>args</w:t>
+      </w:r>
+      <w:proofErr w:type="spellEnd"/>
+      <w:r>
+        <w:rPr>
+          <w:rStyle w:val="HTMLPreformattedChar"/>
+          <w:rFonts w:eastAsiaTheme="minorHAnsi"/>
+          <w:b/>
+          <w:bCs/>
+        </w:rPr>
+        <w:t>)</w:t>
+      </w:r>
+      <w:r>
+        <w:rPr>
+          <w:b/>
+          <w:bCs/>
+        </w:rPr>
+        <w:t xml:space="preserve"> valid syntax?</w:t>
+      </w:r>
+    </w:p>
+    <w:p>
+      <w:pPr>
+        <w:pStyle w:val="Heading3Char"/>
+        <w:numPr>
+          <w:ilvl w:val="0"/>
+          <w:numId w:val="15"/>
+        </w:numPr>
+        <w:spacing w:before="100" w:beforeAutospacing="1" w:after="100" w:afterAutospacing="1" w:line="240" w:lineRule="auto"/>
+      </w:pPr>
+      <w:r>
+        <w:rPr>
+          <w:b/>
+          <w:bCs/>
+        </w:rPr>
+        <w:t>Answer:</w:t>
+      </w:r>
+      <w:r>
+        <w:t xml:space="preserve"> </w:t>
+      </w:r>
+      <w:r>
+        <w:rPr>
+          <w:b/>
+          <w:bCs/>
+        </w:rPr>
+        <w:t>Yes.</w:t>
+      </w:r>
+      <w:r>
+        <w:t xml:space="preserve"> Java </w:t>
+      </w:r>
+      <w:proofErr w:type="spellStart"/>
+      <w:r>
+        <w:t>varargs</w:t>
+      </w:r>
+      <w:proofErr w:type="spellEnd"/>
+      <w:r>
+        <w:t xml:space="preserve"> syntax (</w:t>
+      </w:r>
+      <w:r>
+        <w:rPr>
+          <w:rStyle w:val="HTMLPreformattedChar"/>
+          <w:rFonts w:eastAsiaTheme="minorHAnsi"/>
+        </w:rPr>
+        <w:t>...</w:t>
+      </w:r>
+      <w:r>
+        <w:t>) is compiled internally into an array (</w:t>
+      </w:r>
+      <w:proofErr w:type="gramStart"/>
+      <w:r>
+        <w:rPr>
+          <w:rStyle w:val="HTMLPreformattedChar"/>
+          <w:rFonts w:eastAsiaTheme="minorHAnsi"/>
+        </w:rPr>
+        <w:t>String[</w:t>
+      </w:r>
+      <w:proofErr w:type="gramEnd"/>
+      <w:r>
+        <w:rPr>
+          <w:rStyle w:val="HTMLPreformattedChar"/>
+          <w:rFonts w:eastAsiaTheme="minorHAnsi"/>
+        </w:rPr>
+        <w:t>]</w:t>
+      </w:r>
+      <w:r>
+        <w:t>), which satisfies the entry-point method contract expected by the JVM[cite: 1].</w:t>
       </w:r>
     </w:p>
     <w:p/>
@@ -14702,9 +18579,9 @@
 <file path=word/numbering.xml><?xml version="1.0" encoding="utf-8"?>
 <w:numbering xmlns:wpc="http://schemas.microsoft.com/office/word/2010/wordprocessingCanvas" xmlns:cx="http://schemas.microsoft.com/office/drawing/2014/chartex" xmlns:cx1="http://schemas.microsoft.com/office/drawing/2015/9/8/chartex" xmlns:cx2="http://schemas.microsoft.com/office/drawing/2015/10/21/chartex" xmlns:cx3="http://schemas.microsoft.com/office/drawing/2016/5/9/chartex" xmlns:cx4="http://schemas.microsoft.com/office/drawing/2016/5/10/chartex" xmlns:cx5="http://schemas.microsoft.com/office/drawing/2016/5/11/chartex" xmlns:cx6="http://schemas.microsoft.com/office/drawing/2016/5/12/chartex" xmlns:cx7="http://schemas.microsoft.com/office/drawing/2016/5/13/chartex" xmlns:cx8="http://schemas.microsoft.com/office/drawing/2016/5/14/chartex" xmlns:mc="http://schemas.openxmlformats.org/markup-compatibility/2006" xmlns:aink="http://schemas.microsoft.com/office/drawing/2016/ink" xmlns:am3d="http://schemas.microsoft.com/office/drawing/2017/model3d" xmlns:o="urn:schemas-microsoft-com:office:office" xmlns:r="http://schemas.openxmlformats.org/officeDocument/2006/relationships" xmlns:m="http://schemas.openxmlformats.org/officeDocument/2006/math" xmlns:v="urn:schemas-microsoft-com:vml" xmlns:wp14="http://schemas.microsoft.com/office/word/2010/wordprocessingDrawing" xmlns:wp="http://schemas.openxmlformats.org/drawingml/2006/wordprocessingDrawing" xmlns:w10="urn:schemas-microsoft-com:office:word" xmlns:w="http://schemas.openxmlformats.org/wordprocessingml/2006/main" xmlns:w14="http://schemas.microsoft.com/office/word/2010/wordml" xmlns:w15="http://schemas.microsoft.com/office/word/2012/wordml" xmlns:w16cex="http://schemas.microsoft.com/office/word/2018/wordml/cex" xmlns:w16cid="http://schemas.microsoft.com/office/word/2016/wordml/cid" xmlns:w16="http://schemas.microsoft.com/office/word/2018/wordml" xmlns:w16sdtdh="http://schemas.microsoft.com/office/word/2020/wordml/sdtdatahash" xmlns:w16se="http://schemas.microsoft.com/office/word/2015/wordml/symex" xmlns:wpg="http://schemas.microsoft.com/office/word/2010/wordprocessingGroup" xmlns:wpi="http://schemas.microsoft.com/office/word/2010/wordprocessingInk" xmlns:wne="http://schemas.microsoft.com/office/word/2006/wordml" xmlns:wps="http://schemas.microsoft.com/office/word/2010/wordprocessingShape" mc:Ignorable="w14 w15 w16se w16cid w16 w16cex w16sdtdh wp14">
   <w:abstractNum w:abstractNumId="0" w15:restartNumberingAfterBreak="0">
-    <w:nsid w:val="15226117"/>
+    <w:nsid w:val="05C92858"/>
     <w:multiLevelType w:val="multilevel"/>
-    <w:tmpl w:val="E3BC2A4E"/>
+    <w:tmpl w:val="EAD46CD8"/>
     <w:lvl w:ilvl="0">
       <w:start w:val="1"/>
       <w:numFmt w:val="bullet"/>
@@ -14851,9 +18728,9 @@
     </w:lvl>
   </w:abstractNum>
   <w:abstractNum w:abstractNumId="1" w15:restartNumberingAfterBreak="0">
-    <w:nsid w:val="21D3473A"/>
+    <w:nsid w:val="15226117"/>
     <w:multiLevelType w:val="multilevel"/>
-    <w:tmpl w:val="8A6CED48"/>
+    <w:tmpl w:val="E3BC2A4E"/>
     <w:lvl w:ilvl="0">
       <w:start w:val="1"/>
       <w:numFmt w:val="bullet"/>
@@ -15000,9 +18877,9 @@
     </w:lvl>
   </w:abstractNum>
   <w:abstractNum w:abstractNumId="2" w15:restartNumberingAfterBreak="0">
-    <w:nsid w:val="2DA7236E"/>
+    <w:nsid w:val="1B856F57"/>
     <w:multiLevelType w:val="multilevel"/>
-    <w:tmpl w:val="B502853C"/>
+    <w:tmpl w:val="6FC8CFF4"/>
     <w:lvl w:ilvl="0">
       <w:start w:val="1"/>
       <w:numFmt w:val="bullet"/>
@@ -15149,9 +19026,9 @@
     </w:lvl>
   </w:abstractNum>
   <w:abstractNum w:abstractNumId="3" w15:restartNumberingAfterBreak="0">
-    <w:nsid w:val="4B996473"/>
+    <w:nsid w:val="210D318A"/>
     <w:multiLevelType w:val="multilevel"/>
-    <w:tmpl w:val="A9B4DBCE"/>
+    <w:tmpl w:val="7E1434B0"/>
     <w:lvl w:ilvl="0">
       <w:start w:val="1"/>
       <w:numFmt w:val="bullet"/>
@@ -15298,9 +19175,9 @@
     </w:lvl>
   </w:abstractNum>
   <w:abstractNum w:abstractNumId="4" w15:restartNumberingAfterBreak="0">
-    <w:nsid w:val="518E0A83"/>
+    <w:nsid w:val="21D3473A"/>
     <w:multiLevelType w:val="multilevel"/>
-    <w:tmpl w:val="EB7EE01C"/>
+    <w:tmpl w:val="8A6CED48"/>
     <w:lvl w:ilvl="0">
       <w:start w:val="1"/>
       <w:numFmt w:val="bullet"/>
@@ -15447,9 +19324,9 @@
     </w:lvl>
   </w:abstractNum>
   <w:abstractNum w:abstractNumId="5" w15:restartNumberingAfterBreak="0">
-    <w:nsid w:val="5BB45607"/>
+    <w:nsid w:val="2DA7236E"/>
     <w:multiLevelType w:val="multilevel"/>
-    <w:tmpl w:val="06D0A364"/>
+    <w:tmpl w:val="B502853C"/>
     <w:lvl w:ilvl="0">
       <w:start w:val="1"/>
       <w:numFmt w:val="bullet"/>
@@ -15596,9 +19473,9 @@
     </w:lvl>
   </w:abstractNum>
   <w:abstractNum w:abstractNumId="6" w15:restartNumberingAfterBreak="0">
-    <w:nsid w:val="63A74884"/>
+    <w:nsid w:val="4B996473"/>
     <w:multiLevelType w:val="multilevel"/>
-    <w:tmpl w:val="5F801BD6"/>
+    <w:tmpl w:val="A9B4DBCE"/>
     <w:lvl w:ilvl="0">
       <w:start w:val="1"/>
       <w:numFmt w:val="bullet"/>
@@ -15745,122 +19622,9 @@
     </w:lvl>
   </w:abstractNum>
   <w:abstractNum w:abstractNumId="7" w15:restartNumberingAfterBreak="0">
-    <w:nsid w:val="7273667C"/>
+    <w:nsid w:val="50B50827"/>
     <w:multiLevelType w:val="multilevel"/>
-    <w:tmpl w:val="D2BE54EC"/>
-    <w:lvl w:ilvl="0">
-      <w:start w:val="1"/>
-      <w:numFmt w:val="decimal"/>
-      <w:lvlText w:val="%1."/>
-      <w:lvlJc w:val="left"/>
-      <w:pPr>
-        <w:tabs>
-          <w:tab w:val="num" w:pos="720"/>
-        </w:tabs>
-        <w:ind w:left="720" w:hanging="360"/>
-      </w:pPr>
-    </w:lvl>
-    <w:lvl w:ilvl="1" w:tentative="1">
-      <w:start w:val="1"/>
-      <w:numFmt w:val="decimal"/>
-      <w:lvlText w:val="%2."/>
-      <w:lvlJc w:val="left"/>
-      <w:pPr>
-        <w:tabs>
-          <w:tab w:val="num" w:pos="1440"/>
-        </w:tabs>
-        <w:ind w:left="1440" w:hanging="360"/>
-      </w:pPr>
-    </w:lvl>
-    <w:lvl w:ilvl="2" w:tentative="1">
-      <w:start w:val="1"/>
-      <w:numFmt w:val="decimal"/>
-      <w:lvlText w:val="%3."/>
-      <w:lvlJc w:val="left"/>
-      <w:pPr>
-        <w:tabs>
-          <w:tab w:val="num" w:pos="2160"/>
-        </w:tabs>
-        <w:ind w:left="2160" w:hanging="360"/>
-      </w:pPr>
-    </w:lvl>
-    <w:lvl w:ilvl="3" w:tentative="1">
-      <w:start w:val="1"/>
-      <w:numFmt w:val="decimal"/>
-      <w:lvlText w:val="%4."/>
-      <w:lvlJc w:val="left"/>
-      <w:pPr>
-        <w:tabs>
-          <w:tab w:val="num" w:pos="2880"/>
-        </w:tabs>
-        <w:ind w:left="2880" w:hanging="360"/>
-      </w:pPr>
-    </w:lvl>
-    <w:lvl w:ilvl="4" w:tentative="1">
-      <w:start w:val="1"/>
-      <w:numFmt w:val="decimal"/>
-      <w:lvlText w:val="%5."/>
-      <w:lvlJc w:val="left"/>
-      <w:pPr>
-        <w:tabs>
-          <w:tab w:val="num" w:pos="3600"/>
-        </w:tabs>
-        <w:ind w:left="3600" w:hanging="360"/>
-      </w:pPr>
-    </w:lvl>
-    <w:lvl w:ilvl="5" w:tentative="1">
-      <w:start w:val="1"/>
-      <w:numFmt w:val="decimal"/>
-      <w:lvlText w:val="%6."/>
-      <w:lvlJc w:val="left"/>
-      <w:pPr>
-        <w:tabs>
-          <w:tab w:val="num" w:pos="4320"/>
-        </w:tabs>
-        <w:ind w:left="4320" w:hanging="360"/>
-      </w:pPr>
-    </w:lvl>
-    <w:lvl w:ilvl="6" w:tentative="1">
-      <w:start w:val="1"/>
-      <w:numFmt w:val="decimal"/>
-      <w:lvlText w:val="%7."/>
-      <w:lvlJc w:val="left"/>
-      <w:pPr>
-        <w:tabs>
-          <w:tab w:val="num" w:pos="5040"/>
-        </w:tabs>
-        <w:ind w:left="5040" w:hanging="360"/>
-      </w:pPr>
-    </w:lvl>
-    <w:lvl w:ilvl="7" w:tentative="1">
-      <w:start w:val="1"/>
-      <w:numFmt w:val="decimal"/>
-      <w:lvlText w:val="%8."/>
-      <w:lvlJc w:val="left"/>
-      <w:pPr>
-        <w:tabs>
-          <w:tab w:val="num" w:pos="5760"/>
-        </w:tabs>
-        <w:ind w:left="5760" w:hanging="360"/>
-      </w:pPr>
-    </w:lvl>
-    <w:lvl w:ilvl="8" w:tentative="1">
-      <w:start w:val="1"/>
-      <w:numFmt w:val="decimal"/>
-      <w:lvlText w:val="%9."/>
-      <w:lvlJc w:val="left"/>
-      <w:pPr>
-        <w:tabs>
-          <w:tab w:val="num" w:pos="6480"/>
-        </w:tabs>
-        <w:ind w:left="6480" w:hanging="360"/>
-      </w:pPr>
-    </w:lvl>
-  </w:abstractNum>
-  <w:abstractNum w:abstractNumId="8" w15:restartNumberingAfterBreak="0">
-    <w:nsid w:val="75BB47AD"/>
-    <w:multiLevelType w:val="multilevel"/>
-    <w:tmpl w:val="F42E393A"/>
+    <w:tmpl w:val="003089DA"/>
     <w:lvl w:ilvl="0">
       <w:start w:val="1"/>
       <w:numFmt w:val="bullet"/>
@@ -16006,32 +19770,1021 @@
       </w:rPr>
     </w:lvl>
   </w:abstractNum>
+  <w:abstractNum w:abstractNumId="8" w15:restartNumberingAfterBreak="0">
+    <w:nsid w:val="518E0A83"/>
+    <w:multiLevelType w:val="multilevel"/>
+    <w:tmpl w:val="EB7EE01C"/>
+    <w:lvl w:ilvl="0">
+      <w:start w:val="1"/>
+      <w:numFmt w:val="bullet"/>
+      <w:lvlText w:val=""/>
+      <w:lvlJc w:val="left"/>
+      <w:pPr>
+        <w:tabs>
+          <w:tab w:val="num" w:pos="720"/>
+        </w:tabs>
+        <w:ind w:left="720" w:hanging="360"/>
+      </w:pPr>
+      <w:rPr>
+        <w:rFonts w:ascii="Symbol" w:hAnsi="Symbol" w:hint="default"/>
+        <w:sz w:val="20"/>
+      </w:rPr>
+    </w:lvl>
+    <w:lvl w:ilvl="1" w:tentative="1">
+      <w:start w:val="1"/>
+      <w:numFmt w:val="bullet"/>
+      <w:lvlText w:val="o"/>
+      <w:lvlJc w:val="left"/>
+      <w:pPr>
+        <w:tabs>
+          <w:tab w:val="num" w:pos="1440"/>
+        </w:tabs>
+        <w:ind w:left="1440" w:hanging="360"/>
+      </w:pPr>
+      <w:rPr>
+        <w:rFonts w:ascii="Courier New" w:hAnsi="Courier New" w:hint="default"/>
+        <w:sz w:val="20"/>
+      </w:rPr>
+    </w:lvl>
+    <w:lvl w:ilvl="2" w:tentative="1">
+      <w:start w:val="1"/>
+      <w:numFmt w:val="bullet"/>
+      <w:lvlText w:val=""/>
+      <w:lvlJc w:val="left"/>
+      <w:pPr>
+        <w:tabs>
+          <w:tab w:val="num" w:pos="2160"/>
+        </w:tabs>
+        <w:ind w:left="2160" w:hanging="360"/>
+      </w:pPr>
+      <w:rPr>
+        <w:rFonts w:ascii="Wingdings" w:hAnsi="Wingdings" w:hint="default"/>
+        <w:sz w:val="20"/>
+      </w:rPr>
+    </w:lvl>
+    <w:lvl w:ilvl="3" w:tentative="1">
+      <w:start w:val="1"/>
+      <w:numFmt w:val="bullet"/>
+      <w:lvlText w:val=""/>
+      <w:lvlJc w:val="left"/>
+      <w:pPr>
+        <w:tabs>
+          <w:tab w:val="num" w:pos="2880"/>
+        </w:tabs>
+        <w:ind w:left="2880" w:hanging="360"/>
+      </w:pPr>
+      <w:rPr>
+        <w:rFonts w:ascii="Wingdings" w:hAnsi="Wingdings" w:hint="default"/>
+        <w:sz w:val="20"/>
+      </w:rPr>
+    </w:lvl>
+    <w:lvl w:ilvl="4" w:tentative="1">
+      <w:start w:val="1"/>
+      <w:numFmt w:val="bullet"/>
+      <w:lvlText w:val=""/>
+      <w:lvlJc w:val="left"/>
+      <w:pPr>
+        <w:tabs>
+          <w:tab w:val="num" w:pos="3600"/>
+        </w:tabs>
+        <w:ind w:left="3600" w:hanging="360"/>
+      </w:pPr>
+      <w:rPr>
+        <w:rFonts w:ascii="Wingdings" w:hAnsi="Wingdings" w:hint="default"/>
+        <w:sz w:val="20"/>
+      </w:rPr>
+    </w:lvl>
+    <w:lvl w:ilvl="5" w:tentative="1">
+      <w:start w:val="1"/>
+      <w:numFmt w:val="bullet"/>
+      <w:lvlText w:val=""/>
+      <w:lvlJc w:val="left"/>
+      <w:pPr>
+        <w:tabs>
+          <w:tab w:val="num" w:pos="4320"/>
+        </w:tabs>
+        <w:ind w:left="4320" w:hanging="360"/>
+      </w:pPr>
+      <w:rPr>
+        <w:rFonts w:ascii="Wingdings" w:hAnsi="Wingdings" w:hint="default"/>
+        <w:sz w:val="20"/>
+      </w:rPr>
+    </w:lvl>
+    <w:lvl w:ilvl="6" w:tentative="1">
+      <w:start w:val="1"/>
+      <w:numFmt w:val="bullet"/>
+      <w:lvlText w:val=""/>
+      <w:lvlJc w:val="left"/>
+      <w:pPr>
+        <w:tabs>
+          <w:tab w:val="num" w:pos="5040"/>
+        </w:tabs>
+        <w:ind w:left="5040" w:hanging="360"/>
+      </w:pPr>
+      <w:rPr>
+        <w:rFonts w:ascii="Wingdings" w:hAnsi="Wingdings" w:hint="default"/>
+        <w:sz w:val="20"/>
+      </w:rPr>
+    </w:lvl>
+    <w:lvl w:ilvl="7" w:tentative="1">
+      <w:start w:val="1"/>
+      <w:numFmt w:val="bullet"/>
+      <w:lvlText w:val=""/>
+      <w:lvlJc w:val="left"/>
+      <w:pPr>
+        <w:tabs>
+          <w:tab w:val="num" w:pos="5760"/>
+        </w:tabs>
+        <w:ind w:left="5760" w:hanging="360"/>
+      </w:pPr>
+      <w:rPr>
+        <w:rFonts w:ascii="Wingdings" w:hAnsi="Wingdings" w:hint="default"/>
+        <w:sz w:val="20"/>
+      </w:rPr>
+    </w:lvl>
+    <w:lvl w:ilvl="8" w:tentative="1">
+      <w:start w:val="1"/>
+      <w:numFmt w:val="bullet"/>
+      <w:lvlText w:val=""/>
+      <w:lvlJc w:val="left"/>
+      <w:pPr>
+        <w:tabs>
+          <w:tab w:val="num" w:pos="6480"/>
+        </w:tabs>
+        <w:ind w:left="6480" w:hanging="360"/>
+      </w:pPr>
+      <w:rPr>
+        <w:rFonts w:ascii="Wingdings" w:hAnsi="Wingdings" w:hint="default"/>
+        <w:sz w:val="20"/>
+      </w:rPr>
+    </w:lvl>
+  </w:abstractNum>
+  <w:abstractNum w:abstractNumId="9" w15:restartNumberingAfterBreak="0">
+    <w:nsid w:val="5BB45607"/>
+    <w:multiLevelType w:val="multilevel"/>
+    <w:tmpl w:val="06D0A364"/>
+    <w:lvl w:ilvl="0">
+      <w:start w:val="1"/>
+      <w:numFmt w:val="bullet"/>
+      <w:lvlText w:val=""/>
+      <w:lvlJc w:val="left"/>
+      <w:pPr>
+        <w:tabs>
+          <w:tab w:val="num" w:pos="720"/>
+        </w:tabs>
+        <w:ind w:left="720" w:hanging="360"/>
+      </w:pPr>
+      <w:rPr>
+        <w:rFonts w:ascii="Symbol" w:hAnsi="Symbol" w:hint="default"/>
+        <w:sz w:val="20"/>
+      </w:rPr>
+    </w:lvl>
+    <w:lvl w:ilvl="1" w:tentative="1">
+      <w:start w:val="1"/>
+      <w:numFmt w:val="bullet"/>
+      <w:lvlText w:val="o"/>
+      <w:lvlJc w:val="left"/>
+      <w:pPr>
+        <w:tabs>
+          <w:tab w:val="num" w:pos="1440"/>
+        </w:tabs>
+        <w:ind w:left="1440" w:hanging="360"/>
+      </w:pPr>
+      <w:rPr>
+        <w:rFonts w:ascii="Courier New" w:hAnsi="Courier New" w:hint="default"/>
+        <w:sz w:val="20"/>
+      </w:rPr>
+    </w:lvl>
+    <w:lvl w:ilvl="2" w:tentative="1">
+      <w:start w:val="1"/>
+      <w:numFmt w:val="bullet"/>
+      <w:lvlText w:val=""/>
+      <w:lvlJc w:val="left"/>
+      <w:pPr>
+        <w:tabs>
+          <w:tab w:val="num" w:pos="2160"/>
+        </w:tabs>
+        <w:ind w:left="2160" w:hanging="360"/>
+      </w:pPr>
+      <w:rPr>
+        <w:rFonts w:ascii="Wingdings" w:hAnsi="Wingdings" w:hint="default"/>
+        <w:sz w:val="20"/>
+      </w:rPr>
+    </w:lvl>
+    <w:lvl w:ilvl="3" w:tentative="1">
+      <w:start w:val="1"/>
+      <w:numFmt w:val="bullet"/>
+      <w:lvlText w:val=""/>
+      <w:lvlJc w:val="left"/>
+      <w:pPr>
+        <w:tabs>
+          <w:tab w:val="num" w:pos="2880"/>
+        </w:tabs>
+        <w:ind w:left="2880" w:hanging="360"/>
+      </w:pPr>
+      <w:rPr>
+        <w:rFonts w:ascii="Wingdings" w:hAnsi="Wingdings" w:hint="default"/>
+        <w:sz w:val="20"/>
+      </w:rPr>
+    </w:lvl>
+    <w:lvl w:ilvl="4" w:tentative="1">
+      <w:start w:val="1"/>
+      <w:numFmt w:val="bullet"/>
+      <w:lvlText w:val=""/>
+      <w:lvlJc w:val="left"/>
+      <w:pPr>
+        <w:tabs>
+          <w:tab w:val="num" w:pos="3600"/>
+        </w:tabs>
+        <w:ind w:left="3600" w:hanging="360"/>
+      </w:pPr>
+      <w:rPr>
+        <w:rFonts w:ascii="Wingdings" w:hAnsi="Wingdings" w:hint="default"/>
+        <w:sz w:val="20"/>
+      </w:rPr>
+    </w:lvl>
+    <w:lvl w:ilvl="5" w:tentative="1">
+      <w:start w:val="1"/>
+      <w:numFmt w:val="bullet"/>
+      <w:lvlText w:val=""/>
+      <w:lvlJc w:val="left"/>
+      <w:pPr>
+        <w:tabs>
+          <w:tab w:val="num" w:pos="4320"/>
+        </w:tabs>
+        <w:ind w:left="4320" w:hanging="360"/>
+      </w:pPr>
+      <w:rPr>
+        <w:rFonts w:ascii="Wingdings" w:hAnsi="Wingdings" w:hint="default"/>
+        <w:sz w:val="20"/>
+      </w:rPr>
+    </w:lvl>
+    <w:lvl w:ilvl="6" w:tentative="1">
+      <w:start w:val="1"/>
+      <w:numFmt w:val="bullet"/>
+      <w:lvlText w:val=""/>
+      <w:lvlJc w:val="left"/>
+      <w:pPr>
+        <w:tabs>
+          <w:tab w:val="num" w:pos="5040"/>
+        </w:tabs>
+        <w:ind w:left="5040" w:hanging="360"/>
+      </w:pPr>
+      <w:rPr>
+        <w:rFonts w:ascii="Wingdings" w:hAnsi="Wingdings" w:hint="default"/>
+        <w:sz w:val="20"/>
+      </w:rPr>
+    </w:lvl>
+    <w:lvl w:ilvl="7" w:tentative="1">
+      <w:start w:val="1"/>
+      <w:numFmt w:val="bullet"/>
+      <w:lvlText w:val=""/>
+      <w:lvlJc w:val="left"/>
+      <w:pPr>
+        <w:tabs>
+          <w:tab w:val="num" w:pos="5760"/>
+        </w:tabs>
+        <w:ind w:left="5760" w:hanging="360"/>
+      </w:pPr>
+      <w:rPr>
+        <w:rFonts w:ascii="Wingdings" w:hAnsi="Wingdings" w:hint="default"/>
+        <w:sz w:val="20"/>
+      </w:rPr>
+    </w:lvl>
+    <w:lvl w:ilvl="8" w:tentative="1">
+      <w:start w:val="1"/>
+      <w:numFmt w:val="bullet"/>
+      <w:lvlText w:val=""/>
+      <w:lvlJc w:val="left"/>
+      <w:pPr>
+        <w:tabs>
+          <w:tab w:val="num" w:pos="6480"/>
+        </w:tabs>
+        <w:ind w:left="6480" w:hanging="360"/>
+      </w:pPr>
+      <w:rPr>
+        <w:rFonts w:ascii="Wingdings" w:hAnsi="Wingdings" w:hint="default"/>
+        <w:sz w:val="20"/>
+      </w:rPr>
+    </w:lvl>
+  </w:abstractNum>
+  <w:abstractNum w:abstractNumId="10" w15:restartNumberingAfterBreak="0">
+    <w:nsid w:val="63A74884"/>
+    <w:multiLevelType w:val="multilevel"/>
+    <w:tmpl w:val="5F801BD6"/>
+    <w:lvl w:ilvl="0">
+      <w:start w:val="1"/>
+      <w:numFmt w:val="bullet"/>
+      <w:lvlText w:val=""/>
+      <w:lvlJc w:val="left"/>
+      <w:pPr>
+        <w:tabs>
+          <w:tab w:val="num" w:pos="720"/>
+        </w:tabs>
+        <w:ind w:left="720" w:hanging="360"/>
+      </w:pPr>
+      <w:rPr>
+        <w:rFonts w:ascii="Symbol" w:hAnsi="Symbol" w:hint="default"/>
+        <w:sz w:val="20"/>
+      </w:rPr>
+    </w:lvl>
+    <w:lvl w:ilvl="1" w:tentative="1">
+      <w:start w:val="1"/>
+      <w:numFmt w:val="bullet"/>
+      <w:lvlText w:val="o"/>
+      <w:lvlJc w:val="left"/>
+      <w:pPr>
+        <w:tabs>
+          <w:tab w:val="num" w:pos="1440"/>
+        </w:tabs>
+        <w:ind w:left="1440" w:hanging="360"/>
+      </w:pPr>
+      <w:rPr>
+        <w:rFonts w:ascii="Courier New" w:hAnsi="Courier New" w:hint="default"/>
+        <w:sz w:val="20"/>
+      </w:rPr>
+    </w:lvl>
+    <w:lvl w:ilvl="2" w:tentative="1">
+      <w:start w:val="1"/>
+      <w:numFmt w:val="bullet"/>
+      <w:lvlText w:val=""/>
+      <w:lvlJc w:val="left"/>
+      <w:pPr>
+        <w:tabs>
+          <w:tab w:val="num" w:pos="2160"/>
+        </w:tabs>
+        <w:ind w:left="2160" w:hanging="360"/>
+      </w:pPr>
+      <w:rPr>
+        <w:rFonts w:ascii="Wingdings" w:hAnsi="Wingdings" w:hint="default"/>
+        <w:sz w:val="20"/>
+      </w:rPr>
+    </w:lvl>
+    <w:lvl w:ilvl="3" w:tentative="1">
+      <w:start w:val="1"/>
+      <w:numFmt w:val="bullet"/>
+      <w:lvlText w:val=""/>
+      <w:lvlJc w:val="left"/>
+      <w:pPr>
+        <w:tabs>
+          <w:tab w:val="num" w:pos="2880"/>
+        </w:tabs>
+        <w:ind w:left="2880" w:hanging="360"/>
+      </w:pPr>
+      <w:rPr>
+        <w:rFonts w:ascii="Wingdings" w:hAnsi="Wingdings" w:hint="default"/>
+        <w:sz w:val="20"/>
+      </w:rPr>
+    </w:lvl>
+    <w:lvl w:ilvl="4" w:tentative="1">
+      <w:start w:val="1"/>
+      <w:numFmt w:val="bullet"/>
+      <w:lvlText w:val=""/>
+      <w:lvlJc w:val="left"/>
+      <w:pPr>
+        <w:tabs>
+          <w:tab w:val="num" w:pos="3600"/>
+        </w:tabs>
+        <w:ind w:left="3600" w:hanging="360"/>
+      </w:pPr>
+      <w:rPr>
+        <w:rFonts w:ascii="Wingdings" w:hAnsi="Wingdings" w:hint="default"/>
+        <w:sz w:val="20"/>
+      </w:rPr>
+    </w:lvl>
+    <w:lvl w:ilvl="5" w:tentative="1">
+      <w:start w:val="1"/>
+      <w:numFmt w:val="bullet"/>
+      <w:lvlText w:val=""/>
+      <w:lvlJc w:val="left"/>
+      <w:pPr>
+        <w:tabs>
+          <w:tab w:val="num" w:pos="4320"/>
+        </w:tabs>
+        <w:ind w:left="4320" w:hanging="360"/>
+      </w:pPr>
+      <w:rPr>
+        <w:rFonts w:ascii="Wingdings" w:hAnsi="Wingdings" w:hint="default"/>
+        <w:sz w:val="20"/>
+      </w:rPr>
+    </w:lvl>
+    <w:lvl w:ilvl="6" w:tentative="1">
+      <w:start w:val="1"/>
+      <w:numFmt w:val="bullet"/>
+      <w:lvlText w:val=""/>
+      <w:lvlJc w:val="left"/>
+      <w:pPr>
+        <w:tabs>
+          <w:tab w:val="num" w:pos="5040"/>
+        </w:tabs>
+        <w:ind w:left="5040" w:hanging="360"/>
+      </w:pPr>
+      <w:rPr>
+        <w:rFonts w:ascii="Wingdings" w:hAnsi="Wingdings" w:hint="default"/>
+        <w:sz w:val="20"/>
+      </w:rPr>
+    </w:lvl>
+    <w:lvl w:ilvl="7" w:tentative="1">
+      <w:start w:val="1"/>
+      <w:numFmt w:val="bullet"/>
+      <w:lvlText w:val=""/>
+      <w:lvlJc w:val="left"/>
+      <w:pPr>
+        <w:tabs>
+          <w:tab w:val="num" w:pos="5760"/>
+        </w:tabs>
+        <w:ind w:left="5760" w:hanging="360"/>
+      </w:pPr>
+      <w:rPr>
+        <w:rFonts w:ascii="Wingdings" w:hAnsi="Wingdings" w:hint="default"/>
+        <w:sz w:val="20"/>
+      </w:rPr>
+    </w:lvl>
+    <w:lvl w:ilvl="8" w:tentative="1">
+      <w:start w:val="1"/>
+      <w:numFmt w:val="bullet"/>
+      <w:lvlText w:val=""/>
+      <w:lvlJc w:val="left"/>
+      <w:pPr>
+        <w:tabs>
+          <w:tab w:val="num" w:pos="6480"/>
+        </w:tabs>
+        <w:ind w:left="6480" w:hanging="360"/>
+      </w:pPr>
+      <w:rPr>
+        <w:rFonts w:ascii="Wingdings" w:hAnsi="Wingdings" w:hint="default"/>
+        <w:sz w:val="20"/>
+      </w:rPr>
+    </w:lvl>
+  </w:abstractNum>
+  <w:abstractNum w:abstractNumId="11" w15:restartNumberingAfterBreak="0">
+    <w:nsid w:val="7273667C"/>
+    <w:multiLevelType w:val="multilevel"/>
+    <w:tmpl w:val="D2BE54EC"/>
+    <w:lvl w:ilvl="0">
+      <w:start w:val="1"/>
+      <w:numFmt w:val="decimal"/>
+      <w:lvlText w:val="%1."/>
+      <w:lvlJc w:val="left"/>
+      <w:pPr>
+        <w:tabs>
+          <w:tab w:val="num" w:pos="720"/>
+        </w:tabs>
+        <w:ind w:left="720" w:hanging="360"/>
+      </w:pPr>
+    </w:lvl>
+    <w:lvl w:ilvl="1" w:tentative="1">
+      <w:start w:val="1"/>
+      <w:numFmt w:val="decimal"/>
+      <w:lvlText w:val="%2."/>
+      <w:lvlJc w:val="left"/>
+      <w:pPr>
+        <w:tabs>
+          <w:tab w:val="num" w:pos="1440"/>
+        </w:tabs>
+        <w:ind w:left="1440" w:hanging="360"/>
+      </w:pPr>
+    </w:lvl>
+    <w:lvl w:ilvl="2" w:tentative="1">
+      <w:start w:val="1"/>
+      <w:numFmt w:val="decimal"/>
+      <w:lvlText w:val="%3."/>
+      <w:lvlJc w:val="left"/>
+      <w:pPr>
+        <w:tabs>
+          <w:tab w:val="num" w:pos="2160"/>
+        </w:tabs>
+        <w:ind w:left="2160" w:hanging="360"/>
+      </w:pPr>
+    </w:lvl>
+    <w:lvl w:ilvl="3" w:tentative="1">
+      <w:start w:val="1"/>
+      <w:numFmt w:val="decimal"/>
+      <w:lvlText w:val="%4."/>
+      <w:lvlJc w:val="left"/>
+      <w:pPr>
+        <w:tabs>
+          <w:tab w:val="num" w:pos="2880"/>
+        </w:tabs>
+        <w:ind w:left="2880" w:hanging="360"/>
+      </w:pPr>
+    </w:lvl>
+    <w:lvl w:ilvl="4" w:tentative="1">
+      <w:start w:val="1"/>
+      <w:numFmt w:val="decimal"/>
+      <w:lvlText w:val="%5."/>
+      <w:lvlJc w:val="left"/>
+      <w:pPr>
+        <w:tabs>
+          <w:tab w:val="num" w:pos="3600"/>
+        </w:tabs>
+        <w:ind w:left="3600" w:hanging="360"/>
+      </w:pPr>
+    </w:lvl>
+    <w:lvl w:ilvl="5" w:tentative="1">
+      <w:start w:val="1"/>
+      <w:numFmt w:val="decimal"/>
+      <w:lvlText w:val="%6."/>
+      <w:lvlJc w:val="left"/>
+      <w:pPr>
+        <w:tabs>
+          <w:tab w:val="num" w:pos="4320"/>
+        </w:tabs>
+        <w:ind w:left="4320" w:hanging="360"/>
+      </w:pPr>
+    </w:lvl>
+    <w:lvl w:ilvl="6" w:tentative="1">
+      <w:start w:val="1"/>
+      <w:numFmt w:val="decimal"/>
+      <w:lvlText w:val="%7."/>
+      <w:lvlJc w:val="left"/>
+      <w:pPr>
+        <w:tabs>
+          <w:tab w:val="num" w:pos="5040"/>
+        </w:tabs>
+        <w:ind w:left="5040" w:hanging="360"/>
+      </w:pPr>
+    </w:lvl>
+    <w:lvl w:ilvl="7" w:tentative="1">
+      <w:start w:val="1"/>
+      <w:numFmt w:val="decimal"/>
+      <w:lvlText w:val="%8."/>
+      <w:lvlJc w:val="left"/>
+      <w:pPr>
+        <w:tabs>
+          <w:tab w:val="num" w:pos="5760"/>
+        </w:tabs>
+        <w:ind w:left="5760" w:hanging="360"/>
+      </w:pPr>
+    </w:lvl>
+    <w:lvl w:ilvl="8" w:tentative="1">
+      <w:start w:val="1"/>
+      <w:numFmt w:val="decimal"/>
+      <w:lvlText w:val="%9."/>
+      <w:lvlJc w:val="left"/>
+      <w:pPr>
+        <w:tabs>
+          <w:tab w:val="num" w:pos="6480"/>
+        </w:tabs>
+        <w:ind w:left="6480" w:hanging="360"/>
+      </w:pPr>
+    </w:lvl>
+  </w:abstractNum>
+  <w:abstractNum w:abstractNumId="12" w15:restartNumberingAfterBreak="0">
+    <w:nsid w:val="75BB47AD"/>
+    <w:multiLevelType w:val="multilevel"/>
+    <w:tmpl w:val="F42E393A"/>
+    <w:lvl w:ilvl="0">
+      <w:start w:val="1"/>
+      <w:numFmt w:val="bullet"/>
+      <w:lvlText w:val=""/>
+      <w:lvlJc w:val="left"/>
+      <w:pPr>
+        <w:tabs>
+          <w:tab w:val="num" w:pos="720"/>
+        </w:tabs>
+        <w:ind w:left="720" w:hanging="360"/>
+      </w:pPr>
+      <w:rPr>
+        <w:rFonts w:ascii="Symbol" w:hAnsi="Symbol" w:hint="default"/>
+        <w:sz w:val="20"/>
+      </w:rPr>
+    </w:lvl>
+    <w:lvl w:ilvl="1" w:tentative="1">
+      <w:start w:val="1"/>
+      <w:numFmt w:val="bullet"/>
+      <w:lvlText w:val="o"/>
+      <w:lvlJc w:val="left"/>
+      <w:pPr>
+        <w:tabs>
+          <w:tab w:val="num" w:pos="1440"/>
+        </w:tabs>
+        <w:ind w:left="1440" w:hanging="360"/>
+      </w:pPr>
+      <w:rPr>
+        <w:rFonts w:ascii="Courier New" w:hAnsi="Courier New" w:hint="default"/>
+        <w:sz w:val="20"/>
+      </w:rPr>
+    </w:lvl>
+    <w:lvl w:ilvl="2" w:tentative="1">
+      <w:start w:val="1"/>
+      <w:numFmt w:val="bullet"/>
+      <w:lvlText w:val=""/>
+      <w:lvlJc w:val="left"/>
+      <w:pPr>
+        <w:tabs>
+          <w:tab w:val="num" w:pos="2160"/>
+        </w:tabs>
+        <w:ind w:left="2160" w:hanging="360"/>
+      </w:pPr>
+      <w:rPr>
+        <w:rFonts w:ascii="Wingdings" w:hAnsi="Wingdings" w:hint="default"/>
+        <w:sz w:val="20"/>
+      </w:rPr>
+    </w:lvl>
+    <w:lvl w:ilvl="3" w:tentative="1">
+      <w:start w:val="1"/>
+      <w:numFmt w:val="bullet"/>
+      <w:lvlText w:val=""/>
+      <w:lvlJc w:val="left"/>
+      <w:pPr>
+        <w:tabs>
+          <w:tab w:val="num" w:pos="2880"/>
+        </w:tabs>
+        <w:ind w:left="2880" w:hanging="360"/>
+      </w:pPr>
+      <w:rPr>
+        <w:rFonts w:ascii="Wingdings" w:hAnsi="Wingdings" w:hint="default"/>
+        <w:sz w:val="20"/>
+      </w:rPr>
+    </w:lvl>
+    <w:lvl w:ilvl="4" w:tentative="1">
+      <w:start w:val="1"/>
+      <w:numFmt w:val="bullet"/>
+      <w:lvlText w:val=""/>
+      <w:lvlJc w:val="left"/>
+      <w:pPr>
+        <w:tabs>
+          <w:tab w:val="num" w:pos="3600"/>
+        </w:tabs>
+        <w:ind w:left="3600" w:hanging="360"/>
+      </w:pPr>
+      <w:rPr>
+        <w:rFonts w:ascii="Wingdings" w:hAnsi="Wingdings" w:hint="default"/>
+        <w:sz w:val="20"/>
+      </w:rPr>
+    </w:lvl>
+    <w:lvl w:ilvl="5" w:tentative="1">
+      <w:start w:val="1"/>
+      <w:numFmt w:val="bullet"/>
+      <w:lvlText w:val=""/>
+      <w:lvlJc w:val="left"/>
+      <w:pPr>
+        <w:tabs>
+          <w:tab w:val="num" w:pos="4320"/>
+        </w:tabs>
+        <w:ind w:left="4320" w:hanging="360"/>
+      </w:pPr>
+      <w:rPr>
+        <w:rFonts w:ascii="Wingdings" w:hAnsi="Wingdings" w:hint="default"/>
+        <w:sz w:val="20"/>
+      </w:rPr>
+    </w:lvl>
+    <w:lvl w:ilvl="6" w:tentative="1">
+      <w:start w:val="1"/>
+      <w:numFmt w:val="bullet"/>
+      <w:lvlText w:val=""/>
+      <w:lvlJc w:val="left"/>
+      <w:pPr>
+        <w:tabs>
+          <w:tab w:val="num" w:pos="5040"/>
+        </w:tabs>
+        <w:ind w:left="5040" w:hanging="360"/>
+      </w:pPr>
+      <w:rPr>
+        <w:rFonts w:ascii="Wingdings" w:hAnsi="Wingdings" w:hint="default"/>
+        <w:sz w:val="20"/>
+      </w:rPr>
+    </w:lvl>
+    <w:lvl w:ilvl="7" w:tentative="1">
+      <w:start w:val="1"/>
+      <w:numFmt w:val="bullet"/>
+      <w:lvlText w:val=""/>
+      <w:lvlJc w:val="left"/>
+      <w:pPr>
+        <w:tabs>
+          <w:tab w:val="num" w:pos="5760"/>
+        </w:tabs>
+        <w:ind w:left="5760" w:hanging="360"/>
+      </w:pPr>
+      <w:rPr>
+        <w:rFonts w:ascii="Wingdings" w:hAnsi="Wingdings" w:hint="default"/>
+        <w:sz w:val="20"/>
+      </w:rPr>
+    </w:lvl>
+    <w:lvl w:ilvl="8" w:tentative="1">
+      <w:start w:val="1"/>
+      <w:numFmt w:val="bullet"/>
+      <w:lvlText w:val=""/>
+      <w:lvlJc w:val="left"/>
+      <w:pPr>
+        <w:tabs>
+          <w:tab w:val="num" w:pos="6480"/>
+        </w:tabs>
+        <w:ind w:left="6480" w:hanging="360"/>
+      </w:pPr>
+      <w:rPr>
+        <w:rFonts w:ascii="Wingdings" w:hAnsi="Wingdings" w:hint="default"/>
+        <w:sz w:val="20"/>
+      </w:rPr>
+    </w:lvl>
+  </w:abstractNum>
+  <w:abstractNum w:abstractNumId="13" w15:restartNumberingAfterBreak="0">
+    <w:nsid w:val="7944713F"/>
+    <w:multiLevelType w:val="multilevel"/>
+    <w:tmpl w:val="BD865A9E"/>
+    <w:lvl w:ilvl="0">
+      <w:start w:val="1"/>
+      <w:numFmt w:val="decimal"/>
+      <w:lvlText w:val="%1."/>
+      <w:lvlJc w:val="left"/>
+      <w:pPr>
+        <w:tabs>
+          <w:tab w:val="num" w:pos="720"/>
+        </w:tabs>
+        <w:ind w:left="720" w:hanging="360"/>
+      </w:pPr>
+    </w:lvl>
+    <w:lvl w:ilvl="1" w:tentative="1">
+      <w:start w:val="1"/>
+      <w:numFmt w:val="decimal"/>
+      <w:lvlText w:val="%2."/>
+      <w:lvlJc w:val="left"/>
+      <w:pPr>
+        <w:tabs>
+          <w:tab w:val="num" w:pos="1440"/>
+        </w:tabs>
+        <w:ind w:left="1440" w:hanging="360"/>
+      </w:pPr>
+    </w:lvl>
+    <w:lvl w:ilvl="2" w:tentative="1">
+      <w:start w:val="1"/>
+      <w:numFmt w:val="decimal"/>
+      <w:lvlText w:val="%3."/>
+      <w:lvlJc w:val="left"/>
+      <w:pPr>
+        <w:tabs>
+          <w:tab w:val="num" w:pos="2160"/>
+        </w:tabs>
+        <w:ind w:left="2160" w:hanging="360"/>
+      </w:pPr>
+    </w:lvl>
+    <w:lvl w:ilvl="3" w:tentative="1">
+      <w:start w:val="1"/>
+      <w:numFmt w:val="decimal"/>
+      <w:lvlText w:val="%4."/>
+      <w:lvlJc w:val="left"/>
+      <w:pPr>
+        <w:tabs>
+          <w:tab w:val="num" w:pos="2880"/>
+        </w:tabs>
+        <w:ind w:left="2880" w:hanging="360"/>
+      </w:pPr>
+    </w:lvl>
+    <w:lvl w:ilvl="4" w:tentative="1">
+      <w:start w:val="1"/>
+      <w:numFmt w:val="decimal"/>
+      <w:lvlText w:val="%5."/>
+      <w:lvlJc w:val="left"/>
+      <w:pPr>
+        <w:tabs>
+          <w:tab w:val="num" w:pos="3600"/>
+        </w:tabs>
+        <w:ind w:left="3600" w:hanging="360"/>
+      </w:pPr>
+    </w:lvl>
+    <w:lvl w:ilvl="5" w:tentative="1">
+      <w:start w:val="1"/>
+      <w:numFmt w:val="decimal"/>
+      <w:lvlText w:val="%6."/>
+      <w:lvlJc w:val="left"/>
+      <w:pPr>
+        <w:tabs>
+          <w:tab w:val="num" w:pos="4320"/>
+        </w:tabs>
+        <w:ind w:left="4320" w:hanging="360"/>
+      </w:pPr>
+    </w:lvl>
+    <w:lvl w:ilvl="6" w:tentative="1">
+      <w:start w:val="1"/>
+      <w:numFmt w:val="decimal"/>
+      <w:lvlText w:val="%7."/>
+      <w:lvlJc w:val="left"/>
+      <w:pPr>
+        <w:tabs>
+          <w:tab w:val="num" w:pos="5040"/>
+        </w:tabs>
+        <w:ind w:left="5040" w:hanging="360"/>
+      </w:pPr>
+    </w:lvl>
+    <w:lvl w:ilvl="7" w:tentative="1">
+      <w:start w:val="1"/>
+      <w:numFmt w:val="decimal"/>
+      <w:lvlText w:val="%8."/>
+      <w:lvlJc w:val="left"/>
+      <w:pPr>
+        <w:tabs>
+          <w:tab w:val="num" w:pos="5760"/>
+        </w:tabs>
+        <w:ind w:left="5760" w:hanging="360"/>
+      </w:pPr>
+    </w:lvl>
+    <w:lvl w:ilvl="8" w:tentative="1">
+      <w:start w:val="1"/>
+      <w:numFmt w:val="decimal"/>
+      <w:lvlText w:val="%9."/>
+      <w:lvlJc w:val="left"/>
+      <w:pPr>
+        <w:tabs>
+          <w:tab w:val="num" w:pos="6480"/>
+        </w:tabs>
+        <w:ind w:left="6480" w:hanging="360"/>
+      </w:pPr>
+    </w:lvl>
+  </w:abstractNum>
+  <w:abstractNum w:abstractNumId="14" w15:restartNumberingAfterBreak="0">
+    <w:nsid w:val="7C981D7E"/>
+    <w:multiLevelType w:val="multilevel"/>
+    <w:tmpl w:val="3FD651BE"/>
+    <w:lvl w:ilvl="0">
+      <w:start w:val="1"/>
+      <w:numFmt w:val="bullet"/>
+      <w:lvlText w:val=""/>
+      <w:lvlJc w:val="left"/>
+      <w:pPr>
+        <w:tabs>
+          <w:tab w:val="num" w:pos="720"/>
+        </w:tabs>
+        <w:ind w:left="720" w:hanging="360"/>
+      </w:pPr>
+      <w:rPr>
+        <w:rFonts w:ascii="Symbol" w:hAnsi="Symbol" w:hint="default"/>
+        <w:sz w:val="20"/>
+      </w:rPr>
+    </w:lvl>
+    <w:lvl w:ilvl="1" w:tentative="1">
+      <w:start w:val="1"/>
+      <w:numFmt w:val="bullet"/>
+      <w:lvlText w:val="o"/>
+      <w:lvlJc w:val="left"/>
+      <w:pPr>
+        <w:tabs>
+          <w:tab w:val="num" w:pos="1440"/>
+        </w:tabs>
+        <w:ind w:left="1440" w:hanging="360"/>
+      </w:pPr>
+      <w:rPr>
+        <w:rFonts w:ascii="Courier New" w:hAnsi="Courier New" w:hint="default"/>
+        <w:sz w:val="20"/>
+      </w:rPr>
+    </w:lvl>
+    <w:lvl w:ilvl="2" w:tentative="1">
+      <w:start w:val="1"/>
+      <w:numFmt w:val="bullet"/>
+      <w:lvlText w:val=""/>
+      <w:lvlJc w:val="left"/>
+      <w:pPr>
+        <w:tabs>
+          <w:tab w:val="num" w:pos="2160"/>
+        </w:tabs>
+        <w:ind w:left="2160" w:hanging="360"/>
+      </w:pPr>
+      <w:rPr>
+        <w:rFonts w:ascii="Wingdings" w:hAnsi="Wingdings" w:hint="default"/>
+        <w:sz w:val="20"/>
+      </w:rPr>
+    </w:lvl>
+    <w:lvl w:ilvl="3" w:tentative="1">
+      <w:start w:val="1"/>
+      <w:numFmt w:val="bullet"/>
+      <w:lvlText w:val=""/>
+      <w:lvlJc w:val="left"/>
+      <w:pPr>
+        <w:tabs>
+          <w:tab w:val="num" w:pos="2880"/>
+        </w:tabs>
+        <w:ind w:left="2880" w:hanging="360"/>
+      </w:pPr>
+      <w:rPr>
+        <w:rFonts w:ascii="Wingdings" w:hAnsi="Wingdings" w:hint="default"/>
+        <w:sz w:val="20"/>
+      </w:rPr>
+    </w:lvl>
+    <w:lvl w:ilvl="4" w:tentative="1">
+      <w:start w:val="1"/>
+      <w:numFmt w:val="bullet"/>
+      <w:lvlText w:val=""/>
+      <w:lvlJc w:val="left"/>
+      <w:pPr>
+        <w:tabs>
+          <w:tab w:val="num" w:pos="3600"/>
+        </w:tabs>
+        <w:ind w:left="3600" w:hanging="360"/>
+      </w:pPr>
+      <w:rPr>
+        <w:rFonts w:ascii="Wingdings" w:hAnsi="Wingdings" w:hint="default"/>
+        <w:sz w:val="20"/>
+      </w:rPr>
+    </w:lvl>
+    <w:lvl w:ilvl="5" w:tentative="1">
+      <w:start w:val="1"/>
+      <w:numFmt w:val="bullet"/>
+      <w:lvlText w:val=""/>
+      <w:lvlJc w:val="left"/>
+      <w:pPr>
+        <w:tabs>
+          <w:tab w:val="num" w:pos="4320"/>
+        </w:tabs>
+        <w:ind w:left="4320" w:hanging="360"/>
+      </w:pPr>
+      <w:rPr>
+        <w:rFonts w:ascii="Wingdings" w:hAnsi="Wingdings" w:hint="default"/>
+        <w:sz w:val="20"/>
+      </w:rPr>
+    </w:lvl>
+    <w:lvl w:ilvl="6" w:tentative="1">
+      <w:start w:val="1"/>
+      <w:numFmt w:val="bullet"/>
+      <w:lvlText w:val=""/>
+      <w:lvlJc w:val="left"/>
+      <w:pPr>
+        <w:tabs>
+          <w:tab w:val="num" w:pos="5040"/>
+        </w:tabs>
+        <w:ind w:left="5040" w:hanging="360"/>
+      </w:pPr>
+      <w:rPr>
+        <w:rFonts w:ascii="Wingdings" w:hAnsi="Wingdings" w:hint="default"/>
+        <w:sz w:val="20"/>
+      </w:rPr>
+    </w:lvl>
+    <w:lvl w:ilvl="7" w:tentative="1">
+      <w:start w:val="1"/>
+      <w:numFmt w:val="bullet"/>
+      <w:lvlText w:val=""/>
+      <w:lvlJc w:val="left"/>
+      <w:pPr>
+        <w:tabs>
+          <w:tab w:val="num" w:pos="5760"/>
+        </w:tabs>
+        <w:ind w:left="5760" w:hanging="360"/>
+      </w:pPr>
+      <w:rPr>
+        <w:rFonts w:ascii="Wingdings" w:hAnsi="Wingdings" w:hint="default"/>
+        <w:sz w:val="20"/>
+      </w:rPr>
+    </w:lvl>
+    <w:lvl w:ilvl="8" w:tentative="1">
+      <w:start w:val="1"/>
+      <w:numFmt w:val="bullet"/>
+      <w:lvlText w:val=""/>
+      <w:lvlJc w:val="left"/>
+      <w:pPr>
+        <w:tabs>
+          <w:tab w:val="num" w:pos="6480"/>
+        </w:tabs>
+        <w:ind w:left="6480" w:hanging="360"/>
+      </w:pPr>
+      <w:rPr>
+        <w:rFonts w:ascii="Wingdings" w:hAnsi="Wingdings" w:hint="default"/>
+        <w:sz w:val="20"/>
+      </w:rPr>
+    </w:lvl>
+  </w:abstractNum>
   <w:num w:numId="1">
+    <w:abstractNumId w:val="10"/>
+  </w:num>
+  <w:num w:numId="2">
+    <w:abstractNumId w:val="8"/>
+  </w:num>
+  <w:num w:numId="3">
+    <w:abstractNumId w:val="4"/>
+  </w:num>
+  <w:num w:numId="4">
     <w:abstractNumId w:val="6"/>
   </w:num>
-  <w:num w:numId="2">
-    <w:abstractNumId w:val="4"/>
-  </w:num>
-  <w:num w:numId="3">
+  <w:num w:numId="5">
     <w:abstractNumId w:val="1"/>
   </w:num>
-  <w:num w:numId="4">
+  <w:num w:numId="6">
+    <w:abstractNumId w:val="5"/>
+  </w:num>
+  <w:num w:numId="7">
+    <w:abstractNumId w:val="9"/>
+  </w:num>
+  <w:num w:numId="8">
+    <w:abstractNumId w:val="12"/>
+  </w:num>
+  <w:num w:numId="9">
+    <w:abstractNumId w:val="11"/>
+  </w:num>
+  <w:num w:numId="10">
+    <w:abstractNumId w:val="14"/>
+  </w:num>
+  <w:num w:numId="11">
+    <w:abstractNumId w:val="13"/>
+  </w:num>
+  <w:num w:numId="12">
     <w:abstractNumId w:val="3"/>
   </w:num>
-  <w:num w:numId="5">
+  <w:num w:numId="13">
+    <w:abstractNumId w:val="7"/>
+  </w:num>
+  <w:num w:numId="14">
     <w:abstractNumId w:val="0"/>
   </w:num>
-  <w:num w:numId="6">
+  <w:num w:numId="15">
     <w:abstractNumId w:val="2"/>
-  </w:num>
-  <w:num w:numId="7">
-    <w:abstractNumId w:val="5"/>
-  </w:num>
-  <w:num w:numId="8">
-    <w:abstractNumId w:val="8"/>
-  </w:num>
-  <w:num w:numId="9">
-    <w:abstractNumId w:val="7"/>
   </w:num>
 </w:numbering>
 </file>
@@ -16723,6 +21476,56 @@
     <w:uiPriority w:val="99"/>
     <w:rsid w:val="009F70D8"/>
   </w:style>
+  <w:style w:type="character" w:customStyle="1" w:styleId="math-inline">
+    <w:name w:val="math-inline"/>
+    <w:basedOn w:val="DefaultParagraphFont"/>
+    <w:rsid w:val="006F3046"/>
+  </w:style>
+  <w:style w:type="character" w:customStyle="1" w:styleId="ng-tns-c3943669687-283">
+    <w:name w:val="ng-tns-c3943669687-283"/>
+    <w:basedOn w:val="DefaultParagraphFont"/>
+    <w:rsid w:val="006F3046"/>
+  </w:style>
+  <w:style w:type="character" w:customStyle="1" w:styleId="hljs-function">
+    <w:name w:val="hljs-function"/>
+    <w:basedOn w:val="DefaultParagraphFont"/>
+    <w:rsid w:val="006F3046"/>
+  </w:style>
+  <w:style w:type="character" w:customStyle="1" w:styleId="hljs-keyword">
+    <w:name w:val="hljs-keyword"/>
+    <w:basedOn w:val="DefaultParagraphFont"/>
+    <w:rsid w:val="006F3046"/>
+  </w:style>
+  <w:style w:type="character" w:customStyle="1" w:styleId="hljs-title">
+    <w:name w:val="hljs-title"/>
+    <w:basedOn w:val="DefaultParagraphFont"/>
+    <w:rsid w:val="006F3046"/>
+  </w:style>
+  <w:style w:type="character" w:customStyle="1" w:styleId="hljs-params">
+    <w:name w:val="hljs-params"/>
+    <w:basedOn w:val="DefaultParagraphFont"/>
+    <w:rsid w:val="006F3046"/>
+  </w:style>
+  <w:style w:type="character" w:customStyle="1" w:styleId="ng-tns-c3943669687-284">
+    <w:name w:val="ng-tns-c3943669687-284"/>
+    <w:basedOn w:val="DefaultParagraphFont"/>
+    <w:rsid w:val="006F3046"/>
+  </w:style>
+  <w:style w:type="character" w:customStyle="1" w:styleId="hljs-comment">
+    <w:name w:val="hljs-comment"/>
+    <w:basedOn w:val="DefaultParagraphFont"/>
+    <w:rsid w:val="006F3046"/>
+  </w:style>
+  <w:style w:type="character" w:customStyle="1" w:styleId="ng-tns-c3943669687-285">
+    <w:name w:val="ng-tns-c3943669687-285"/>
+    <w:basedOn w:val="DefaultParagraphFont"/>
+    <w:rsid w:val="006F3046"/>
+  </w:style>
+  <w:style w:type="character" w:customStyle="1" w:styleId="hljs-number">
+    <w:name w:val="hljs-number"/>
+    <w:basedOn w:val="DefaultParagraphFont"/>
+    <w:rsid w:val="006F3046"/>
+  </w:style>
 </w:styles>
 </file>
 
